--- a/docs/Rust.docx
+++ b/docs/Rust.docx
@@ -16,7 +16,7 @@
       </w:r>
     </w:p>
     <w:p>
-      <w:hyperlink r:id="rId5" w:history="1">
+      <w:hyperlink r:id="rId6" w:history="1">
         <w:r>
           <w:rPr>
             <w:rStyle w:val="Hyperlink"/>
@@ -31,7 +31,7 @@
       </w:r>
     </w:p>
     <w:p>
-      <w:hyperlink r:id="rId6" w:history="1">
+      <w:hyperlink r:id="rId7" w:history="1">
         <w:r>
           <w:rPr>
             <w:rStyle w:val="Hyperlink"/>
@@ -54,6 +54,7 @@
         <w:t xml:space="preserve">cargo </w:t>
       </w:r>
       <w:proofErr w:type="spellStart"/>
+      <w:proofErr w:type="gramStart"/>
       <w:r>
         <w:rPr>
           <w:color w:val="4C94D8" w:themeColor="text2" w:themeTint="80"/>
@@ -65,7 +66,14 @@
         <w:rPr>
           <w:color w:val="4C94D8" w:themeColor="text2" w:themeTint="80"/>
         </w:rPr>
-        <w:t xml:space="preserve"> : </w:t>
+        <w:t xml:space="preserve"> :</w:t>
+      </w:r>
+      <w:proofErr w:type="gramEnd"/>
+      <w:r>
+        <w:rPr>
+          <w:color w:val="4C94D8" w:themeColor="text2" w:themeTint="80"/>
+        </w:rPr>
+        <w:t xml:space="preserve"> </w:t>
       </w:r>
       <w:r>
         <w:rPr>
@@ -128,6 +136,7 @@
         </w:rPr>
       </w:pPr>
       <w:proofErr w:type="spellStart"/>
+      <w:proofErr w:type="gramStart"/>
       <w:r>
         <w:rPr>
           <w:color w:val="000000" w:themeColor="text1"/>
@@ -139,7 +148,21 @@
         <w:rPr>
           <w:color w:val="000000" w:themeColor="text1"/>
         </w:rPr>
-        <w:t>!(“{}”),</w:t>
+        <w:t>!(</w:t>
+      </w:r>
+      <w:proofErr w:type="gramEnd"/>
+      <w:r>
+        <w:rPr>
+          <w:color w:val="000000" w:themeColor="text1"/>
+        </w:rPr>
+        <w:t>“{}”</w:t>
+      </w:r>
+      <w:proofErr w:type="gramStart"/>
+      <w:r>
+        <w:rPr>
+          <w:color w:val="000000" w:themeColor="text1"/>
+        </w:rPr>
+        <w:t>),</w:t>
       </w:r>
       <w:proofErr w:type="spellStart"/>
       <w:r>
@@ -149,11 +172,19 @@
         <w:t>ans</w:t>
       </w:r>
       <w:proofErr w:type="spellEnd"/>
-      <w:r>
-        <w:rPr>
-          <w:color w:val="000000" w:themeColor="text1"/>
-        </w:rPr>
-        <w:t>) which is similar to print(“%d”,</w:t>
+      <w:proofErr w:type="gramEnd"/>
+      <w:r>
+        <w:rPr>
+          <w:color w:val="000000" w:themeColor="text1"/>
+        </w:rPr>
+        <w:t>) which is similar to print(“%d</w:t>
+      </w:r>
+      <w:proofErr w:type="gramStart"/>
+      <w:r>
+        <w:rPr>
+          <w:color w:val="000000" w:themeColor="text1"/>
+        </w:rPr>
+        <w:t>”,</w:t>
       </w:r>
       <w:proofErr w:type="spellStart"/>
       <w:r>
@@ -163,6 +194,7 @@
         <w:t>ans</w:t>
       </w:r>
       <w:proofErr w:type="spellEnd"/>
+      <w:proofErr w:type="gramEnd"/>
       <w:r>
         <w:rPr>
           <w:color w:val="000000" w:themeColor="text1"/>
@@ -190,11 +222,33 @@
           <w:color w:val="000000" w:themeColor="text1"/>
         </w:rPr>
       </w:pPr>
-      <w:r>
-        <w:rPr>
-          <w:color w:val="000000" w:themeColor="text1"/>
-        </w:rPr>
-        <w:t>So in python , print(</w:t>
+      <w:proofErr w:type="gramStart"/>
+      <w:r>
+        <w:rPr>
+          <w:color w:val="000000" w:themeColor="text1"/>
+        </w:rPr>
+        <w:t>So</w:t>
+      </w:r>
+      <w:proofErr w:type="gramEnd"/>
+      <w:r>
+        <w:rPr>
+          <w:color w:val="000000" w:themeColor="text1"/>
+        </w:rPr>
+        <w:t xml:space="preserve"> in </w:t>
+      </w:r>
+      <w:proofErr w:type="gramStart"/>
+      <w:r>
+        <w:rPr>
+          <w:color w:val="000000" w:themeColor="text1"/>
+        </w:rPr>
+        <w:t>python ,</w:t>
+      </w:r>
+      <w:proofErr w:type="gramEnd"/>
+      <w:r>
+        <w:rPr>
+          <w:color w:val="000000" w:themeColor="text1"/>
+        </w:rPr>
+        <w:t xml:space="preserve"> print(</w:t>
       </w:r>
       <w:proofErr w:type="spellStart"/>
       <w:r>
@@ -210,6 +264,8410 @@
         </w:rPr>
         <w:t>)</w:t>
       </w:r>
+    </w:p>
+    <w:p>
+      <w:pPr>
+        <w:rPr>
+          <w:color w:val="000000" w:themeColor="text1"/>
+        </w:rPr>
+      </w:pPr>
+    </w:p>
+    <w:p>
+      <w:pPr>
+        <w:rPr>
+          <w:color w:val="000000" w:themeColor="text1"/>
+        </w:rPr>
+      </w:pPr>
+      <w:r>
+        <w:rPr>
+          <w:color w:val="000000" w:themeColor="text1"/>
+        </w:rPr>
+        <w:t>[package]</w:t>
+      </w:r>
+    </w:p>
+    <w:p>
+      <w:pPr>
+        <w:rPr>
+          <w:color w:val="000000" w:themeColor="text1"/>
+        </w:rPr>
+      </w:pPr>
+      <w:r>
+        <w:rPr>
+          <w:color w:val="000000" w:themeColor="text1"/>
+        </w:rPr>
+        <w:t>name = "Rust"</w:t>
+      </w:r>
+    </w:p>
+    <w:p>
+      <w:pPr>
+        <w:rPr>
+          <w:color w:val="000000" w:themeColor="text1"/>
+        </w:rPr>
+      </w:pPr>
+      <w:r>
+        <w:rPr>
+          <w:color w:val="000000" w:themeColor="text1"/>
+        </w:rPr>
+        <w:t>version = "0.1.0"</w:t>
+      </w:r>
+    </w:p>
+    <w:p>
+      <w:pPr>
+        <w:rPr>
+          <w:color w:val="000000" w:themeColor="text1"/>
+        </w:rPr>
+      </w:pPr>
+      <w:r>
+        <w:rPr>
+          <w:color w:val="000000" w:themeColor="text1"/>
+        </w:rPr>
+        <w:t>edition = "2024"</w:t>
+      </w:r>
+    </w:p>
+    <w:p>
+      <w:pPr>
+        <w:rPr>
+          <w:color w:val="000000" w:themeColor="text1"/>
+        </w:rPr>
+      </w:pPr>
+    </w:p>
+    <w:p>
+      <w:pPr>
+        <w:rPr>
+          <w:color w:val="000000" w:themeColor="text1"/>
+        </w:rPr>
+      </w:pPr>
+      <w:r>
+        <w:rPr>
+          <w:color w:val="000000" w:themeColor="text1"/>
+        </w:rPr>
+        <w:t>[dependencies]</w:t>
+      </w:r>
+    </w:p>
+    <w:p>
+      <w:pPr>
+        <w:rPr>
+          <w:color w:val="000000" w:themeColor="text1"/>
+        </w:rPr>
+      </w:pPr>
+      <w:r>
+        <w:rPr>
+          <w:color w:val="000000" w:themeColor="text1"/>
+        </w:rPr>
+        <w:t>[[bin]]</w:t>
+      </w:r>
+    </w:p>
+    <w:p>
+      <w:pPr>
+        <w:rPr>
+          <w:color w:val="000000" w:themeColor="text1"/>
+        </w:rPr>
+      </w:pPr>
+      <w:r>
+        <w:rPr>
+          <w:color w:val="000000" w:themeColor="text1"/>
+        </w:rPr>
+        <w:t>name = "borrow"</w:t>
+      </w:r>
+    </w:p>
+    <w:p>
+      <w:pPr>
+        <w:rPr>
+          <w:color w:val="000000" w:themeColor="text1"/>
+        </w:rPr>
+      </w:pPr>
+      <w:r>
+        <w:rPr>
+          <w:color w:val="000000" w:themeColor="text1"/>
+        </w:rPr>
+        <w:t>path = "</w:t>
+      </w:r>
+      <w:proofErr w:type="spellStart"/>
+      <w:r>
+        <w:rPr>
+          <w:color w:val="000000" w:themeColor="text1"/>
+        </w:rPr>
+        <w:t>src</w:t>
+      </w:r>
+      <w:proofErr w:type="spellEnd"/>
+      <w:r>
+        <w:rPr>
+          <w:color w:val="000000" w:themeColor="text1"/>
+        </w:rPr>
+        <w:t>/borrow.rs"</w:t>
+      </w:r>
+    </w:p>
+    <w:p>
+      <w:pPr>
+        <w:rPr>
+          <w:color w:val="000000" w:themeColor="text1"/>
+        </w:rPr>
+      </w:pPr>
+      <w:r>
+        <w:rPr>
+          <w:color w:val="000000" w:themeColor="text1"/>
+        </w:rPr>
+        <w:t>[[bin]]</w:t>
+      </w:r>
+    </w:p>
+    <w:p>
+      <w:pPr>
+        <w:rPr>
+          <w:color w:val="000000" w:themeColor="text1"/>
+        </w:rPr>
+      </w:pPr>
+      <w:r>
+        <w:rPr>
+          <w:color w:val="000000" w:themeColor="text1"/>
+        </w:rPr>
+        <w:t>name = "rectangle"</w:t>
+      </w:r>
+    </w:p>
+    <w:p>
+      <w:pPr>
+        <w:rPr>
+          <w:color w:val="000000" w:themeColor="text1"/>
+        </w:rPr>
+      </w:pPr>
+      <w:r>
+        <w:rPr>
+          <w:color w:val="000000" w:themeColor="text1"/>
+        </w:rPr>
+        <w:t>path = "</w:t>
+      </w:r>
+      <w:proofErr w:type="spellStart"/>
+      <w:r>
+        <w:rPr>
+          <w:color w:val="000000" w:themeColor="text1"/>
+        </w:rPr>
+        <w:t>src</w:t>
+      </w:r>
+      <w:proofErr w:type="spellEnd"/>
+      <w:r>
+        <w:rPr>
+          <w:color w:val="000000" w:themeColor="text1"/>
+        </w:rPr>
+        <w:t>/rectangle.rs"</w:t>
+      </w:r>
+    </w:p>
+    <w:p>
+      <w:pPr>
+        <w:rPr>
+          <w:color w:val="000000" w:themeColor="text1"/>
+        </w:rPr>
+      </w:pPr>
+      <w:r>
+        <w:rPr>
+          <w:color w:val="000000" w:themeColor="text1"/>
+        </w:rPr>
+        <w:t>[[bin]]</w:t>
+      </w:r>
+    </w:p>
+    <w:p>
+      <w:pPr>
+        <w:rPr>
+          <w:color w:val="000000" w:themeColor="text1"/>
+        </w:rPr>
+      </w:pPr>
+      <w:r>
+        <w:rPr>
+          <w:color w:val="000000" w:themeColor="text1"/>
+        </w:rPr>
+        <w:t>name = "</w:t>
+      </w:r>
+      <w:proofErr w:type="spellStart"/>
+      <w:r>
+        <w:rPr>
+          <w:color w:val="000000" w:themeColor="text1"/>
+        </w:rPr>
+        <w:t>enum</w:t>
+      </w:r>
+      <w:proofErr w:type="spellEnd"/>
+      <w:r>
+        <w:rPr>
+          <w:color w:val="000000" w:themeColor="text1"/>
+        </w:rPr>
+        <w:t>"</w:t>
+      </w:r>
+    </w:p>
+    <w:p>
+      <w:pPr>
+        <w:rPr>
+          <w:color w:val="000000" w:themeColor="text1"/>
+        </w:rPr>
+      </w:pPr>
+      <w:r>
+        <w:rPr>
+          <w:color w:val="000000" w:themeColor="text1"/>
+        </w:rPr>
+        <w:lastRenderedPageBreak/>
+        <w:t>path = "</w:t>
+      </w:r>
+      <w:proofErr w:type="spellStart"/>
+      <w:r>
+        <w:rPr>
+          <w:color w:val="000000" w:themeColor="text1"/>
+        </w:rPr>
+        <w:t>src</w:t>
+      </w:r>
+      <w:proofErr w:type="spellEnd"/>
+      <w:r>
+        <w:rPr>
+          <w:color w:val="000000" w:themeColor="text1"/>
+        </w:rPr>
+        <w:t>/enum.rs"</w:t>
+      </w:r>
+    </w:p>
+    <w:p>
+      <w:pPr>
+        <w:rPr>
+          <w:color w:val="000000" w:themeColor="text1"/>
+        </w:rPr>
+      </w:pPr>
+      <w:r>
+        <w:rPr>
+          <w:color w:val="000000" w:themeColor="text1"/>
+        </w:rPr>
+        <w:t>[[bin]]</w:t>
+      </w:r>
+    </w:p>
+    <w:p>
+      <w:pPr>
+        <w:rPr>
+          <w:color w:val="000000" w:themeColor="text1"/>
+        </w:rPr>
+      </w:pPr>
+      <w:r>
+        <w:rPr>
+          <w:color w:val="000000" w:themeColor="text1"/>
+        </w:rPr>
+        <w:t>name = "enum2"</w:t>
+      </w:r>
+    </w:p>
+    <w:p>
+      <w:pPr>
+        <w:rPr>
+          <w:color w:val="000000" w:themeColor="text1"/>
+        </w:rPr>
+      </w:pPr>
+      <w:r>
+        <w:rPr>
+          <w:color w:val="000000" w:themeColor="text1"/>
+        </w:rPr>
+        <w:t>path = "</w:t>
+      </w:r>
+      <w:proofErr w:type="spellStart"/>
+      <w:r>
+        <w:rPr>
+          <w:color w:val="000000" w:themeColor="text1"/>
+        </w:rPr>
+        <w:t>src</w:t>
+      </w:r>
+      <w:proofErr w:type="spellEnd"/>
+      <w:r>
+        <w:rPr>
+          <w:color w:val="000000" w:themeColor="text1"/>
+        </w:rPr>
+        <w:t>/enum2.rs"</w:t>
+      </w:r>
+    </w:p>
+    <w:p>
+      <w:pPr>
+        <w:rPr>
+          <w:color w:val="000000" w:themeColor="text1"/>
+        </w:rPr>
+      </w:pPr>
+      <w:r>
+        <w:rPr>
+          <w:color w:val="000000" w:themeColor="text1"/>
+        </w:rPr>
+        <w:t>[[bin]]</w:t>
+      </w:r>
+    </w:p>
+    <w:p>
+      <w:pPr>
+        <w:rPr>
+          <w:color w:val="000000" w:themeColor="text1"/>
+        </w:rPr>
+      </w:pPr>
+      <w:r>
+        <w:rPr>
+          <w:color w:val="000000" w:themeColor="text1"/>
+        </w:rPr>
+        <w:t>name = "string"</w:t>
+      </w:r>
+    </w:p>
+    <w:p>
+      <w:pPr>
+        <w:rPr>
+          <w:color w:val="000000" w:themeColor="text1"/>
+        </w:rPr>
+      </w:pPr>
+      <w:r>
+        <w:rPr>
+          <w:color w:val="000000" w:themeColor="text1"/>
+        </w:rPr>
+        <w:t>path = "</w:t>
+      </w:r>
+      <w:proofErr w:type="spellStart"/>
+      <w:r>
+        <w:rPr>
+          <w:color w:val="000000" w:themeColor="text1"/>
+        </w:rPr>
+        <w:t>src</w:t>
+      </w:r>
+      <w:proofErr w:type="spellEnd"/>
+      <w:r>
+        <w:rPr>
+          <w:color w:val="000000" w:themeColor="text1"/>
+        </w:rPr>
+        <w:t>/string.rs"</w:t>
+      </w:r>
+    </w:p>
+    <w:p>
+      <w:pPr>
+        <w:rPr>
+          <w:color w:val="000000" w:themeColor="text1"/>
+        </w:rPr>
+      </w:pPr>
+    </w:p>
+    <w:p>
+      <w:pPr>
+        <w:pStyle w:val="ListParagraph"/>
+        <w:numPr>
+          <w:ilvl w:val="0"/>
+          <w:numId w:val="1"/>
+        </w:numPr>
+        <w:rPr>
+          <w:color w:val="000000" w:themeColor="text1"/>
+        </w:rPr>
+      </w:pPr>
+      <w:r>
+        <w:rPr>
+          <w:color w:val="000000" w:themeColor="text1"/>
+        </w:rPr>
+        <w:t xml:space="preserve">Variables </w:t>
+      </w:r>
+    </w:p>
+    <w:p>
+      <w:pPr>
+        <w:pStyle w:val="ListParagraph"/>
+        <w:rPr>
+          <w:color w:val="000000" w:themeColor="text1"/>
+        </w:rPr>
+      </w:pPr>
+      <w:r>
+        <w:rPr>
+          <w:color w:val="000000" w:themeColor="text1"/>
+        </w:rPr>
+        <w:t xml:space="preserve">Variables are immutable by defaults. </w:t>
+      </w:r>
+    </w:p>
+    <w:p>
+      <w:pPr>
+        <w:pStyle w:val="ListParagraph"/>
+        <w:rPr>
+          <w:color w:val="000000" w:themeColor="text1"/>
+        </w:rPr>
+      </w:pPr>
+      <w:r>
+        <w:rPr>
+          <w:color w:val="000000" w:themeColor="text1"/>
+        </w:rPr>
+        <w:t xml:space="preserve">Use </w:t>
+      </w:r>
+      <w:r>
+        <w:rPr>
+          <w:b/>
+          <w:bCs/>
+          <w:color w:val="000000" w:themeColor="text1"/>
+        </w:rPr>
+        <w:t>mut</w:t>
+      </w:r>
+      <w:r>
+        <w:rPr>
+          <w:b/>
+          <w:bCs/>
+          <w:color w:val="000000" w:themeColor="text1"/>
+        </w:rPr>
+        <w:t xml:space="preserve"> </w:t>
+      </w:r>
+      <w:r>
+        <w:rPr>
+          <w:color w:val="000000" w:themeColor="text1"/>
+        </w:rPr>
+        <w:t>for change to mutable</w:t>
+      </w:r>
+    </w:p>
+    <w:p>
+      <w:pPr>
+        <w:rPr>
+          <w:color w:val="000000" w:themeColor="text1"/>
+        </w:rPr>
+      </w:pPr>
+      <w:proofErr w:type="spellStart"/>
+      <w:r>
+        <w:rPr>
+          <w:color w:val="000000" w:themeColor="text1"/>
+        </w:rPr>
+        <w:t>fn</w:t>
+      </w:r>
+      <w:proofErr w:type="spellEnd"/>
+      <w:r>
+        <w:rPr>
+          <w:color w:val="000000" w:themeColor="text1"/>
+        </w:rPr>
+        <w:t xml:space="preserve"> </w:t>
+      </w:r>
+      <w:proofErr w:type="gramStart"/>
+      <w:r>
+        <w:rPr>
+          <w:color w:val="000000" w:themeColor="text1"/>
+        </w:rPr>
+        <w:t>main(</w:t>
+      </w:r>
+      <w:proofErr w:type="gramEnd"/>
+      <w:r>
+        <w:rPr>
+          <w:color w:val="000000" w:themeColor="text1"/>
+        </w:rPr>
+        <w:t>) {</w:t>
+      </w:r>
+    </w:p>
+    <w:p>
+      <w:pPr>
+        <w:rPr>
+          <w:color w:val="000000" w:themeColor="text1"/>
+        </w:rPr>
+      </w:pPr>
+      <w:r>
+        <w:rPr>
+          <w:color w:val="000000" w:themeColor="text1"/>
+        </w:rPr>
+        <w:t xml:space="preserve">    let x = 5;</w:t>
+      </w:r>
+    </w:p>
+    <w:p>
+      <w:pPr>
+        <w:rPr>
+          <w:color w:val="000000" w:themeColor="text1"/>
+        </w:rPr>
+      </w:pPr>
+      <w:r>
+        <w:rPr>
+          <w:color w:val="000000" w:themeColor="text1"/>
+        </w:rPr>
+        <w:t xml:space="preserve">    </w:t>
+      </w:r>
+      <w:proofErr w:type="spellStart"/>
+      <w:proofErr w:type="gramStart"/>
+      <w:r>
+        <w:rPr>
+          <w:color w:val="000000" w:themeColor="text1"/>
+        </w:rPr>
+        <w:t>println</w:t>
+      </w:r>
+      <w:proofErr w:type="spellEnd"/>
+      <w:r>
+        <w:rPr>
+          <w:color w:val="000000" w:themeColor="text1"/>
+        </w:rPr>
+        <w:t>!(</w:t>
+      </w:r>
+      <w:proofErr w:type="gramEnd"/>
+      <w:r>
+        <w:rPr>
+          <w:color w:val="000000" w:themeColor="text1"/>
+        </w:rPr>
+        <w:t>"The value of x is: {x}");</w:t>
+      </w:r>
+    </w:p>
+    <w:p>
+      <w:pPr>
+        <w:rPr>
+          <w:color w:val="000000" w:themeColor="text1"/>
+        </w:rPr>
+      </w:pPr>
+      <w:r>
+        <w:rPr>
+          <w:color w:val="000000" w:themeColor="text1"/>
+        </w:rPr>
+        <w:t xml:space="preserve">    x = 6;</w:t>
+      </w:r>
+    </w:p>
+    <w:p>
+      <w:pPr>
+        <w:rPr>
+          <w:color w:val="000000" w:themeColor="text1"/>
+        </w:rPr>
+      </w:pPr>
+      <w:r>
+        <w:rPr>
+          <w:color w:val="000000" w:themeColor="text1"/>
+        </w:rPr>
+        <w:t xml:space="preserve">    </w:t>
+      </w:r>
+      <w:proofErr w:type="spellStart"/>
+      <w:proofErr w:type="gramStart"/>
+      <w:r>
+        <w:rPr>
+          <w:color w:val="000000" w:themeColor="text1"/>
+        </w:rPr>
+        <w:t>println</w:t>
+      </w:r>
+      <w:proofErr w:type="spellEnd"/>
+      <w:r>
+        <w:rPr>
+          <w:color w:val="000000" w:themeColor="text1"/>
+        </w:rPr>
+        <w:t>!(</w:t>
+      </w:r>
+      <w:proofErr w:type="gramEnd"/>
+      <w:r>
+        <w:rPr>
+          <w:color w:val="000000" w:themeColor="text1"/>
+        </w:rPr>
+        <w:t>"The value of x is: {x}");</w:t>
+      </w:r>
+    </w:p>
+    <w:p>
+      <w:pPr>
+        <w:rPr>
+          <w:color w:val="000000" w:themeColor="text1"/>
+        </w:rPr>
+      </w:pPr>
+      <w:r>
+        <w:rPr>
+          <w:color w:val="000000" w:themeColor="text1"/>
+        </w:rPr>
+        <w:t>}</w:t>
+      </w:r>
+    </w:p>
+    <w:p>
+      <w:pPr>
+        <w:rPr>
+          <w:color w:val="000000" w:themeColor="text1"/>
+        </w:rPr>
+      </w:pPr>
+      <w:r>
+        <w:rPr>
+          <w:color w:val="000000" w:themeColor="text1"/>
+        </w:rPr>
+        <w:t xml:space="preserve">// we are changing x variable without mut. </w:t>
+      </w:r>
+      <w:proofErr w:type="gramStart"/>
+      <w:r>
+        <w:rPr>
+          <w:color w:val="000000" w:themeColor="text1"/>
+        </w:rPr>
+        <w:t>So</w:t>
+      </w:r>
+      <w:proofErr w:type="gramEnd"/>
+      <w:r>
+        <w:rPr>
+          <w:color w:val="000000" w:themeColor="text1"/>
+        </w:rPr>
+        <w:t xml:space="preserve"> error. </w:t>
+      </w:r>
+    </w:p>
+    <w:p>
+      <w:pPr>
+        <w:rPr>
+          <w:color w:val="000000" w:themeColor="text1"/>
+        </w:rPr>
+      </w:pPr>
+    </w:p>
+    <w:p>
+      <w:pPr>
+        <w:rPr>
+          <w:color w:val="000000" w:themeColor="text1"/>
+        </w:rPr>
+      </w:pPr>
+      <w:r>
+        <w:rPr>
+          <w:color w:val="000000" w:themeColor="text1"/>
+        </w:rPr>
+        <w:t xml:space="preserve">It should like </w:t>
+      </w:r>
+      <w:proofErr w:type="gramStart"/>
+      <w:r>
+        <w:rPr>
+          <w:color w:val="000000" w:themeColor="text1"/>
+        </w:rPr>
+        <w:t>this :</w:t>
+      </w:r>
+      <w:proofErr w:type="gramEnd"/>
+    </w:p>
+    <w:p>
+      <w:pPr>
+        <w:ind w:firstLine="720"/>
+        <w:rPr>
+          <w:color w:val="000000" w:themeColor="text1"/>
+        </w:rPr>
+      </w:pPr>
+      <w:r>
+        <w:rPr>
+          <w:color w:val="000000" w:themeColor="text1"/>
+        </w:rPr>
+        <w:t>let mut x = 5;</w:t>
+      </w:r>
+    </w:p>
+    <w:p>
+      <w:pPr>
+        <w:rPr>
+          <w:color w:val="000000" w:themeColor="text1"/>
+        </w:rPr>
+      </w:pPr>
+    </w:p>
+    <w:p>
+      <w:pPr>
+        <w:rPr>
+          <w:color w:val="000000" w:themeColor="text1"/>
+        </w:rPr>
+      </w:pPr>
+      <w:r>
+        <w:rPr>
+          <w:color w:val="000000" w:themeColor="text1"/>
+        </w:rPr>
+        <w:t xml:space="preserve">Data type: </w:t>
+      </w:r>
+    </w:p>
+    <w:p>
+      <w:pPr>
+        <w:rPr>
+          <w:color w:val="000000" w:themeColor="text1"/>
+        </w:rPr>
+      </w:pPr>
+      <w:r>
+        <w:rPr>
+          <w:color w:val="000000" w:themeColor="text1"/>
+        </w:rPr>
+        <w:tab/>
+        <w:t>E</w:t>
+      </w:r>
+      <w:r>
+        <w:rPr>
+          <w:color w:val="000000" w:themeColor="text1"/>
+        </w:rPr>
+        <w:t>very value in Rust is of a certain </w:t>
+      </w:r>
+      <w:r>
+        <w:rPr>
+          <w:i/>
+          <w:iCs/>
+          <w:color w:val="000000" w:themeColor="text1"/>
+        </w:rPr>
+        <w:t>data type</w:t>
+      </w:r>
+      <w:r>
+        <w:rPr>
+          <w:color w:val="000000" w:themeColor="text1"/>
+        </w:rPr>
+        <w:t xml:space="preserve">, which tells Rust what kind of data is being specified so that it knows how to work with that data. </w:t>
+      </w:r>
+    </w:p>
+    <w:p>
+      <w:pPr>
+        <w:rPr>
+          <w:color w:val="000000" w:themeColor="text1"/>
+        </w:rPr>
+      </w:pPr>
+      <w:r>
+        <w:rPr>
+          <w:color w:val="000000" w:themeColor="text1"/>
+        </w:rPr>
+        <w:t> Rust is a </w:t>
+      </w:r>
+      <w:r>
+        <w:rPr>
+          <w:i/>
+          <w:iCs/>
+          <w:color w:val="000000" w:themeColor="text1"/>
+        </w:rPr>
+        <w:t>statically typed</w:t>
+      </w:r>
+      <w:r>
+        <w:rPr>
+          <w:color w:val="000000" w:themeColor="text1"/>
+        </w:rPr>
+        <w:t> language, which means that it must know the types of all variables at compile time. The compiler can usually infer what type we want to use based on the value and how we use it. </w:t>
+      </w:r>
+    </w:p>
+    <w:p>
+      <w:pPr>
+        <w:rPr>
+          <w:color w:val="000000" w:themeColor="text1"/>
+        </w:rPr>
+      </w:pPr>
+    </w:p>
+    <w:p>
+      <w:pPr>
+        <w:rPr>
+          <w:color w:val="000000" w:themeColor="text1"/>
+        </w:rPr>
+      </w:pPr>
+      <w:r>
+        <w:rPr>
+          <w:color w:val="000000" w:themeColor="text1"/>
+        </w:rPr>
+        <w:lastRenderedPageBreak/>
+        <w:t xml:space="preserve">data type subsets: </w:t>
+      </w:r>
+    </w:p>
+    <w:p>
+      <w:pPr>
+        <w:rPr>
+          <w:color w:val="000000" w:themeColor="text1"/>
+        </w:rPr>
+      </w:pPr>
+      <w:r>
+        <w:rPr>
+          <w:color w:val="000000" w:themeColor="text1"/>
+        </w:rPr>
+        <w:t>1.</w:t>
+      </w:r>
+      <w:proofErr w:type="gramStart"/>
+      <w:r>
+        <w:rPr>
+          <w:color w:val="000000" w:themeColor="text1"/>
+        </w:rPr>
+        <w:t xml:space="preserve">scalar </w:t>
+      </w:r>
+      <w:r>
+        <w:rPr>
+          <w:color w:val="000000" w:themeColor="text1"/>
+        </w:rPr>
+        <w:t xml:space="preserve"> types</w:t>
+      </w:r>
+      <w:proofErr w:type="gramEnd"/>
+      <w:r>
+        <w:rPr>
+          <w:color w:val="000000" w:themeColor="text1"/>
+        </w:rPr>
+        <w:t xml:space="preserve">: </w:t>
+      </w:r>
+    </w:p>
+    <w:p>
+      <w:pPr>
+        <w:rPr>
+          <w:color w:val="000000" w:themeColor="text1"/>
+        </w:rPr>
+      </w:pPr>
+      <w:r>
+        <w:rPr>
+          <w:color w:val="000000" w:themeColor="text1"/>
+        </w:rPr>
+        <w:t>A </w:t>
+      </w:r>
+      <w:r>
+        <w:rPr>
+          <w:i/>
+          <w:iCs/>
+          <w:color w:val="000000" w:themeColor="text1"/>
+        </w:rPr>
+        <w:t>scalar</w:t>
+      </w:r>
+      <w:r>
+        <w:rPr>
+          <w:color w:val="000000" w:themeColor="text1"/>
+        </w:rPr>
+        <w:t> type represents a single value. </w:t>
+      </w:r>
+    </w:p>
+    <w:p>
+      <w:pPr>
+        <w:rPr>
+          <w:color w:val="000000" w:themeColor="text1"/>
+        </w:rPr>
+      </w:pPr>
+      <w:r>
+        <w:rPr>
+          <w:color w:val="000000" w:themeColor="text1"/>
+        </w:rPr>
+        <w:tab/>
+        <w:t>Integer, Floating Number, Booleans, characters</w:t>
+      </w:r>
+    </w:p>
+    <w:p>
+      <w:pPr>
+        <w:rPr>
+          <w:color w:val="000000" w:themeColor="text1"/>
+        </w:rPr>
+      </w:pPr>
+      <w:r>
+        <w:rPr>
+          <w:b/>
+          <w:bCs/>
+          <w:color w:val="000000" w:themeColor="text1"/>
+        </w:rPr>
+        <w:t>Integer</w:t>
+      </w:r>
+      <w:r>
+        <w:rPr>
+          <w:color w:val="000000" w:themeColor="text1"/>
+        </w:rPr>
+        <w:t>:</w:t>
+      </w:r>
+    </w:p>
+    <w:tbl>
+      <w:tblPr>
+        <w:tblW w:w="0" w:type="auto"/>
+        <w:shd w:val="clear" w:color="auto" w:fill="FFFFFF"/>
+        <w:tblCellMar>
+          <w:top w:w="15" w:type="dxa"/>
+          <w:left w:w="15" w:type="dxa"/>
+          <w:bottom w:w="15" w:type="dxa"/>
+          <w:right w:w="15" w:type="dxa"/>
+        </w:tblCellMar>
+        <w:tblLook w:val="04A0" w:firstRow="1" w:lastRow="0" w:firstColumn="1" w:lastColumn="0" w:noHBand="0" w:noVBand="1"/>
+      </w:tblPr>
+      <w:tblGrid>
+        <w:gridCol w:w="3091"/>
+        <w:gridCol w:w="1344"/>
+        <w:gridCol w:w="1630"/>
+      </w:tblGrid>
+      <w:tr>
+        <w:trPr>
+          <w:tblHeader/>
+        </w:trPr>
+        <w:tc>
+          <w:tcPr>
+            <w:tcW w:w="0" w:type="auto"/>
+            <w:shd w:val="clear" w:color="auto" w:fill="FFFFFF"/>
+            <w:tcMar>
+              <w:top w:w="45" w:type="dxa"/>
+              <w:left w:w="300" w:type="dxa"/>
+              <w:bottom w:w="45" w:type="dxa"/>
+              <w:right w:w="300" w:type="dxa"/>
+            </w:tcMar>
+            <w:vAlign w:val="center"/>
+            <w:hideMark/>
+          </w:tcPr>
+          <w:p>
+            <w:pPr>
+              <w:rPr>
+                <w:b/>
+                <w:bCs/>
+                <w:color w:val="000000" w:themeColor="text1"/>
+              </w:rPr>
+            </w:pPr>
+            <w:r>
+              <w:rPr>
+                <w:b/>
+                <w:bCs/>
+                <w:color w:val="000000" w:themeColor="text1"/>
+              </w:rPr>
+              <w:t>Length</w:t>
+            </w:r>
+          </w:p>
+        </w:tc>
+        <w:tc>
+          <w:tcPr>
+            <w:tcW w:w="0" w:type="auto"/>
+            <w:shd w:val="clear" w:color="auto" w:fill="FFFFFF"/>
+            <w:tcMar>
+              <w:top w:w="45" w:type="dxa"/>
+              <w:left w:w="300" w:type="dxa"/>
+              <w:bottom w:w="45" w:type="dxa"/>
+              <w:right w:w="300" w:type="dxa"/>
+            </w:tcMar>
+            <w:vAlign w:val="center"/>
+            <w:hideMark/>
+          </w:tcPr>
+          <w:p>
+            <w:pPr>
+              <w:rPr>
+                <w:b/>
+                <w:bCs/>
+                <w:color w:val="000000" w:themeColor="text1"/>
+              </w:rPr>
+            </w:pPr>
+            <w:r>
+              <w:rPr>
+                <w:b/>
+                <w:bCs/>
+                <w:color w:val="000000" w:themeColor="text1"/>
+              </w:rPr>
+              <w:t>Signed</w:t>
+            </w:r>
+          </w:p>
+        </w:tc>
+        <w:tc>
+          <w:tcPr>
+            <w:tcW w:w="0" w:type="auto"/>
+            <w:shd w:val="clear" w:color="auto" w:fill="FFFFFF"/>
+            <w:tcMar>
+              <w:top w:w="45" w:type="dxa"/>
+              <w:left w:w="300" w:type="dxa"/>
+              <w:bottom w:w="45" w:type="dxa"/>
+              <w:right w:w="300" w:type="dxa"/>
+            </w:tcMar>
+            <w:vAlign w:val="center"/>
+            <w:hideMark/>
+          </w:tcPr>
+          <w:p>
+            <w:pPr>
+              <w:rPr>
+                <w:b/>
+                <w:bCs/>
+                <w:color w:val="000000" w:themeColor="text1"/>
+              </w:rPr>
+            </w:pPr>
+            <w:r>
+              <w:rPr>
+                <w:b/>
+                <w:bCs/>
+                <w:color w:val="000000" w:themeColor="text1"/>
+              </w:rPr>
+              <w:t>Unsigned</w:t>
+            </w:r>
+          </w:p>
+        </w:tc>
+      </w:tr>
+      <w:tr>
+        <w:tc>
+          <w:tcPr>
+            <w:tcW w:w="0" w:type="auto"/>
+            <w:tcBorders>
+              <w:top w:val="single" w:sz="4" w:space="0" w:color="F2F2F2"/>
+              <w:left w:val="single" w:sz="4" w:space="0" w:color="F2F2F2"/>
+              <w:bottom w:val="single" w:sz="4" w:space="0" w:color="F2F2F2"/>
+              <w:right w:val="single" w:sz="4" w:space="0" w:color="F2F2F2"/>
+            </w:tcBorders>
+            <w:shd w:val="clear" w:color="auto" w:fill="FFFFFF"/>
+            <w:tcMar>
+              <w:top w:w="45" w:type="dxa"/>
+              <w:left w:w="300" w:type="dxa"/>
+              <w:bottom w:w="45" w:type="dxa"/>
+              <w:right w:w="300" w:type="dxa"/>
+            </w:tcMar>
+            <w:vAlign w:val="center"/>
+            <w:hideMark/>
+          </w:tcPr>
+          <w:p>
+            <w:pPr>
+              <w:rPr>
+                <w:color w:val="000000" w:themeColor="text1"/>
+              </w:rPr>
+            </w:pPr>
+            <w:r>
+              <w:rPr>
+                <w:color w:val="000000" w:themeColor="text1"/>
+              </w:rPr>
+              <w:t>8-bit</w:t>
+            </w:r>
+          </w:p>
+        </w:tc>
+        <w:tc>
+          <w:tcPr>
+            <w:tcW w:w="0" w:type="auto"/>
+            <w:tcBorders>
+              <w:top w:val="single" w:sz="4" w:space="0" w:color="F2F2F2"/>
+              <w:left w:val="single" w:sz="4" w:space="0" w:color="F2F2F2"/>
+              <w:bottom w:val="single" w:sz="4" w:space="0" w:color="F2F2F2"/>
+              <w:right w:val="single" w:sz="4" w:space="0" w:color="F2F2F2"/>
+            </w:tcBorders>
+            <w:shd w:val="clear" w:color="auto" w:fill="FFFFFF"/>
+            <w:tcMar>
+              <w:top w:w="45" w:type="dxa"/>
+              <w:left w:w="300" w:type="dxa"/>
+              <w:bottom w:w="45" w:type="dxa"/>
+              <w:right w:w="300" w:type="dxa"/>
+            </w:tcMar>
+            <w:vAlign w:val="center"/>
+            <w:hideMark/>
+          </w:tcPr>
+          <w:p>
+            <w:pPr>
+              <w:rPr>
+                <w:color w:val="000000" w:themeColor="text1"/>
+              </w:rPr>
+            </w:pPr>
+            <w:r>
+              <w:rPr>
+                <w:color w:val="000000" w:themeColor="text1"/>
+              </w:rPr>
+              <w:t>i8</w:t>
+            </w:r>
+          </w:p>
+        </w:tc>
+        <w:tc>
+          <w:tcPr>
+            <w:tcW w:w="0" w:type="auto"/>
+            <w:tcBorders>
+              <w:top w:val="single" w:sz="4" w:space="0" w:color="F2F2F2"/>
+              <w:left w:val="single" w:sz="4" w:space="0" w:color="F2F2F2"/>
+              <w:bottom w:val="single" w:sz="4" w:space="0" w:color="F2F2F2"/>
+              <w:right w:val="single" w:sz="4" w:space="0" w:color="F2F2F2"/>
+            </w:tcBorders>
+            <w:shd w:val="clear" w:color="auto" w:fill="FFFFFF"/>
+            <w:tcMar>
+              <w:top w:w="45" w:type="dxa"/>
+              <w:left w:w="300" w:type="dxa"/>
+              <w:bottom w:w="45" w:type="dxa"/>
+              <w:right w:w="300" w:type="dxa"/>
+            </w:tcMar>
+            <w:vAlign w:val="center"/>
+            <w:hideMark/>
+          </w:tcPr>
+          <w:p>
+            <w:pPr>
+              <w:rPr>
+                <w:color w:val="000000" w:themeColor="text1"/>
+              </w:rPr>
+            </w:pPr>
+            <w:r>
+              <w:rPr>
+                <w:color w:val="000000" w:themeColor="text1"/>
+              </w:rPr>
+              <w:t>u8</w:t>
+            </w:r>
+          </w:p>
+        </w:tc>
+      </w:tr>
+      <w:tr>
+        <w:tc>
+          <w:tcPr>
+            <w:tcW w:w="0" w:type="auto"/>
+            <w:tcBorders>
+              <w:top w:val="single" w:sz="4" w:space="0" w:color="F2F2F2"/>
+              <w:left w:val="single" w:sz="4" w:space="0" w:color="F2F2F2"/>
+              <w:bottom w:val="single" w:sz="4" w:space="0" w:color="F2F2F2"/>
+              <w:right w:val="single" w:sz="4" w:space="0" w:color="F2F2F2"/>
+            </w:tcBorders>
+            <w:shd w:val="clear" w:color="auto" w:fill="FFFFFF"/>
+            <w:tcMar>
+              <w:top w:w="45" w:type="dxa"/>
+              <w:left w:w="300" w:type="dxa"/>
+              <w:bottom w:w="45" w:type="dxa"/>
+              <w:right w:w="300" w:type="dxa"/>
+            </w:tcMar>
+            <w:vAlign w:val="center"/>
+            <w:hideMark/>
+          </w:tcPr>
+          <w:p>
+            <w:pPr>
+              <w:rPr>
+                <w:color w:val="000000" w:themeColor="text1"/>
+              </w:rPr>
+            </w:pPr>
+            <w:r>
+              <w:rPr>
+                <w:color w:val="000000" w:themeColor="text1"/>
+              </w:rPr>
+              <w:t>16-bit</w:t>
+            </w:r>
+          </w:p>
+        </w:tc>
+        <w:tc>
+          <w:tcPr>
+            <w:tcW w:w="0" w:type="auto"/>
+            <w:tcBorders>
+              <w:top w:val="single" w:sz="4" w:space="0" w:color="F2F2F2"/>
+              <w:left w:val="single" w:sz="4" w:space="0" w:color="F2F2F2"/>
+              <w:bottom w:val="single" w:sz="4" w:space="0" w:color="F2F2F2"/>
+              <w:right w:val="single" w:sz="4" w:space="0" w:color="F2F2F2"/>
+            </w:tcBorders>
+            <w:shd w:val="clear" w:color="auto" w:fill="FFFFFF"/>
+            <w:tcMar>
+              <w:top w:w="45" w:type="dxa"/>
+              <w:left w:w="300" w:type="dxa"/>
+              <w:bottom w:w="45" w:type="dxa"/>
+              <w:right w:w="300" w:type="dxa"/>
+            </w:tcMar>
+            <w:vAlign w:val="center"/>
+            <w:hideMark/>
+          </w:tcPr>
+          <w:p>
+            <w:pPr>
+              <w:rPr>
+                <w:color w:val="000000" w:themeColor="text1"/>
+              </w:rPr>
+            </w:pPr>
+            <w:r>
+              <w:rPr>
+                <w:color w:val="000000" w:themeColor="text1"/>
+              </w:rPr>
+              <w:t>i16</w:t>
+            </w:r>
+          </w:p>
+        </w:tc>
+        <w:tc>
+          <w:tcPr>
+            <w:tcW w:w="0" w:type="auto"/>
+            <w:tcBorders>
+              <w:top w:val="single" w:sz="4" w:space="0" w:color="F2F2F2"/>
+              <w:left w:val="single" w:sz="4" w:space="0" w:color="F2F2F2"/>
+              <w:bottom w:val="single" w:sz="4" w:space="0" w:color="F2F2F2"/>
+              <w:right w:val="single" w:sz="4" w:space="0" w:color="F2F2F2"/>
+            </w:tcBorders>
+            <w:shd w:val="clear" w:color="auto" w:fill="FFFFFF"/>
+            <w:tcMar>
+              <w:top w:w="45" w:type="dxa"/>
+              <w:left w:w="300" w:type="dxa"/>
+              <w:bottom w:w="45" w:type="dxa"/>
+              <w:right w:w="300" w:type="dxa"/>
+            </w:tcMar>
+            <w:vAlign w:val="center"/>
+            <w:hideMark/>
+          </w:tcPr>
+          <w:p>
+            <w:pPr>
+              <w:rPr>
+                <w:color w:val="000000" w:themeColor="text1"/>
+              </w:rPr>
+            </w:pPr>
+            <w:r>
+              <w:rPr>
+                <w:color w:val="000000" w:themeColor="text1"/>
+              </w:rPr>
+              <w:t>u16</w:t>
+            </w:r>
+          </w:p>
+        </w:tc>
+      </w:tr>
+      <w:tr>
+        <w:tc>
+          <w:tcPr>
+            <w:tcW w:w="0" w:type="auto"/>
+            <w:tcBorders>
+              <w:top w:val="single" w:sz="4" w:space="0" w:color="F2F2F2"/>
+              <w:left w:val="single" w:sz="4" w:space="0" w:color="F2F2F2"/>
+              <w:bottom w:val="single" w:sz="4" w:space="0" w:color="F2F2F2"/>
+              <w:right w:val="single" w:sz="4" w:space="0" w:color="F2F2F2"/>
+            </w:tcBorders>
+            <w:shd w:val="clear" w:color="auto" w:fill="FFFFFF"/>
+            <w:tcMar>
+              <w:top w:w="45" w:type="dxa"/>
+              <w:left w:w="300" w:type="dxa"/>
+              <w:bottom w:w="45" w:type="dxa"/>
+              <w:right w:w="300" w:type="dxa"/>
+            </w:tcMar>
+            <w:vAlign w:val="center"/>
+            <w:hideMark/>
+          </w:tcPr>
+          <w:p>
+            <w:pPr>
+              <w:rPr>
+                <w:color w:val="000000" w:themeColor="text1"/>
+              </w:rPr>
+            </w:pPr>
+            <w:r>
+              <w:rPr>
+                <w:color w:val="000000" w:themeColor="text1"/>
+              </w:rPr>
+              <w:t>32-bit</w:t>
+            </w:r>
+          </w:p>
+        </w:tc>
+        <w:tc>
+          <w:tcPr>
+            <w:tcW w:w="0" w:type="auto"/>
+            <w:tcBorders>
+              <w:top w:val="single" w:sz="4" w:space="0" w:color="F2F2F2"/>
+              <w:left w:val="single" w:sz="4" w:space="0" w:color="F2F2F2"/>
+              <w:bottom w:val="single" w:sz="4" w:space="0" w:color="F2F2F2"/>
+              <w:right w:val="single" w:sz="4" w:space="0" w:color="F2F2F2"/>
+            </w:tcBorders>
+            <w:shd w:val="clear" w:color="auto" w:fill="FFFFFF"/>
+            <w:tcMar>
+              <w:top w:w="45" w:type="dxa"/>
+              <w:left w:w="300" w:type="dxa"/>
+              <w:bottom w:w="45" w:type="dxa"/>
+              <w:right w:w="300" w:type="dxa"/>
+            </w:tcMar>
+            <w:vAlign w:val="center"/>
+            <w:hideMark/>
+          </w:tcPr>
+          <w:p>
+            <w:pPr>
+              <w:rPr>
+                <w:color w:val="000000" w:themeColor="text1"/>
+              </w:rPr>
+            </w:pPr>
+            <w:r>
+              <w:rPr>
+                <w:color w:val="000000" w:themeColor="text1"/>
+              </w:rPr>
+              <w:t>i32</w:t>
+            </w:r>
+          </w:p>
+        </w:tc>
+        <w:tc>
+          <w:tcPr>
+            <w:tcW w:w="0" w:type="auto"/>
+            <w:tcBorders>
+              <w:top w:val="single" w:sz="4" w:space="0" w:color="F2F2F2"/>
+              <w:left w:val="single" w:sz="4" w:space="0" w:color="F2F2F2"/>
+              <w:bottom w:val="single" w:sz="4" w:space="0" w:color="F2F2F2"/>
+              <w:right w:val="single" w:sz="4" w:space="0" w:color="F2F2F2"/>
+            </w:tcBorders>
+            <w:shd w:val="clear" w:color="auto" w:fill="FFFFFF"/>
+            <w:tcMar>
+              <w:top w:w="45" w:type="dxa"/>
+              <w:left w:w="300" w:type="dxa"/>
+              <w:bottom w:w="45" w:type="dxa"/>
+              <w:right w:w="300" w:type="dxa"/>
+            </w:tcMar>
+            <w:vAlign w:val="center"/>
+            <w:hideMark/>
+          </w:tcPr>
+          <w:p>
+            <w:pPr>
+              <w:rPr>
+                <w:color w:val="000000" w:themeColor="text1"/>
+              </w:rPr>
+            </w:pPr>
+            <w:r>
+              <w:rPr>
+                <w:color w:val="000000" w:themeColor="text1"/>
+              </w:rPr>
+              <w:t>u32</w:t>
+            </w:r>
+          </w:p>
+        </w:tc>
+      </w:tr>
+      <w:tr>
+        <w:tc>
+          <w:tcPr>
+            <w:tcW w:w="0" w:type="auto"/>
+            <w:tcBorders>
+              <w:top w:val="single" w:sz="4" w:space="0" w:color="F2F2F2"/>
+              <w:left w:val="single" w:sz="4" w:space="0" w:color="F2F2F2"/>
+              <w:bottom w:val="single" w:sz="4" w:space="0" w:color="F2F2F2"/>
+              <w:right w:val="single" w:sz="4" w:space="0" w:color="F2F2F2"/>
+            </w:tcBorders>
+            <w:shd w:val="clear" w:color="auto" w:fill="FFFFFF"/>
+            <w:tcMar>
+              <w:top w:w="45" w:type="dxa"/>
+              <w:left w:w="300" w:type="dxa"/>
+              <w:bottom w:w="45" w:type="dxa"/>
+              <w:right w:w="300" w:type="dxa"/>
+            </w:tcMar>
+            <w:vAlign w:val="center"/>
+            <w:hideMark/>
+          </w:tcPr>
+          <w:p>
+            <w:pPr>
+              <w:rPr>
+                <w:color w:val="000000" w:themeColor="text1"/>
+              </w:rPr>
+            </w:pPr>
+            <w:r>
+              <w:rPr>
+                <w:color w:val="000000" w:themeColor="text1"/>
+              </w:rPr>
+              <w:t>64-bit</w:t>
+            </w:r>
+          </w:p>
+        </w:tc>
+        <w:tc>
+          <w:tcPr>
+            <w:tcW w:w="0" w:type="auto"/>
+            <w:tcBorders>
+              <w:top w:val="single" w:sz="4" w:space="0" w:color="F2F2F2"/>
+              <w:left w:val="single" w:sz="4" w:space="0" w:color="F2F2F2"/>
+              <w:bottom w:val="single" w:sz="4" w:space="0" w:color="F2F2F2"/>
+              <w:right w:val="single" w:sz="4" w:space="0" w:color="F2F2F2"/>
+            </w:tcBorders>
+            <w:shd w:val="clear" w:color="auto" w:fill="FFFFFF"/>
+            <w:tcMar>
+              <w:top w:w="45" w:type="dxa"/>
+              <w:left w:w="300" w:type="dxa"/>
+              <w:bottom w:w="45" w:type="dxa"/>
+              <w:right w:w="300" w:type="dxa"/>
+            </w:tcMar>
+            <w:vAlign w:val="center"/>
+            <w:hideMark/>
+          </w:tcPr>
+          <w:p>
+            <w:pPr>
+              <w:rPr>
+                <w:color w:val="000000" w:themeColor="text1"/>
+              </w:rPr>
+            </w:pPr>
+            <w:r>
+              <w:rPr>
+                <w:color w:val="000000" w:themeColor="text1"/>
+              </w:rPr>
+              <w:t>i64</w:t>
+            </w:r>
+          </w:p>
+        </w:tc>
+        <w:tc>
+          <w:tcPr>
+            <w:tcW w:w="0" w:type="auto"/>
+            <w:tcBorders>
+              <w:top w:val="single" w:sz="4" w:space="0" w:color="F2F2F2"/>
+              <w:left w:val="single" w:sz="4" w:space="0" w:color="F2F2F2"/>
+              <w:bottom w:val="single" w:sz="4" w:space="0" w:color="F2F2F2"/>
+              <w:right w:val="single" w:sz="4" w:space="0" w:color="F2F2F2"/>
+            </w:tcBorders>
+            <w:shd w:val="clear" w:color="auto" w:fill="FFFFFF"/>
+            <w:tcMar>
+              <w:top w:w="45" w:type="dxa"/>
+              <w:left w:w="300" w:type="dxa"/>
+              <w:bottom w:w="45" w:type="dxa"/>
+              <w:right w:w="300" w:type="dxa"/>
+            </w:tcMar>
+            <w:vAlign w:val="center"/>
+            <w:hideMark/>
+          </w:tcPr>
+          <w:p>
+            <w:pPr>
+              <w:rPr>
+                <w:color w:val="000000" w:themeColor="text1"/>
+              </w:rPr>
+            </w:pPr>
+            <w:r>
+              <w:rPr>
+                <w:color w:val="000000" w:themeColor="text1"/>
+              </w:rPr>
+              <w:t>u64</w:t>
+            </w:r>
+          </w:p>
+        </w:tc>
+      </w:tr>
+      <w:tr>
+        <w:tc>
+          <w:tcPr>
+            <w:tcW w:w="0" w:type="auto"/>
+            <w:tcBorders>
+              <w:top w:val="single" w:sz="4" w:space="0" w:color="F2F2F2"/>
+              <w:left w:val="single" w:sz="4" w:space="0" w:color="F2F2F2"/>
+              <w:bottom w:val="single" w:sz="4" w:space="0" w:color="F2F2F2"/>
+              <w:right w:val="single" w:sz="4" w:space="0" w:color="F2F2F2"/>
+            </w:tcBorders>
+            <w:shd w:val="clear" w:color="auto" w:fill="FFFFFF"/>
+            <w:tcMar>
+              <w:top w:w="45" w:type="dxa"/>
+              <w:left w:w="300" w:type="dxa"/>
+              <w:bottom w:w="45" w:type="dxa"/>
+              <w:right w:w="300" w:type="dxa"/>
+            </w:tcMar>
+            <w:vAlign w:val="center"/>
+            <w:hideMark/>
+          </w:tcPr>
+          <w:p>
+            <w:pPr>
+              <w:rPr>
+                <w:color w:val="000000" w:themeColor="text1"/>
+              </w:rPr>
+            </w:pPr>
+            <w:r>
+              <w:rPr>
+                <w:color w:val="000000" w:themeColor="text1"/>
+              </w:rPr>
+              <w:t>128-bit</w:t>
+            </w:r>
+          </w:p>
+        </w:tc>
+        <w:tc>
+          <w:tcPr>
+            <w:tcW w:w="0" w:type="auto"/>
+            <w:tcBorders>
+              <w:top w:val="single" w:sz="4" w:space="0" w:color="F2F2F2"/>
+              <w:left w:val="single" w:sz="4" w:space="0" w:color="F2F2F2"/>
+              <w:bottom w:val="single" w:sz="4" w:space="0" w:color="F2F2F2"/>
+              <w:right w:val="single" w:sz="4" w:space="0" w:color="F2F2F2"/>
+            </w:tcBorders>
+            <w:shd w:val="clear" w:color="auto" w:fill="FFFFFF"/>
+            <w:tcMar>
+              <w:top w:w="45" w:type="dxa"/>
+              <w:left w:w="300" w:type="dxa"/>
+              <w:bottom w:w="45" w:type="dxa"/>
+              <w:right w:w="300" w:type="dxa"/>
+            </w:tcMar>
+            <w:vAlign w:val="center"/>
+            <w:hideMark/>
+          </w:tcPr>
+          <w:p>
+            <w:pPr>
+              <w:rPr>
+                <w:color w:val="000000" w:themeColor="text1"/>
+              </w:rPr>
+            </w:pPr>
+            <w:r>
+              <w:rPr>
+                <w:color w:val="000000" w:themeColor="text1"/>
+              </w:rPr>
+              <w:t>i128</w:t>
+            </w:r>
+          </w:p>
+        </w:tc>
+        <w:tc>
+          <w:tcPr>
+            <w:tcW w:w="0" w:type="auto"/>
+            <w:tcBorders>
+              <w:top w:val="single" w:sz="4" w:space="0" w:color="F2F2F2"/>
+              <w:left w:val="single" w:sz="4" w:space="0" w:color="F2F2F2"/>
+              <w:bottom w:val="single" w:sz="4" w:space="0" w:color="F2F2F2"/>
+              <w:right w:val="single" w:sz="4" w:space="0" w:color="F2F2F2"/>
+            </w:tcBorders>
+            <w:shd w:val="clear" w:color="auto" w:fill="FFFFFF"/>
+            <w:tcMar>
+              <w:top w:w="45" w:type="dxa"/>
+              <w:left w:w="300" w:type="dxa"/>
+              <w:bottom w:w="45" w:type="dxa"/>
+              <w:right w:w="300" w:type="dxa"/>
+            </w:tcMar>
+            <w:vAlign w:val="center"/>
+            <w:hideMark/>
+          </w:tcPr>
+          <w:p>
+            <w:pPr>
+              <w:rPr>
+                <w:color w:val="000000" w:themeColor="text1"/>
+              </w:rPr>
+            </w:pPr>
+            <w:r>
+              <w:rPr>
+                <w:color w:val="000000" w:themeColor="text1"/>
+              </w:rPr>
+              <w:t>u128</w:t>
+            </w:r>
+          </w:p>
+        </w:tc>
+      </w:tr>
+      <w:tr>
+        <w:tc>
+          <w:tcPr>
+            <w:tcW w:w="0" w:type="auto"/>
+            <w:tcBorders>
+              <w:top w:val="single" w:sz="4" w:space="0" w:color="F2F2F2"/>
+              <w:left w:val="single" w:sz="4" w:space="0" w:color="F2F2F2"/>
+              <w:bottom w:val="single" w:sz="4" w:space="0" w:color="F2F2F2"/>
+              <w:right w:val="single" w:sz="4" w:space="0" w:color="F2F2F2"/>
+            </w:tcBorders>
+            <w:shd w:val="clear" w:color="auto" w:fill="FFFFFF"/>
+            <w:tcMar>
+              <w:top w:w="45" w:type="dxa"/>
+              <w:left w:w="300" w:type="dxa"/>
+              <w:bottom w:w="45" w:type="dxa"/>
+              <w:right w:w="300" w:type="dxa"/>
+            </w:tcMar>
+            <w:vAlign w:val="center"/>
+            <w:hideMark/>
+          </w:tcPr>
+          <w:p>
+            <w:pPr>
+              <w:rPr>
+                <w:color w:val="000000" w:themeColor="text1"/>
+              </w:rPr>
+            </w:pPr>
+            <w:r>
+              <w:rPr>
+                <w:color w:val="000000" w:themeColor="text1"/>
+              </w:rPr>
+              <w:t>Architecture-dependent</w:t>
+            </w:r>
+          </w:p>
+        </w:tc>
+        <w:tc>
+          <w:tcPr>
+            <w:tcW w:w="0" w:type="auto"/>
+            <w:tcBorders>
+              <w:top w:val="single" w:sz="4" w:space="0" w:color="F2F2F2"/>
+              <w:left w:val="single" w:sz="4" w:space="0" w:color="F2F2F2"/>
+              <w:bottom w:val="single" w:sz="4" w:space="0" w:color="F2F2F2"/>
+              <w:right w:val="single" w:sz="4" w:space="0" w:color="F2F2F2"/>
+            </w:tcBorders>
+            <w:shd w:val="clear" w:color="auto" w:fill="FFFFFF"/>
+            <w:tcMar>
+              <w:top w:w="45" w:type="dxa"/>
+              <w:left w:w="300" w:type="dxa"/>
+              <w:bottom w:w="45" w:type="dxa"/>
+              <w:right w:w="300" w:type="dxa"/>
+            </w:tcMar>
+            <w:vAlign w:val="center"/>
+            <w:hideMark/>
+          </w:tcPr>
+          <w:p>
+            <w:pPr>
+              <w:rPr>
+                <w:color w:val="000000" w:themeColor="text1"/>
+              </w:rPr>
+            </w:pPr>
+            <w:proofErr w:type="spellStart"/>
+            <w:r>
+              <w:rPr>
+                <w:color w:val="000000" w:themeColor="text1"/>
+              </w:rPr>
+              <w:t>isize</w:t>
+            </w:r>
+            <w:proofErr w:type="spellEnd"/>
+          </w:p>
+        </w:tc>
+        <w:tc>
+          <w:tcPr>
+            <w:tcW w:w="0" w:type="auto"/>
+            <w:tcBorders>
+              <w:top w:val="single" w:sz="4" w:space="0" w:color="F2F2F2"/>
+              <w:left w:val="single" w:sz="4" w:space="0" w:color="F2F2F2"/>
+              <w:bottom w:val="single" w:sz="4" w:space="0" w:color="F2F2F2"/>
+              <w:right w:val="single" w:sz="4" w:space="0" w:color="F2F2F2"/>
+            </w:tcBorders>
+            <w:shd w:val="clear" w:color="auto" w:fill="FFFFFF"/>
+            <w:tcMar>
+              <w:top w:w="45" w:type="dxa"/>
+              <w:left w:w="300" w:type="dxa"/>
+              <w:bottom w:w="45" w:type="dxa"/>
+              <w:right w:w="300" w:type="dxa"/>
+            </w:tcMar>
+            <w:vAlign w:val="center"/>
+            <w:hideMark/>
+          </w:tcPr>
+          <w:p>
+            <w:pPr>
+              <w:rPr>
+                <w:color w:val="000000" w:themeColor="text1"/>
+              </w:rPr>
+            </w:pPr>
+            <w:proofErr w:type="spellStart"/>
+            <w:r>
+              <w:rPr>
+                <w:color w:val="000000" w:themeColor="text1"/>
+              </w:rPr>
+              <w:t>usize</w:t>
+            </w:r>
+            <w:proofErr w:type="spellEnd"/>
+          </w:p>
+        </w:tc>
+      </w:tr>
+    </w:tbl>
+    <w:p>
+      <w:pPr>
+        <w:rPr>
+          <w:color w:val="000000" w:themeColor="text1"/>
+        </w:rPr>
+      </w:pPr>
+    </w:p>
+    <w:p>
+      <w:pPr>
+        <w:rPr>
+          <w:color w:val="000000" w:themeColor="text1"/>
+        </w:rPr>
+      </w:pPr>
+      <w:r>
+        <w:rPr>
+          <w:color w:val="000000" w:themeColor="text1"/>
+        </w:rPr>
+        <w:t>Each signed variant can store numbers from −(2</w:t>
+      </w:r>
+      <w:r>
+        <w:rPr>
+          <w:color w:val="000000" w:themeColor="text1"/>
+          <w:vertAlign w:val="superscript"/>
+        </w:rPr>
+        <w:t>n − 1</w:t>
+      </w:r>
+      <w:r>
+        <w:rPr>
+          <w:color w:val="000000" w:themeColor="text1"/>
+        </w:rPr>
+        <w:t>) to 2</w:t>
+      </w:r>
+      <w:r>
+        <w:rPr>
+          <w:color w:val="000000" w:themeColor="text1"/>
+          <w:vertAlign w:val="superscript"/>
+        </w:rPr>
+        <w:t>n − 1</w:t>
+      </w:r>
+      <w:r>
+        <w:rPr>
+          <w:color w:val="000000" w:themeColor="text1"/>
+        </w:rPr>
+        <w:t> − 1 inclusive, where </w:t>
+      </w:r>
+      <w:r>
+        <w:rPr>
+          <w:i/>
+          <w:iCs/>
+          <w:color w:val="000000" w:themeColor="text1"/>
+        </w:rPr>
+        <w:t>n</w:t>
+      </w:r>
+      <w:r>
+        <w:rPr>
+          <w:color w:val="000000" w:themeColor="text1"/>
+        </w:rPr>
+        <w:t> is the number of bits that variant uses. So, an i8 can store numbers from −(2</w:t>
+      </w:r>
+      <w:r>
+        <w:rPr>
+          <w:color w:val="000000" w:themeColor="text1"/>
+          <w:vertAlign w:val="superscript"/>
+        </w:rPr>
+        <w:t>7</w:t>
+      </w:r>
+      <w:r>
+        <w:rPr>
+          <w:color w:val="000000" w:themeColor="text1"/>
+        </w:rPr>
+        <w:t>) to 2</w:t>
+      </w:r>
+      <w:r>
+        <w:rPr>
+          <w:color w:val="000000" w:themeColor="text1"/>
+          <w:vertAlign w:val="superscript"/>
+        </w:rPr>
+        <w:t>7</w:t>
+      </w:r>
+      <w:r>
+        <w:rPr>
+          <w:color w:val="000000" w:themeColor="text1"/>
+        </w:rPr>
+        <w:t> − 1, which equals −128 to 127. Unsigned variants can store numbers from 0 to 2</w:t>
+      </w:r>
+      <w:r>
+        <w:rPr>
+          <w:color w:val="000000" w:themeColor="text1"/>
+          <w:vertAlign w:val="superscript"/>
+        </w:rPr>
+        <w:t>n</w:t>
+      </w:r>
+      <w:r>
+        <w:rPr>
+          <w:color w:val="000000" w:themeColor="text1"/>
+        </w:rPr>
+        <w:t> − 1, so a u8 can store numbers from 0 to 2</w:t>
+      </w:r>
+      <w:r>
+        <w:rPr>
+          <w:color w:val="000000" w:themeColor="text1"/>
+          <w:vertAlign w:val="superscript"/>
+        </w:rPr>
+        <w:t>8</w:t>
+      </w:r>
+      <w:r>
+        <w:rPr>
+          <w:color w:val="000000" w:themeColor="text1"/>
+        </w:rPr>
+        <w:t> − 1, which equals 0 to 255.</w:t>
+      </w:r>
+    </w:p>
+    <w:p>
+      <w:pPr>
+        <w:rPr>
+          <w:color w:val="000000" w:themeColor="text1"/>
+        </w:rPr>
+      </w:pPr>
+      <w:r>
+        <w:rPr>
+          <w:color w:val="000000" w:themeColor="text1"/>
+        </w:rPr>
+        <w:t>the </w:t>
+      </w:r>
+      <w:proofErr w:type="spellStart"/>
+      <w:r>
+        <w:rPr>
+          <w:color w:val="000000" w:themeColor="text1"/>
+        </w:rPr>
+        <w:t>isize</w:t>
+      </w:r>
+      <w:proofErr w:type="spellEnd"/>
+      <w:r>
+        <w:rPr>
+          <w:color w:val="000000" w:themeColor="text1"/>
+        </w:rPr>
+        <w:t> and </w:t>
+      </w:r>
+      <w:proofErr w:type="spellStart"/>
+      <w:r>
+        <w:rPr>
+          <w:color w:val="000000" w:themeColor="text1"/>
+        </w:rPr>
+        <w:t>usize</w:t>
+      </w:r>
+      <w:proofErr w:type="spellEnd"/>
+      <w:r>
+        <w:rPr>
+          <w:color w:val="000000" w:themeColor="text1"/>
+        </w:rPr>
+        <w:t> types depend on the architecture of the computer your program is running on: 64 bits if you’re on a 64-bit architecture and 32 bits if you’re on a 32-bit architecture.</w:t>
+      </w:r>
+    </w:p>
+    <w:p>
+      <w:pPr>
+        <w:rPr>
+          <w:b/>
+          <w:bCs/>
+          <w:color w:val="000000" w:themeColor="text1"/>
+        </w:rPr>
+      </w:pPr>
+      <w:hyperlink r:id="rId8" w:anchor="floating-point-types" w:history="1">
+        <w:r>
+          <w:rPr>
+            <w:rStyle w:val="Hyperlink"/>
+            <w:b/>
+            <w:bCs/>
+          </w:rPr>
+          <w:t>Floating-Point Types</w:t>
+        </w:r>
+      </w:hyperlink>
+    </w:p>
+    <w:p>
+      <w:pPr>
+        <w:rPr>
+          <w:color w:val="000000" w:themeColor="text1"/>
+        </w:rPr>
+      </w:pPr>
+      <w:r>
+        <w:rPr>
+          <w:color w:val="000000" w:themeColor="text1"/>
+        </w:rPr>
+        <w:t>Rust also has two primitive types for </w:t>
+      </w:r>
+      <w:r>
+        <w:rPr>
+          <w:i/>
+          <w:iCs/>
+          <w:color w:val="000000" w:themeColor="text1"/>
+        </w:rPr>
+        <w:t>floating-point numbers</w:t>
+      </w:r>
+      <w:r>
+        <w:rPr>
+          <w:color w:val="000000" w:themeColor="text1"/>
+        </w:rPr>
+        <w:t xml:space="preserve">, which are numbers with decimal points. Rust’s floating-point types are f32 and f64, which are 32 bits and 64 bits in size, respectively. The </w:t>
+      </w:r>
+      <w:r>
+        <w:rPr>
+          <w:b/>
+          <w:bCs/>
+          <w:color w:val="000000" w:themeColor="text1"/>
+        </w:rPr>
+        <w:t>default</w:t>
+      </w:r>
+      <w:r>
+        <w:rPr>
+          <w:color w:val="000000" w:themeColor="text1"/>
+        </w:rPr>
+        <w:t xml:space="preserve"> type is f64 because on modern CPUs, it’s roughly the same speed as f32 but is capable of more precision.</w:t>
+      </w:r>
+    </w:p>
+    <w:p>
+      <w:pPr>
+        <w:rPr>
+          <w:color w:val="000000" w:themeColor="text1"/>
+        </w:rPr>
+      </w:pPr>
+      <w:r>
+        <w:rPr>
+          <w:color w:val="000000" w:themeColor="text1"/>
+        </w:rPr>
+        <w:tab/>
+      </w:r>
+      <w:proofErr w:type="spellStart"/>
+      <w:r>
+        <w:rPr>
+          <w:color w:val="000000" w:themeColor="text1"/>
+        </w:rPr>
+        <w:t>fn</w:t>
+      </w:r>
+      <w:proofErr w:type="spellEnd"/>
+      <w:r>
+        <w:rPr>
+          <w:color w:val="000000" w:themeColor="text1"/>
+        </w:rPr>
+        <w:t xml:space="preserve"> </w:t>
+      </w:r>
+      <w:proofErr w:type="gramStart"/>
+      <w:r>
+        <w:rPr>
+          <w:color w:val="000000" w:themeColor="text1"/>
+        </w:rPr>
+        <w:t>main(</w:t>
+      </w:r>
+      <w:proofErr w:type="gramEnd"/>
+      <w:r>
+        <w:rPr>
+          <w:color w:val="000000" w:themeColor="text1"/>
+        </w:rPr>
+        <w:t>) {</w:t>
+      </w:r>
+    </w:p>
+    <w:p>
+      <w:pPr>
+        <w:rPr>
+          <w:color w:val="000000" w:themeColor="text1"/>
+        </w:rPr>
+      </w:pPr>
+      <w:r>
+        <w:rPr>
+          <w:color w:val="000000" w:themeColor="text1"/>
+        </w:rPr>
+        <w:t xml:space="preserve">    let x = 2.0; // f64</w:t>
+      </w:r>
+    </w:p>
+    <w:p>
+      <w:pPr>
+        <w:rPr>
+          <w:color w:val="000000" w:themeColor="text1"/>
+        </w:rPr>
+      </w:pPr>
+      <w:r>
+        <w:rPr>
+          <w:color w:val="000000" w:themeColor="text1"/>
+        </w:rPr>
+        <w:t xml:space="preserve">    let y: f32 = 3.0; // f32</w:t>
+      </w:r>
+    </w:p>
+    <w:p>
+      <w:pPr>
+        <w:rPr>
+          <w:color w:val="000000" w:themeColor="text1"/>
+        </w:rPr>
+      </w:pPr>
+      <w:r>
+        <w:rPr>
+          <w:color w:val="000000" w:themeColor="text1"/>
+        </w:rPr>
+        <w:t>}</w:t>
+      </w:r>
+      <w:r>
+        <w:rPr>
+          <w:color w:val="000000" w:themeColor="text1"/>
+        </w:rPr>
+        <w:t xml:space="preserve"> </w:t>
+      </w:r>
+    </w:p>
+    <w:p>
+      <w:pPr>
+        <w:rPr>
+          <w:color w:val="000000" w:themeColor="text1"/>
+        </w:rPr>
+      </w:pPr>
+      <w:r>
+        <w:rPr>
+          <w:color w:val="000000" w:themeColor="text1"/>
+        </w:rPr>
+        <w:lastRenderedPageBreak/>
+        <w:t>Boolean Types:</w:t>
+      </w:r>
+    </w:p>
+    <w:p>
+      <w:pPr>
+        <w:rPr>
+          <w:color w:val="000000" w:themeColor="text1"/>
+        </w:rPr>
+      </w:pPr>
+      <w:r>
+        <w:rPr>
+          <w:color w:val="000000" w:themeColor="text1"/>
+        </w:rPr>
+        <w:t> a Boolean type in Rust has two possible values: true and false. Booleans are one byte in size. The Boolean type in Rust is specified using bool</w:t>
+      </w:r>
+      <w:r>
+        <w:rPr>
+          <w:color w:val="000000" w:themeColor="text1"/>
+        </w:rPr>
+        <w:t xml:space="preserve">. </w:t>
+      </w:r>
+    </w:p>
+    <w:p>
+      <w:pPr>
+        <w:rPr>
+          <w:color w:val="000000" w:themeColor="text1"/>
+        </w:rPr>
+      </w:pPr>
+      <w:proofErr w:type="spellStart"/>
+      <w:r>
+        <w:rPr>
+          <w:color w:val="000000" w:themeColor="text1"/>
+        </w:rPr>
+        <w:t>fn</w:t>
+      </w:r>
+      <w:proofErr w:type="spellEnd"/>
+      <w:r>
+        <w:rPr>
+          <w:color w:val="000000" w:themeColor="text1"/>
+        </w:rPr>
+        <w:t xml:space="preserve"> </w:t>
+      </w:r>
+      <w:proofErr w:type="gramStart"/>
+      <w:r>
+        <w:rPr>
+          <w:color w:val="000000" w:themeColor="text1"/>
+        </w:rPr>
+        <w:t>main(){</w:t>
+      </w:r>
+      <w:proofErr w:type="gramEnd"/>
+    </w:p>
+    <w:p>
+      <w:pPr>
+        <w:rPr>
+          <w:color w:val="000000" w:themeColor="text1"/>
+        </w:rPr>
+      </w:pPr>
+      <w:r>
+        <w:rPr>
+          <w:color w:val="000000" w:themeColor="text1"/>
+        </w:rPr>
+        <w:t>let t=true;</w:t>
+      </w:r>
+    </w:p>
+    <w:p>
+      <w:pPr>
+        <w:rPr>
+          <w:color w:val="000000" w:themeColor="text1"/>
+        </w:rPr>
+      </w:pPr>
+      <w:r>
+        <w:rPr>
+          <w:color w:val="000000" w:themeColor="text1"/>
+        </w:rPr>
+        <w:t xml:space="preserve">let </w:t>
+      </w:r>
+      <w:proofErr w:type="gramStart"/>
+      <w:r>
+        <w:rPr>
+          <w:color w:val="000000" w:themeColor="text1"/>
+        </w:rPr>
+        <w:t>f:bool</w:t>
+      </w:r>
+      <w:proofErr w:type="gramEnd"/>
+      <w:r>
+        <w:rPr>
+          <w:color w:val="000000" w:themeColor="text1"/>
+        </w:rPr>
+        <w:t xml:space="preserve"> = false; // with explicit type annotation</w:t>
+      </w:r>
+    </w:p>
+    <w:p>
+      <w:pPr>
+        <w:rPr>
+          <w:color w:val="000000" w:themeColor="text1"/>
+        </w:rPr>
+      </w:pPr>
+    </w:p>
+    <w:p>
+      <w:pPr>
+        <w:rPr>
+          <w:b/>
+          <w:bCs/>
+          <w:color w:val="000000" w:themeColor="text1"/>
+        </w:rPr>
+      </w:pPr>
+      <w:hyperlink r:id="rId9" w:anchor="the-character-type" w:history="1">
+        <w:r>
+          <w:rPr>
+            <w:rStyle w:val="Hyperlink"/>
+            <w:b/>
+            <w:bCs/>
+          </w:rPr>
+          <w:t>The Character Type</w:t>
+        </w:r>
+      </w:hyperlink>
+    </w:p>
+    <w:p>
+      <w:pPr>
+        <w:rPr>
+          <w:color w:val="000000" w:themeColor="text1"/>
+        </w:rPr>
+      </w:pPr>
+      <w:r>
+        <w:rPr>
+          <w:color w:val="000000" w:themeColor="text1"/>
+        </w:rPr>
+        <w:t>Rust’s char type is the language’s most primitive alphabetic type. Here are some examples of declaring char values:</w:t>
+      </w:r>
+    </w:p>
+    <w:p>
+      <w:pPr>
+        <w:rPr>
+          <w:color w:val="000000" w:themeColor="text1"/>
+        </w:rPr>
+      </w:pPr>
+      <w:r>
+        <w:rPr>
+          <w:color w:val="000000" w:themeColor="text1"/>
+        </w:rPr>
+        <w:t>Filename: src/main.rs</w:t>
+      </w:r>
+    </w:p>
+    <w:p>
+      <w:pPr>
+        <w:rPr>
+          <w:color w:val="000000" w:themeColor="text1"/>
+        </w:rPr>
+      </w:pPr>
+      <w:proofErr w:type="spellStart"/>
+      <w:r>
+        <w:rPr>
+          <w:color w:val="000000" w:themeColor="text1"/>
+        </w:rPr>
+        <w:t>fn</w:t>
+      </w:r>
+      <w:proofErr w:type="spellEnd"/>
+      <w:r>
+        <w:rPr>
+          <w:color w:val="000000" w:themeColor="text1"/>
+        </w:rPr>
+        <w:t xml:space="preserve"> </w:t>
+      </w:r>
+      <w:proofErr w:type="gramStart"/>
+      <w:r>
+        <w:rPr>
+          <w:color w:val="000000" w:themeColor="text1"/>
+        </w:rPr>
+        <w:t>main(</w:t>
+      </w:r>
+      <w:proofErr w:type="gramEnd"/>
+      <w:r>
+        <w:rPr>
+          <w:color w:val="000000" w:themeColor="text1"/>
+        </w:rPr>
+        <w:t>) {</w:t>
+      </w:r>
+    </w:p>
+    <w:p>
+      <w:pPr>
+        <w:rPr>
+          <w:color w:val="000000" w:themeColor="text1"/>
+        </w:rPr>
+      </w:pPr>
+      <w:r>
+        <w:rPr>
+          <w:color w:val="000000" w:themeColor="text1"/>
+        </w:rPr>
+        <w:t xml:space="preserve">    let c = 'z';</w:t>
+      </w:r>
+    </w:p>
+    <w:p>
+      <w:pPr>
+        <w:rPr>
+          <w:color w:val="000000" w:themeColor="text1"/>
+        </w:rPr>
+      </w:pPr>
+      <w:r>
+        <w:rPr>
+          <w:color w:val="000000" w:themeColor="text1"/>
+        </w:rPr>
+        <w:t xml:space="preserve">    let z: char = '</w:t>
+      </w:r>
+      <w:r>
+        <w:rPr>
+          <w:rFonts w:ascii="Cambria Math" w:hAnsi="Cambria Math" w:cs="Cambria Math"/>
+          <w:color w:val="000000" w:themeColor="text1"/>
+        </w:rPr>
+        <w:t>ℤ</w:t>
+      </w:r>
+      <w:r>
+        <w:rPr>
+          <w:color w:val="000000" w:themeColor="text1"/>
+        </w:rPr>
+        <w:t>'; // with explicit type annotation</w:t>
+      </w:r>
+    </w:p>
+    <w:p>
+      <w:pPr>
+        <w:rPr>
+          <w:color w:val="000000" w:themeColor="text1"/>
+        </w:rPr>
+      </w:pPr>
+      <w:r>
+        <w:rPr>
+          <w:color w:val="000000" w:themeColor="text1"/>
+        </w:rPr>
+        <w:t xml:space="preserve">    let </w:t>
+      </w:r>
+      <w:proofErr w:type="spellStart"/>
+      <w:r>
+        <w:rPr>
+          <w:color w:val="000000" w:themeColor="text1"/>
+        </w:rPr>
+        <w:t>heart_eyed_cat</w:t>
+      </w:r>
+      <w:proofErr w:type="spellEnd"/>
+      <w:r>
+        <w:rPr>
+          <w:color w:val="000000" w:themeColor="text1"/>
+        </w:rPr>
+        <w:t xml:space="preserve"> = '</w:t>
+      </w:r>
+      <w:r>
+        <w:rPr>
+          <w:rFonts w:ascii="Segoe UI Emoji" w:hAnsi="Segoe UI Emoji" w:cs="Segoe UI Emoji"/>
+          <w:color w:val="000000" w:themeColor="text1"/>
+        </w:rPr>
+        <w:t>😻</w:t>
+      </w:r>
+      <w:r>
+        <w:rPr>
+          <w:color w:val="000000" w:themeColor="text1"/>
+        </w:rPr>
+        <w:t>';</w:t>
+      </w:r>
+    </w:p>
+    <w:p>
+      <w:pPr>
+        <w:rPr>
+          <w:color w:val="000000" w:themeColor="text1"/>
+        </w:rPr>
+      </w:pPr>
+      <w:r>
+        <w:rPr>
+          <w:color w:val="000000" w:themeColor="text1"/>
+        </w:rPr>
+        <w:t>}</w:t>
+      </w:r>
+    </w:p>
+    <w:p>
+      <w:pPr>
+        <w:rPr>
+          <w:color w:val="000000" w:themeColor="text1"/>
+        </w:rPr>
+      </w:pPr>
+      <w:r>
+        <w:rPr>
+          <w:color w:val="000000" w:themeColor="text1"/>
+        </w:rPr>
+        <w:t>Note that we specify char literals with single quotation marks, as opposed to string literals, which use double quotation marks. Rust’s char type is 4 bytes in size and represents a Unicode scalar value, which means it can represent a lot more than just ASCII. Accented letters; Chinese, Japanese, and Korean characters; emojis; and zero-width spaces are all valid char values in Rust. Unicode scalar values range from U+0000 to U+D7FF and U+E000 to U+10FFFF inclusive. However, a “character” isn’t really a concept in Unicode, so your human intuition for what a “character” is may not match up with what a char is in Rust.</w:t>
+      </w:r>
+    </w:p>
+    <w:p>
+      <w:pPr>
+        <w:rPr>
+          <w:color w:val="000000" w:themeColor="text1"/>
+        </w:rPr>
+      </w:pPr>
+    </w:p>
+    <w:p>
+      <w:pPr>
+        <w:rPr>
+          <w:color w:val="000000" w:themeColor="text1"/>
+        </w:rPr>
+      </w:pPr>
+      <w:r>
+        <w:rPr>
+          <w:color w:val="000000" w:themeColor="text1"/>
+        </w:rPr>
+        <w:t xml:space="preserve"> </w:t>
+      </w:r>
+    </w:p>
+    <w:p>
+      <w:pPr>
+        <w:rPr>
+          <w:color w:val="000000" w:themeColor="text1"/>
+        </w:rPr>
+      </w:pPr>
+      <w:r>
+        <w:rPr>
+          <w:color w:val="000000" w:themeColor="text1"/>
+        </w:rPr>
+        <w:t>2.</w:t>
+      </w:r>
+      <w:r>
+        <w:rPr>
+          <w:color w:val="000000" w:themeColor="text1"/>
+        </w:rPr>
+        <w:t>compound</w:t>
+      </w:r>
+      <w:r>
+        <w:rPr>
+          <w:color w:val="000000" w:themeColor="text1"/>
+        </w:rPr>
+        <w:t xml:space="preserve"> types: </w:t>
+      </w:r>
+      <w:r>
+        <w:rPr>
+          <w:i/>
+          <w:iCs/>
+          <w:color w:val="000000" w:themeColor="text1"/>
+        </w:rPr>
+        <w:t>Compound types</w:t>
+      </w:r>
+      <w:r>
+        <w:rPr>
+          <w:color w:val="000000" w:themeColor="text1"/>
+        </w:rPr>
+        <w:t> can group multiple values into one type</w:t>
+      </w:r>
+    </w:p>
+    <w:p>
+      <w:pPr>
+        <w:rPr>
+          <w:color w:val="000000" w:themeColor="text1"/>
+        </w:rPr>
+      </w:pPr>
+      <w:r>
+        <w:rPr>
+          <w:color w:val="000000" w:themeColor="text1"/>
+        </w:rPr>
+        <w:t xml:space="preserve">It has two types: </w:t>
+      </w:r>
+    </w:p>
+    <w:p>
+      <w:pPr>
+        <w:rPr>
+          <w:color w:val="000000" w:themeColor="text1"/>
+        </w:rPr>
+      </w:pPr>
+      <w:proofErr w:type="spellStart"/>
+      <w:proofErr w:type="gramStart"/>
+      <w:r>
+        <w:rPr>
+          <w:color w:val="000000" w:themeColor="text1"/>
+        </w:rPr>
+        <w:t>tuple,arrays</w:t>
+      </w:r>
+      <w:proofErr w:type="spellEnd"/>
+      <w:proofErr w:type="gramEnd"/>
+    </w:p>
+    <w:p>
+      <w:pPr>
+        <w:rPr>
+          <w:color w:val="000000" w:themeColor="text1"/>
+        </w:rPr>
+      </w:pPr>
+    </w:p>
+    <w:p>
+      <w:pPr>
+        <w:rPr>
+          <w:color w:val="000000" w:themeColor="text1"/>
+        </w:rPr>
+      </w:pPr>
+    </w:p>
+    <w:p>
+      <w:pPr>
+        <w:rPr>
+          <w:color w:val="000000" w:themeColor="text1"/>
+        </w:rPr>
+      </w:pPr>
+      <w:r>
+        <w:rPr>
+          <w:color w:val="000000" w:themeColor="text1"/>
+        </w:rPr>
+        <w:lastRenderedPageBreak/>
+        <w:t>Tuple type:</w:t>
+      </w:r>
+    </w:p>
+    <w:p>
+      <w:pPr>
+        <w:rPr>
+          <w:color w:val="000000" w:themeColor="text1"/>
+        </w:rPr>
+      </w:pPr>
+      <w:r>
+        <w:rPr>
+          <w:color w:val="000000" w:themeColor="text1"/>
+        </w:rPr>
+        <w:t>A </w:t>
+      </w:r>
+      <w:r>
+        <w:rPr>
+          <w:i/>
+          <w:iCs/>
+          <w:color w:val="000000" w:themeColor="text1"/>
+        </w:rPr>
+        <w:t>tuple</w:t>
+      </w:r>
+      <w:r>
+        <w:rPr>
+          <w:color w:val="000000" w:themeColor="text1"/>
+        </w:rPr>
+        <w:t> is a general way of grouping together a number of values with a variety of types into one compound type. Tuples have a fixed length: Once declared, they cannot grow or shrink in size.</w:t>
+      </w:r>
+    </w:p>
+    <w:p>
+      <w:pPr>
+        <w:rPr>
+          <w:color w:val="000000" w:themeColor="text1"/>
+        </w:rPr>
+      </w:pPr>
+      <w:r>
+        <w:rPr>
+          <w:color w:val="000000" w:themeColor="text1"/>
+        </w:rPr>
+        <w:t>We create a tuple by writing a comma-separated list of values inside parentheses. Each position in the tuple has a type, and the types of the different values in the tuple don’t have to be the same. We’ve added optional type annotations in this example:</w:t>
+      </w:r>
+    </w:p>
+    <w:p>
+      <w:pPr>
+        <w:tabs>
+          <w:tab w:val="left" w:pos="3552"/>
+        </w:tabs>
+        <w:rPr>
+          <w:color w:val="000000" w:themeColor="text1"/>
+        </w:rPr>
+      </w:pPr>
+      <w:proofErr w:type="spellStart"/>
+      <w:r>
+        <w:rPr>
+          <w:color w:val="000000" w:themeColor="text1"/>
+        </w:rPr>
+        <w:t>fn</w:t>
+      </w:r>
+      <w:proofErr w:type="spellEnd"/>
+      <w:r>
+        <w:rPr>
+          <w:color w:val="000000" w:themeColor="text1"/>
+        </w:rPr>
+        <w:t xml:space="preserve"> </w:t>
+      </w:r>
+      <w:proofErr w:type="gramStart"/>
+      <w:r>
+        <w:rPr>
+          <w:color w:val="000000" w:themeColor="text1"/>
+        </w:rPr>
+        <w:t>main(</w:t>
+      </w:r>
+      <w:proofErr w:type="gramEnd"/>
+      <w:r>
+        <w:rPr>
+          <w:color w:val="000000" w:themeColor="text1"/>
+        </w:rPr>
+        <w:t>) {</w:t>
+      </w:r>
+    </w:p>
+    <w:p>
+      <w:pPr>
+        <w:tabs>
+          <w:tab w:val="left" w:pos="3552"/>
+        </w:tabs>
+        <w:rPr>
+          <w:color w:val="000000" w:themeColor="text1"/>
+        </w:rPr>
+      </w:pPr>
+      <w:r>
+        <w:rPr>
+          <w:color w:val="000000" w:themeColor="text1"/>
+        </w:rPr>
+        <w:t xml:space="preserve">    let tup: (i32, f64, u8) = (500, 6.4, 1);</w:t>
+      </w:r>
+    </w:p>
+    <w:p>
+      <w:pPr>
+        <w:tabs>
+          <w:tab w:val="left" w:pos="3552"/>
+        </w:tabs>
+        <w:rPr>
+          <w:color w:val="000000" w:themeColor="text1"/>
+        </w:rPr>
+      </w:pPr>
+      <w:r>
+        <w:rPr>
+          <w:color w:val="000000" w:themeColor="text1"/>
+        </w:rPr>
+        <w:t>}</w:t>
+      </w:r>
+    </w:p>
+    <w:p>
+      <w:pPr>
+        <w:rPr>
+          <w:color w:val="000000" w:themeColor="text1"/>
+        </w:rPr>
+      </w:pPr>
+      <w:r>
+        <w:rPr>
+          <w:color w:val="000000" w:themeColor="text1"/>
+        </w:rPr>
+        <w:t xml:space="preserve">The variable tup binds to the entire tuple because a tuple is considered a single compound element. To get the individual values out of a tuple, we can use pattern matching to </w:t>
+      </w:r>
+      <w:proofErr w:type="spellStart"/>
+      <w:r>
+        <w:rPr>
+          <w:color w:val="000000" w:themeColor="text1"/>
+        </w:rPr>
+        <w:t>destructure</w:t>
+      </w:r>
+      <w:proofErr w:type="spellEnd"/>
+      <w:r>
+        <w:rPr>
+          <w:color w:val="000000" w:themeColor="text1"/>
+        </w:rPr>
+        <w:t xml:space="preserve"> a tuple value, like this:</w:t>
+      </w:r>
+    </w:p>
+    <w:p>
+      <w:pPr>
+        <w:rPr>
+          <w:color w:val="000000" w:themeColor="text1"/>
+        </w:rPr>
+      </w:pPr>
+      <w:proofErr w:type="spellStart"/>
+      <w:r>
+        <w:rPr>
+          <w:color w:val="000000" w:themeColor="text1"/>
+        </w:rPr>
+        <w:t>fn</w:t>
+      </w:r>
+      <w:proofErr w:type="spellEnd"/>
+      <w:r>
+        <w:rPr>
+          <w:color w:val="000000" w:themeColor="text1"/>
+        </w:rPr>
+        <w:t xml:space="preserve"> </w:t>
+      </w:r>
+      <w:proofErr w:type="gramStart"/>
+      <w:r>
+        <w:rPr>
+          <w:color w:val="000000" w:themeColor="text1"/>
+        </w:rPr>
+        <w:t>main(</w:t>
+      </w:r>
+      <w:proofErr w:type="gramEnd"/>
+      <w:r>
+        <w:rPr>
+          <w:color w:val="000000" w:themeColor="text1"/>
+        </w:rPr>
+        <w:t>) {</w:t>
+      </w:r>
+    </w:p>
+    <w:p>
+      <w:pPr>
+        <w:rPr>
+          <w:color w:val="000000" w:themeColor="text1"/>
+        </w:rPr>
+      </w:pPr>
+      <w:r>
+        <w:rPr>
+          <w:color w:val="000000" w:themeColor="text1"/>
+        </w:rPr>
+        <w:t xml:space="preserve">    let tup = (500, 6.4, 1);</w:t>
+      </w:r>
+    </w:p>
+    <w:p>
+      <w:pPr>
+        <w:rPr>
+          <w:color w:val="000000" w:themeColor="text1"/>
+        </w:rPr>
+      </w:pPr>
+      <w:r>
+        <w:rPr>
+          <w:color w:val="000000" w:themeColor="text1"/>
+        </w:rPr>
+        <w:t xml:space="preserve">    let (x, y, z) = tup;</w:t>
+      </w:r>
+    </w:p>
+    <w:p>
+      <w:pPr>
+        <w:rPr>
+          <w:color w:val="000000" w:themeColor="text1"/>
+        </w:rPr>
+      </w:pPr>
+      <w:r>
+        <w:rPr>
+          <w:color w:val="000000" w:themeColor="text1"/>
+        </w:rPr>
+        <w:t xml:space="preserve">    </w:t>
+      </w:r>
+      <w:proofErr w:type="spellStart"/>
+      <w:proofErr w:type="gramStart"/>
+      <w:r>
+        <w:rPr>
+          <w:color w:val="000000" w:themeColor="text1"/>
+        </w:rPr>
+        <w:t>println</w:t>
+      </w:r>
+      <w:proofErr w:type="spellEnd"/>
+      <w:r>
+        <w:rPr>
+          <w:color w:val="000000" w:themeColor="text1"/>
+        </w:rPr>
+        <w:t>!(</w:t>
+      </w:r>
+      <w:proofErr w:type="gramEnd"/>
+      <w:r>
+        <w:rPr>
+          <w:color w:val="000000" w:themeColor="text1"/>
+        </w:rPr>
+        <w:t>"The value of y is: {y}");</w:t>
+      </w:r>
+    </w:p>
+    <w:p>
+      <w:pPr>
+        <w:rPr>
+          <w:color w:val="000000" w:themeColor="text1"/>
+        </w:rPr>
+      </w:pPr>
+      <w:r>
+        <w:rPr>
+          <w:color w:val="000000" w:themeColor="text1"/>
+        </w:rPr>
+        <w:t>}</w:t>
+      </w:r>
+    </w:p>
+    <w:p>
+      <w:pPr>
+        <w:rPr>
+          <w:b/>
+          <w:bCs/>
+          <w:color w:val="000000" w:themeColor="text1"/>
+        </w:rPr>
+      </w:pPr>
+      <w:hyperlink r:id="rId10" w:anchor="the-array-type" w:history="1">
+        <w:r>
+          <w:rPr>
+            <w:rStyle w:val="Hyperlink"/>
+            <w:b/>
+            <w:bCs/>
+          </w:rPr>
+          <w:t>The Array Type</w:t>
+        </w:r>
+      </w:hyperlink>
+    </w:p>
+    <w:p>
+      <w:pPr>
+        <w:rPr>
+          <w:color w:val="000000" w:themeColor="text1"/>
+        </w:rPr>
+      </w:pPr>
+      <w:r>
+        <w:rPr>
+          <w:color w:val="000000" w:themeColor="text1"/>
+        </w:rPr>
+        <w:t>every element of an array must have the same type. Unlike arrays in some other languages, arrays in Rust have a fixed length.</w:t>
+      </w:r>
+    </w:p>
+    <w:p>
+      <w:pPr>
+        <w:rPr>
+          <w:color w:val="000000" w:themeColor="text1"/>
+        </w:rPr>
+      </w:pPr>
+      <w:r>
+        <w:rPr>
+          <w:color w:val="000000" w:themeColor="text1"/>
+        </w:rPr>
+        <w:t xml:space="preserve">We write the values in an array as a comma-separated list </w:t>
+      </w:r>
+      <w:proofErr w:type="gramStart"/>
+      <w:r>
+        <w:rPr>
+          <w:color w:val="000000" w:themeColor="text1"/>
+        </w:rPr>
+        <w:t>inside square brackets</w:t>
+      </w:r>
+      <w:proofErr w:type="gramEnd"/>
+      <w:r>
+        <w:rPr>
+          <w:color w:val="000000" w:themeColor="text1"/>
+        </w:rPr>
+        <w:t>:</w:t>
+      </w:r>
+    </w:p>
+    <w:p>
+      <w:pPr>
+        <w:rPr>
+          <w:color w:val="000000" w:themeColor="text1"/>
+        </w:rPr>
+      </w:pPr>
+      <w:r>
+        <w:rPr>
+          <w:color w:val="000000" w:themeColor="text1"/>
+        </w:rPr>
+        <w:t>Filename: src/main.rs</w:t>
+      </w:r>
+    </w:p>
+    <w:p>
+      <w:pPr>
+        <w:rPr>
+          <w:color w:val="000000" w:themeColor="text1"/>
+        </w:rPr>
+      </w:pPr>
+      <w:proofErr w:type="spellStart"/>
+      <w:r>
+        <w:rPr>
+          <w:color w:val="000000" w:themeColor="text1"/>
+        </w:rPr>
+        <w:t>fn</w:t>
+      </w:r>
+      <w:proofErr w:type="spellEnd"/>
+      <w:r>
+        <w:rPr>
+          <w:color w:val="000000" w:themeColor="text1"/>
+        </w:rPr>
+        <w:t xml:space="preserve"> </w:t>
+      </w:r>
+      <w:proofErr w:type="gramStart"/>
+      <w:r>
+        <w:rPr>
+          <w:color w:val="000000" w:themeColor="text1"/>
+        </w:rPr>
+        <w:t>main(</w:t>
+      </w:r>
+      <w:proofErr w:type="gramEnd"/>
+      <w:r>
+        <w:rPr>
+          <w:color w:val="000000" w:themeColor="text1"/>
+        </w:rPr>
+        <w:t>) {</w:t>
+      </w:r>
+    </w:p>
+    <w:p>
+      <w:pPr>
+        <w:rPr>
+          <w:color w:val="000000" w:themeColor="text1"/>
+        </w:rPr>
+      </w:pPr>
+      <w:r>
+        <w:rPr>
+          <w:color w:val="000000" w:themeColor="text1"/>
+        </w:rPr>
+        <w:t xml:space="preserve">    let a = [1, 2, 3, 4, 5];</w:t>
+      </w:r>
+    </w:p>
+    <w:p>
+      <w:pPr>
+        <w:rPr>
+          <w:color w:val="000000" w:themeColor="text1"/>
+        </w:rPr>
+      </w:pPr>
+      <w:r>
+        <w:rPr>
+          <w:color w:val="000000" w:themeColor="text1"/>
+        </w:rPr>
+        <w:t>let months = ["January", "February", "March", "April", "May", "June", "July",</w:t>
+      </w:r>
+    </w:p>
+    <w:p>
+      <w:pPr>
+        <w:rPr>
+          <w:color w:val="000000" w:themeColor="text1"/>
+        </w:rPr>
+      </w:pPr>
+      <w:r>
+        <w:rPr>
+          <w:color w:val="000000" w:themeColor="text1"/>
+        </w:rPr>
+        <w:t xml:space="preserve">              "August", "September", "October", "November", "December"];</w:t>
+      </w:r>
+    </w:p>
+    <w:p>
+      <w:pPr>
+        <w:tabs>
+          <w:tab w:val="left" w:pos="732"/>
+        </w:tabs>
+        <w:rPr>
+          <w:color w:val="000000" w:themeColor="text1"/>
+        </w:rPr>
+      </w:pPr>
+      <w:r>
+        <w:rPr>
+          <w:color w:val="000000" w:themeColor="text1"/>
+        </w:rPr>
+        <w:t>}</w:t>
+      </w:r>
+      <w:r>
+        <w:rPr>
+          <w:color w:val="000000" w:themeColor="text1"/>
+        </w:rPr>
+        <w:tab/>
+      </w:r>
+    </w:p>
+    <w:p>
+      <w:pPr>
+        <w:tabs>
+          <w:tab w:val="left" w:pos="732"/>
+        </w:tabs>
+        <w:rPr>
+          <w:color w:val="000000" w:themeColor="text1"/>
+        </w:rPr>
+      </w:pPr>
+    </w:p>
+    <w:p>
+      <w:pPr>
+        <w:tabs>
+          <w:tab w:val="left" w:pos="732"/>
+        </w:tabs>
+        <w:rPr>
+          <w:color w:val="000000" w:themeColor="text1"/>
+        </w:rPr>
+      </w:pPr>
+      <w:r>
+        <w:rPr>
+          <w:color w:val="000000" w:themeColor="text1"/>
+        </w:rPr>
+        <w:lastRenderedPageBreak/>
+        <w:t>You write an array’s type using square brackets with the type of each element, a semicolon, and then the number of elements in the array, like so:</w:t>
+      </w:r>
+    </w:p>
+    <w:p>
+      <w:pPr>
+        <w:tabs>
+          <w:tab w:val="left" w:pos="732"/>
+        </w:tabs>
+        <w:rPr>
+          <w:color w:val="000000" w:themeColor="text1"/>
+        </w:rPr>
+      </w:pPr>
+      <w:r>
+        <w:rPr>
+          <w:color w:val="000000" w:themeColor="text1"/>
+        </w:rPr>
+        <w:t>let a: [i32; 5] = [1, 2, 3, 4, 5];</w:t>
+      </w:r>
+    </w:p>
+    <w:p>
+      <w:pPr>
+        <w:tabs>
+          <w:tab w:val="left" w:pos="732"/>
+        </w:tabs>
+        <w:rPr>
+          <w:color w:val="000000" w:themeColor="text1"/>
+        </w:rPr>
+      </w:pPr>
+      <w:r>
+        <w:rPr>
+          <w:color w:val="000000" w:themeColor="text1"/>
+        </w:rPr>
+        <w:t>Here, i32 is the type of each element. After the semicolon, the number 5 indicates the array contains five elements.</w:t>
+      </w:r>
+    </w:p>
+    <w:p>
+      <w:pPr>
+        <w:tabs>
+          <w:tab w:val="left" w:pos="732"/>
+        </w:tabs>
+        <w:rPr>
+          <w:color w:val="000000" w:themeColor="text1"/>
+        </w:rPr>
+      </w:pPr>
+      <w:r>
+        <w:rPr>
+          <w:color w:val="000000" w:themeColor="text1"/>
+        </w:rPr>
+        <w:t>let a = [3; 5];</w:t>
+      </w:r>
+    </w:p>
+    <w:p>
+      <w:pPr>
+        <w:tabs>
+          <w:tab w:val="left" w:pos="732"/>
+        </w:tabs>
+        <w:rPr>
+          <w:color w:val="000000" w:themeColor="text1"/>
+        </w:rPr>
+      </w:pPr>
+      <w:r>
+        <w:rPr>
+          <w:color w:val="000000" w:themeColor="text1"/>
+        </w:rPr>
+        <w:t>The array named a will contain 5 elements that will all be set to the value 3 initially. This is the same as writing let a = [3, 3, 3, 3, 3]; but in a more concise way.</w:t>
+      </w:r>
+    </w:p>
+    <w:p>
+      <w:pPr>
+        <w:tabs>
+          <w:tab w:val="left" w:pos="732"/>
+        </w:tabs>
+        <w:rPr>
+          <w:color w:val="000000" w:themeColor="text1"/>
+        </w:rPr>
+      </w:pPr>
+      <w:r>
+        <w:rPr>
+          <w:color w:val="000000" w:themeColor="text1"/>
+        </w:rPr>
+        <w:t>Array Element Access:</w:t>
+      </w:r>
+    </w:p>
+    <w:p>
+      <w:pPr>
+        <w:tabs>
+          <w:tab w:val="left" w:pos="732"/>
+        </w:tabs>
+        <w:rPr>
+          <w:color w:val="000000" w:themeColor="text1"/>
+        </w:rPr>
+      </w:pPr>
+      <w:r>
+        <w:rPr>
+          <w:color w:val="000000" w:themeColor="text1"/>
+        </w:rPr>
+        <w:t>An array is a single chunk of memory of a known, fixed size that can be allocated on the stack. You can access elements of an array using indexing, like this:</w:t>
+      </w:r>
+    </w:p>
+    <w:p>
+      <w:pPr>
+        <w:tabs>
+          <w:tab w:val="left" w:pos="732"/>
+        </w:tabs>
+        <w:rPr>
+          <w:color w:val="000000" w:themeColor="text1"/>
+        </w:rPr>
+      </w:pPr>
+      <w:r>
+        <w:rPr>
+          <w:color w:val="000000" w:themeColor="text1"/>
+        </w:rPr>
+        <w:t>Filename: src/main.rs</w:t>
+      </w:r>
+    </w:p>
+    <w:p>
+      <w:pPr>
+        <w:tabs>
+          <w:tab w:val="left" w:pos="732"/>
+        </w:tabs>
+        <w:rPr>
+          <w:color w:val="000000" w:themeColor="text1"/>
+        </w:rPr>
+      </w:pPr>
+      <w:proofErr w:type="spellStart"/>
+      <w:r>
+        <w:rPr>
+          <w:color w:val="000000" w:themeColor="text1"/>
+        </w:rPr>
+        <w:t>fn</w:t>
+      </w:r>
+      <w:proofErr w:type="spellEnd"/>
+      <w:r>
+        <w:rPr>
+          <w:color w:val="000000" w:themeColor="text1"/>
+        </w:rPr>
+        <w:t xml:space="preserve"> </w:t>
+      </w:r>
+      <w:proofErr w:type="gramStart"/>
+      <w:r>
+        <w:rPr>
+          <w:color w:val="000000" w:themeColor="text1"/>
+        </w:rPr>
+        <w:t>main(</w:t>
+      </w:r>
+      <w:proofErr w:type="gramEnd"/>
+      <w:r>
+        <w:rPr>
+          <w:color w:val="000000" w:themeColor="text1"/>
+        </w:rPr>
+        <w:t>) {</w:t>
+      </w:r>
+    </w:p>
+    <w:p>
+      <w:pPr>
+        <w:tabs>
+          <w:tab w:val="left" w:pos="732"/>
+        </w:tabs>
+        <w:rPr>
+          <w:color w:val="000000" w:themeColor="text1"/>
+        </w:rPr>
+      </w:pPr>
+      <w:r>
+        <w:rPr>
+          <w:color w:val="000000" w:themeColor="text1"/>
+        </w:rPr>
+        <w:t xml:space="preserve">    let a = [1, 2, 3, 4, 5];</w:t>
+      </w:r>
+    </w:p>
+    <w:p>
+      <w:pPr>
+        <w:tabs>
+          <w:tab w:val="left" w:pos="732"/>
+        </w:tabs>
+        <w:rPr>
+          <w:color w:val="000000" w:themeColor="text1"/>
+        </w:rPr>
+      </w:pPr>
+    </w:p>
+    <w:p>
+      <w:pPr>
+        <w:tabs>
+          <w:tab w:val="left" w:pos="732"/>
+        </w:tabs>
+        <w:rPr>
+          <w:color w:val="000000" w:themeColor="text1"/>
+        </w:rPr>
+      </w:pPr>
+      <w:r>
+        <w:rPr>
+          <w:color w:val="000000" w:themeColor="text1"/>
+        </w:rPr>
+        <w:t xml:space="preserve">    let first = </w:t>
+      </w:r>
+      <w:proofErr w:type="gramStart"/>
+      <w:r>
+        <w:rPr>
+          <w:color w:val="000000" w:themeColor="text1"/>
+        </w:rPr>
+        <w:t>a[</w:t>
+      </w:r>
+      <w:proofErr w:type="gramEnd"/>
+      <w:r>
+        <w:rPr>
+          <w:color w:val="000000" w:themeColor="text1"/>
+        </w:rPr>
+        <w:t>0];</w:t>
+      </w:r>
+    </w:p>
+    <w:p>
+      <w:pPr>
+        <w:tabs>
+          <w:tab w:val="left" w:pos="732"/>
+        </w:tabs>
+        <w:rPr>
+          <w:color w:val="000000" w:themeColor="text1"/>
+        </w:rPr>
+      </w:pPr>
+      <w:r>
+        <w:rPr>
+          <w:color w:val="000000" w:themeColor="text1"/>
+        </w:rPr>
+        <w:t xml:space="preserve">    let second = </w:t>
+      </w:r>
+      <w:proofErr w:type="gramStart"/>
+      <w:r>
+        <w:rPr>
+          <w:color w:val="000000" w:themeColor="text1"/>
+        </w:rPr>
+        <w:t>a[</w:t>
+      </w:r>
+      <w:proofErr w:type="gramEnd"/>
+      <w:r>
+        <w:rPr>
+          <w:color w:val="000000" w:themeColor="text1"/>
+        </w:rPr>
+        <w:t>1];</w:t>
+      </w:r>
+    </w:p>
+    <w:p>
+      <w:pPr>
+        <w:tabs>
+          <w:tab w:val="left" w:pos="732"/>
+        </w:tabs>
+        <w:rPr>
+          <w:color w:val="000000" w:themeColor="text1"/>
+        </w:rPr>
+      </w:pPr>
+      <w:r>
+        <w:rPr>
+          <w:color w:val="000000" w:themeColor="text1"/>
+        </w:rPr>
+        <w:t>}</w:t>
+      </w:r>
+    </w:p>
+    <w:p>
+      <w:pPr>
+        <w:tabs>
+          <w:tab w:val="left" w:pos="732"/>
+        </w:tabs>
+        <w:rPr>
+          <w:color w:val="000000" w:themeColor="text1"/>
+        </w:rPr>
+      </w:pPr>
+      <w:r>
+        <w:rPr>
+          <w:color w:val="000000" w:themeColor="text1"/>
+        </w:rPr>
+        <w:t>In this example, the variable named first will get the value 1 because that is the value at index [0] in the array. The variable named second will get the value 2 from index [1] in the array.</w:t>
+      </w:r>
+    </w:p>
+    <w:p>
+      <w:pPr>
+        <w:tabs>
+          <w:tab w:val="left" w:pos="732"/>
+        </w:tabs>
+        <w:rPr>
+          <w:color w:val="000000" w:themeColor="text1"/>
+        </w:rPr>
+      </w:pPr>
+    </w:p>
+    <w:p>
+      <w:pPr>
+        <w:tabs>
+          <w:tab w:val="left" w:pos="732"/>
+        </w:tabs>
+        <w:rPr>
+          <w:color w:val="000000" w:themeColor="text1"/>
+        </w:rPr>
+      </w:pPr>
+      <w:r>
+        <w:rPr>
+          <w:color w:val="000000" w:themeColor="text1"/>
+        </w:rPr>
+        <w:t>Let’s see what happens if you try to access an element of an array that is past the end of the array. Say you run this code, similar to the guessing game in Chapter 2, to get an array index from the user:</w:t>
+      </w:r>
+    </w:p>
+    <w:p>
+      <w:pPr>
+        <w:tabs>
+          <w:tab w:val="left" w:pos="732"/>
+        </w:tabs>
+        <w:rPr>
+          <w:color w:val="000000" w:themeColor="text1"/>
+        </w:rPr>
+      </w:pPr>
+      <w:r>
+        <w:rPr>
+          <w:color w:val="000000" w:themeColor="text1"/>
+        </w:rPr>
+        <w:t>Filename: src/main.rs</w:t>
+      </w:r>
+    </w:p>
+    <w:p>
+      <w:pPr>
+        <w:tabs>
+          <w:tab w:val="left" w:pos="732"/>
+        </w:tabs>
+        <w:rPr>
+          <w:color w:val="000000" w:themeColor="text1"/>
+        </w:rPr>
+      </w:pPr>
+      <w:r>
+        <w:rPr>
+          <w:color w:val="000000" w:themeColor="text1"/>
+        </w:rPr>
+        <mc:AlternateContent>
+          <mc:Choice Requires="wps">
+            <w:drawing>
+              <wp:inline distT="0" distB="0" distL="0" distR="0" wp14:anchorId="710FEB38" wp14:editId="1A1F5931">
+                <wp:extent cx="304800" cy="304800"/>
+                <wp:effectExtent l="0" t="0" r="0" b="0"/>
+                <wp:docPr id="814450817" name="Rectangle 2">
+                  <a:hlinkClick xmlns:a="http://schemas.openxmlformats.org/drawingml/2006/main" r:id="rId11" tgtFrame="&quot;_blank&quot;"/>
+                </wp:docPr>
+                <wp:cNvGraphicFramePr>
+                  <a:graphicFrameLocks xmlns:a="http://schemas.openxmlformats.org/drawingml/2006/main" noChangeAspect="1"/>
+                </wp:cNvGraphicFramePr>
+                <a:graphic xmlns:a="http://schemas.openxmlformats.org/drawingml/2006/main">
+                  <a:graphicData uri="http://schemas.microsoft.com/office/word/2010/wordprocessingShape">
+                    <wps:wsp>
+                      <wps:cNvSpPr>
+                        <a:spLocks noChangeAspect="1" noChangeArrowheads="1"/>
+                      </wps:cNvSpPr>
+                      <wps:spPr bwMode="auto">
+                        <a:xfrm>
+                          <a:off x="0" y="0"/>
+                          <a:ext cx="304800" cy="304800"/>
+                        </a:xfrm>
+                        <a:prstGeom prst="rect">
+                          <a:avLst/>
+                        </a:prstGeom>
+                        <a:noFill/>
+                        <a:ln>
+                          <a:noFill/>
+                        </a:ln>
+                        <a:extLst>
+                          <a:ext uri="{909E8E84-426E-40DD-AFC4-6F175D3DCCD1}">
+                            <a14:hiddenFill xmlns:a14="http://schemas.microsoft.com/office/drawing/2010/main">
+                              <a:solidFill>
+                                <a:srgbClr val="FFFFFF"/>
+                              </a:solidFill>
+                            </a14:hiddenFill>
+                          </a:ext>
+                          <a:ext uri="{91240B29-F687-4F45-9708-019B960494DF}">
+                            <a14:hiddenLine xmlns:a14="http://schemas.microsoft.com/office/drawing/2010/main" w="9525">
+                              <a:solidFill>
+                                <a:srgbClr val="000000"/>
+                              </a:solidFill>
+                              <a:miter lim="800000"/>
+                              <a:headEnd/>
+                              <a:tailEnd/>
+                            </a14:hiddenLine>
+                          </a:ext>
+                        </a:extLst>
+                      </wps:spPr>
+                      <wps:bodyPr rot="0" vert="horz" wrap="square" lIns="91440" tIns="45720" rIns="91440" bIns="45720" anchor="t" anchorCtr="0" upright="1">
+                        <a:noAutofit/>
+                      </wps:bodyPr>
+                    </wps:wsp>
+                  </a:graphicData>
+                </a:graphic>
+              </wp:inline>
+            </w:drawing>
+          </mc:Choice>
+          <mc:Fallback>
+            <w:pict>
+              <v:rect w14:anchorId="0FB9DE92" id="Rectangle 2" o:spid="_x0000_s1026" href="https://doc.rust-lang.org/book/ch00-00-introduction.html#ferris" target="&quot;_blank&quot;" style="width:24pt;height:24pt;visibility:visible;mso-wrap-style:square;mso-left-percent:-10001;mso-top-percent:-10001;mso-position-horizontal:absolute;mso-position-horizontal-relative:char;mso-position-vertical:absolute;mso-position-vertical-relative:line;mso-left-percent:-10001;mso-top-percent:-10001;v-text-anchor:top" o:gfxdata="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" o:button="t" filled="f" stroked="f">
+                <v:fill o:detectmouseclick="t"/>
+                <o:lock v:ext="edit" aspectratio="t"/>
+                <w10:anchorlock/>
+              </v:rect>
+            </w:pict>
+          </mc:Fallback>
+        </mc:AlternateContent>
+      </w:r>
+    </w:p>
+    <w:p>
+      <w:pPr>
+        <w:tabs>
+          <w:tab w:val="left" w:pos="732"/>
+        </w:tabs>
+        <w:rPr>
+          <w:color w:val="000000" w:themeColor="text1"/>
+        </w:rPr>
+      </w:pPr>
+      <w:r>
+        <w:rPr>
+          <w:color w:val="000000" w:themeColor="text1"/>
+        </w:rPr>
+        <w:t xml:space="preserve">use </w:t>
+      </w:r>
+      <w:proofErr w:type="gramStart"/>
+      <w:r>
+        <w:rPr>
+          <w:color w:val="000000" w:themeColor="text1"/>
+        </w:rPr>
+        <w:t>std::</w:t>
+      </w:r>
+      <w:proofErr w:type="gramEnd"/>
+      <w:r>
+        <w:rPr>
+          <w:color w:val="000000" w:themeColor="text1"/>
+        </w:rPr>
+        <w:t>io;</w:t>
+      </w:r>
+    </w:p>
+    <w:p>
+      <w:pPr>
+        <w:tabs>
+          <w:tab w:val="left" w:pos="732"/>
+        </w:tabs>
+        <w:rPr>
+          <w:color w:val="000000" w:themeColor="text1"/>
+        </w:rPr>
+      </w:pPr>
+    </w:p>
+    <w:p>
+      <w:pPr>
+        <w:tabs>
+          <w:tab w:val="left" w:pos="732"/>
+        </w:tabs>
+        <w:rPr>
+          <w:color w:val="000000" w:themeColor="text1"/>
+        </w:rPr>
+      </w:pPr>
+      <w:proofErr w:type="spellStart"/>
+      <w:r>
+        <w:rPr>
+          <w:color w:val="000000" w:themeColor="text1"/>
+        </w:rPr>
+        <w:t>fn</w:t>
+      </w:r>
+      <w:proofErr w:type="spellEnd"/>
+      <w:r>
+        <w:rPr>
+          <w:color w:val="000000" w:themeColor="text1"/>
+        </w:rPr>
+        <w:t xml:space="preserve"> </w:t>
+      </w:r>
+      <w:proofErr w:type="gramStart"/>
+      <w:r>
+        <w:rPr>
+          <w:color w:val="000000" w:themeColor="text1"/>
+        </w:rPr>
+        <w:t>main(</w:t>
+      </w:r>
+      <w:proofErr w:type="gramEnd"/>
+      <w:r>
+        <w:rPr>
+          <w:color w:val="000000" w:themeColor="text1"/>
+        </w:rPr>
+        <w:t>) {</w:t>
+      </w:r>
+    </w:p>
+    <w:p>
+      <w:pPr>
+        <w:tabs>
+          <w:tab w:val="left" w:pos="732"/>
+        </w:tabs>
+        <w:rPr>
+          <w:color w:val="000000" w:themeColor="text1"/>
+        </w:rPr>
+      </w:pPr>
+      <w:r>
+        <w:rPr>
+          <w:color w:val="000000" w:themeColor="text1"/>
+        </w:rPr>
+        <w:lastRenderedPageBreak/>
+        <w:t xml:space="preserve">    let a = [1, 2, 3, 4, 5];</w:t>
+      </w:r>
+    </w:p>
+    <w:p>
+      <w:pPr>
+        <w:tabs>
+          <w:tab w:val="left" w:pos="732"/>
+        </w:tabs>
+        <w:rPr>
+          <w:color w:val="000000" w:themeColor="text1"/>
+        </w:rPr>
+      </w:pPr>
+    </w:p>
+    <w:p>
+      <w:pPr>
+        <w:tabs>
+          <w:tab w:val="left" w:pos="732"/>
+        </w:tabs>
+        <w:rPr>
+          <w:color w:val="000000" w:themeColor="text1"/>
+        </w:rPr>
+      </w:pPr>
+      <w:r>
+        <w:rPr>
+          <w:color w:val="000000" w:themeColor="text1"/>
+        </w:rPr>
+        <w:t xml:space="preserve">    </w:t>
+      </w:r>
+      <w:proofErr w:type="spellStart"/>
+      <w:proofErr w:type="gramStart"/>
+      <w:r>
+        <w:rPr>
+          <w:color w:val="000000" w:themeColor="text1"/>
+        </w:rPr>
+        <w:t>println</w:t>
+      </w:r>
+      <w:proofErr w:type="spellEnd"/>
+      <w:r>
+        <w:rPr>
+          <w:color w:val="000000" w:themeColor="text1"/>
+        </w:rPr>
+        <w:t>!(</w:t>
+      </w:r>
+      <w:proofErr w:type="gramEnd"/>
+      <w:r>
+        <w:rPr>
+          <w:color w:val="000000" w:themeColor="text1"/>
+        </w:rPr>
+        <w:t>"Please enter an array index.");</w:t>
+      </w:r>
+    </w:p>
+    <w:p>
+      <w:pPr>
+        <w:tabs>
+          <w:tab w:val="left" w:pos="732"/>
+        </w:tabs>
+        <w:rPr>
+          <w:color w:val="000000" w:themeColor="text1"/>
+        </w:rPr>
+      </w:pPr>
+    </w:p>
+    <w:p>
+      <w:pPr>
+        <w:tabs>
+          <w:tab w:val="left" w:pos="732"/>
+        </w:tabs>
+        <w:rPr>
+          <w:color w:val="000000" w:themeColor="text1"/>
+        </w:rPr>
+      </w:pPr>
+      <w:r>
+        <w:rPr>
+          <w:color w:val="000000" w:themeColor="text1"/>
+        </w:rPr>
+        <w:t xml:space="preserve">    let mut index = </w:t>
+      </w:r>
+      <w:proofErr w:type="gramStart"/>
+      <w:r>
+        <w:rPr>
+          <w:color w:val="000000" w:themeColor="text1"/>
+        </w:rPr>
+        <w:t>String::new(</w:t>
+      </w:r>
+      <w:proofErr w:type="gramEnd"/>
+      <w:r>
+        <w:rPr>
+          <w:color w:val="000000" w:themeColor="text1"/>
+        </w:rPr>
+        <w:t>);</w:t>
+      </w:r>
+    </w:p>
+    <w:p>
+      <w:pPr>
+        <w:tabs>
+          <w:tab w:val="left" w:pos="732"/>
+        </w:tabs>
+        <w:rPr>
+          <w:color w:val="000000" w:themeColor="text1"/>
+        </w:rPr>
+      </w:pPr>
+    </w:p>
+    <w:p>
+      <w:pPr>
+        <w:tabs>
+          <w:tab w:val="left" w:pos="732"/>
+        </w:tabs>
+        <w:rPr>
+          <w:color w:val="000000" w:themeColor="text1"/>
+        </w:rPr>
+      </w:pPr>
+      <w:r>
+        <w:rPr>
+          <w:color w:val="000000" w:themeColor="text1"/>
+        </w:rPr>
+        <w:t xml:space="preserve">    </w:t>
+      </w:r>
+      <w:proofErr w:type="gramStart"/>
+      <w:r>
+        <w:rPr>
+          <w:color w:val="000000" w:themeColor="text1"/>
+        </w:rPr>
+        <w:t>io::stdin(</w:t>
+      </w:r>
+      <w:proofErr w:type="gramEnd"/>
+      <w:r>
+        <w:rPr>
+          <w:color w:val="000000" w:themeColor="text1"/>
+        </w:rPr>
+        <w:t>)</w:t>
+      </w:r>
+    </w:p>
+    <w:p>
+      <w:pPr>
+        <w:tabs>
+          <w:tab w:val="left" w:pos="732"/>
+        </w:tabs>
+        <w:rPr>
+          <w:color w:val="000000" w:themeColor="text1"/>
+        </w:rPr>
+      </w:pPr>
+      <w:r>
+        <w:rPr>
+          <w:color w:val="000000" w:themeColor="text1"/>
+        </w:rPr>
+        <w:t xml:space="preserve">        </w:t>
+      </w:r>
+      <w:proofErr w:type="gramStart"/>
+      <w:r>
+        <w:rPr>
+          <w:color w:val="000000" w:themeColor="text1"/>
+        </w:rPr>
+        <w:t>.</w:t>
+      </w:r>
+      <w:proofErr w:type="spellStart"/>
+      <w:r>
+        <w:rPr>
+          <w:color w:val="000000" w:themeColor="text1"/>
+        </w:rPr>
+        <w:t>read</w:t>
+      </w:r>
+      <w:proofErr w:type="gramEnd"/>
+      <w:r>
+        <w:rPr>
+          <w:color w:val="000000" w:themeColor="text1"/>
+        </w:rPr>
+        <w:t>_</w:t>
+      </w:r>
+      <w:proofErr w:type="gramStart"/>
+      <w:r>
+        <w:rPr>
+          <w:color w:val="000000" w:themeColor="text1"/>
+        </w:rPr>
+        <w:t>line</w:t>
+      </w:r>
+      <w:proofErr w:type="spellEnd"/>
+      <w:r>
+        <w:rPr>
+          <w:color w:val="000000" w:themeColor="text1"/>
+        </w:rPr>
+        <w:t>(</w:t>
+      </w:r>
+      <w:proofErr w:type="gramEnd"/>
+      <w:r>
+        <w:rPr>
+          <w:color w:val="000000" w:themeColor="text1"/>
+        </w:rPr>
+        <w:t>&amp;mut index)</w:t>
+      </w:r>
+    </w:p>
+    <w:p>
+      <w:pPr>
+        <w:tabs>
+          <w:tab w:val="left" w:pos="732"/>
+        </w:tabs>
+        <w:rPr>
+          <w:color w:val="000000" w:themeColor="text1"/>
+        </w:rPr>
+      </w:pPr>
+      <w:r>
+        <w:rPr>
+          <w:color w:val="000000" w:themeColor="text1"/>
+        </w:rPr>
+        <w:t xml:space="preserve">        </w:t>
+      </w:r>
+      <w:proofErr w:type="gramStart"/>
+      <w:r>
+        <w:rPr>
+          <w:color w:val="000000" w:themeColor="text1"/>
+        </w:rPr>
+        <w:t>.expect</w:t>
+      </w:r>
+      <w:proofErr w:type="gramEnd"/>
+      <w:r>
+        <w:rPr>
+          <w:color w:val="000000" w:themeColor="text1"/>
+        </w:rPr>
+        <w:t>("Failed to read line");</w:t>
+      </w:r>
+    </w:p>
+    <w:p>
+      <w:pPr>
+        <w:tabs>
+          <w:tab w:val="left" w:pos="732"/>
+        </w:tabs>
+        <w:rPr>
+          <w:color w:val="000000" w:themeColor="text1"/>
+        </w:rPr>
+      </w:pPr>
+    </w:p>
+    <w:p>
+      <w:pPr>
+        <w:tabs>
+          <w:tab w:val="left" w:pos="732"/>
+        </w:tabs>
+        <w:rPr>
+          <w:color w:val="000000" w:themeColor="text1"/>
+        </w:rPr>
+      </w:pPr>
+      <w:r>
+        <w:rPr>
+          <w:color w:val="000000" w:themeColor="text1"/>
+        </w:rPr>
+        <w:t xml:space="preserve">    let index: </w:t>
+      </w:r>
+      <w:proofErr w:type="spellStart"/>
+      <w:r>
+        <w:rPr>
+          <w:color w:val="000000" w:themeColor="text1"/>
+        </w:rPr>
+        <w:t>usize</w:t>
+      </w:r>
+      <w:proofErr w:type="spellEnd"/>
+      <w:r>
+        <w:rPr>
+          <w:color w:val="000000" w:themeColor="text1"/>
+        </w:rPr>
+        <w:t xml:space="preserve"> = index</w:t>
+      </w:r>
+    </w:p>
+    <w:p>
+      <w:pPr>
+        <w:tabs>
+          <w:tab w:val="left" w:pos="732"/>
+        </w:tabs>
+        <w:rPr>
+          <w:color w:val="000000" w:themeColor="text1"/>
+        </w:rPr>
+      </w:pPr>
+      <w:r>
+        <w:rPr>
+          <w:color w:val="000000" w:themeColor="text1"/>
+        </w:rPr>
+        <w:t xml:space="preserve">        </w:t>
+      </w:r>
+      <w:proofErr w:type="gramStart"/>
+      <w:r>
+        <w:rPr>
+          <w:color w:val="000000" w:themeColor="text1"/>
+        </w:rPr>
+        <w:t>.trim</w:t>
+      </w:r>
+      <w:proofErr w:type="gramEnd"/>
+      <w:r>
+        <w:rPr>
+          <w:color w:val="000000" w:themeColor="text1"/>
+        </w:rPr>
+        <w:t>()</w:t>
+      </w:r>
+    </w:p>
+    <w:p>
+      <w:pPr>
+        <w:tabs>
+          <w:tab w:val="left" w:pos="732"/>
+        </w:tabs>
+        <w:rPr>
+          <w:color w:val="000000" w:themeColor="text1"/>
+        </w:rPr>
+      </w:pPr>
+      <w:r>
+        <w:rPr>
+          <w:color w:val="000000" w:themeColor="text1"/>
+        </w:rPr>
+        <w:t xml:space="preserve">        </w:t>
+      </w:r>
+      <w:proofErr w:type="gramStart"/>
+      <w:r>
+        <w:rPr>
+          <w:color w:val="000000" w:themeColor="text1"/>
+        </w:rPr>
+        <w:t>.parse</w:t>
+      </w:r>
+      <w:proofErr w:type="gramEnd"/>
+      <w:r>
+        <w:rPr>
+          <w:color w:val="000000" w:themeColor="text1"/>
+        </w:rPr>
+        <w:t>()</w:t>
+      </w:r>
+    </w:p>
+    <w:p>
+      <w:pPr>
+        <w:tabs>
+          <w:tab w:val="left" w:pos="732"/>
+        </w:tabs>
+        <w:rPr>
+          <w:color w:val="000000" w:themeColor="text1"/>
+        </w:rPr>
+      </w:pPr>
+      <w:r>
+        <w:rPr>
+          <w:color w:val="000000" w:themeColor="text1"/>
+        </w:rPr>
+        <w:t xml:space="preserve">        </w:t>
+      </w:r>
+      <w:proofErr w:type="gramStart"/>
+      <w:r>
+        <w:rPr>
+          <w:color w:val="000000" w:themeColor="text1"/>
+        </w:rPr>
+        <w:t>.expect</w:t>
+      </w:r>
+      <w:proofErr w:type="gramEnd"/>
+      <w:r>
+        <w:rPr>
+          <w:color w:val="000000" w:themeColor="text1"/>
+        </w:rPr>
+        <w:t>("Index entered was not a number");</w:t>
+      </w:r>
+    </w:p>
+    <w:p>
+      <w:pPr>
+        <w:tabs>
+          <w:tab w:val="left" w:pos="732"/>
+        </w:tabs>
+        <w:rPr>
+          <w:color w:val="000000" w:themeColor="text1"/>
+        </w:rPr>
+      </w:pPr>
+    </w:p>
+    <w:p>
+      <w:pPr>
+        <w:tabs>
+          <w:tab w:val="left" w:pos="732"/>
+        </w:tabs>
+        <w:rPr>
+          <w:color w:val="000000" w:themeColor="text1"/>
+        </w:rPr>
+      </w:pPr>
+      <w:r>
+        <w:rPr>
+          <w:color w:val="000000" w:themeColor="text1"/>
+        </w:rPr>
+        <w:t xml:space="preserve">    let element = a[index];</w:t>
+      </w:r>
+    </w:p>
+    <w:p>
+      <w:pPr>
+        <w:tabs>
+          <w:tab w:val="left" w:pos="732"/>
+        </w:tabs>
+        <w:rPr>
+          <w:color w:val="000000" w:themeColor="text1"/>
+        </w:rPr>
+      </w:pPr>
+    </w:p>
+    <w:p>
+      <w:pPr>
+        <w:tabs>
+          <w:tab w:val="left" w:pos="732"/>
+        </w:tabs>
+        <w:rPr>
+          <w:color w:val="000000" w:themeColor="text1"/>
+        </w:rPr>
+      </w:pPr>
+      <w:r>
+        <w:rPr>
+          <w:color w:val="000000" w:themeColor="text1"/>
+        </w:rPr>
+        <w:t xml:space="preserve">    </w:t>
+      </w:r>
+      <w:proofErr w:type="spellStart"/>
+      <w:proofErr w:type="gramStart"/>
+      <w:r>
+        <w:rPr>
+          <w:color w:val="000000" w:themeColor="text1"/>
+        </w:rPr>
+        <w:t>println</w:t>
+      </w:r>
+      <w:proofErr w:type="spellEnd"/>
+      <w:r>
+        <w:rPr>
+          <w:color w:val="000000" w:themeColor="text1"/>
+        </w:rPr>
+        <w:t>!(</w:t>
+      </w:r>
+      <w:proofErr w:type="gramEnd"/>
+      <w:r>
+        <w:rPr>
+          <w:color w:val="000000" w:themeColor="text1"/>
+        </w:rPr>
+        <w:t>"The value of the element at index {index} is: {element}");</w:t>
+      </w:r>
+    </w:p>
+    <w:p>
+      <w:pPr>
+        <w:tabs>
+          <w:tab w:val="left" w:pos="732"/>
+        </w:tabs>
+        <w:rPr>
+          <w:color w:val="000000" w:themeColor="text1"/>
+        </w:rPr>
+      </w:pPr>
+      <w:r>
+        <w:rPr>
+          <w:color w:val="000000" w:themeColor="text1"/>
+        </w:rPr>
+        <w:t>}</w:t>
+      </w:r>
+    </w:p>
+    <w:p>
+      <w:pPr>
+        <w:tabs>
+          <w:tab w:val="left" w:pos="732"/>
+        </w:tabs>
+        <w:rPr>
+          <w:color w:val="000000" w:themeColor="text1"/>
+        </w:rPr>
+      </w:pPr>
+      <w:r>
+        <w:rPr>
+          <w:color w:val="000000" w:themeColor="text1"/>
+        </w:rPr>
+        <w:t>This code compiles successfully. If you run this code using cargo run and enter 0, 1, 2, 3, or 4, the program will print out the corresponding value at that index in the array. If you instead enter a number past the end of the array, such as 10, you’ll see output like this:</w:t>
+      </w:r>
+    </w:p>
+    <w:p>
+      <w:pPr>
+        <w:tabs>
+          <w:tab w:val="left" w:pos="732"/>
+        </w:tabs>
+        <w:rPr>
+          <w:color w:val="000000" w:themeColor="text1"/>
+        </w:rPr>
+      </w:pPr>
+      <w:r>
+        <w:rPr>
+          <w:color w:val="000000" w:themeColor="text1"/>
+        </w:rPr>
+        <w:t xml:space="preserve">thread 'main' panicked at </w:t>
+      </w:r>
+      <w:proofErr w:type="spellStart"/>
+      <w:r>
+        <w:rPr>
+          <w:color w:val="000000" w:themeColor="text1"/>
+        </w:rPr>
+        <w:t>src</w:t>
+      </w:r>
+      <w:proofErr w:type="spellEnd"/>
+      <w:r>
+        <w:rPr>
+          <w:color w:val="000000" w:themeColor="text1"/>
+        </w:rPr>
+        <w:t>/main.rs:19:19:</w:t>
+      </w:r>
+    </w:p>
+    <w:p>
+      <w:pPr>
+        <w:tabs>
+          <w:tab w:val="left" w:pos="732"/>
+        </w:tabs>
+        <w:rPr>
+          <w:color w:val="000000" w:themeColor="text1"/>
+        </w:rPr>
+      </w:pPr>
+      <w:r>
+        <w:rPr>
+          <w:color w:val="000000" w:themeColor="text1"/>
+        </w:rPr>
+        <w:t xml:space="preserve">index out of bounds: the </w:t>
+      </w:r>
+      <w:proofErr w:type="spellStart"/>
+      <w:r>
+        <w:rPr>
+          <w:color w:val="000000" w:themeColor="text1"/>
+        </w:rPr>
+        <w:t>len</w:t>
+      </w:r>
+      <w:proofErr w:type="spellEnd"/>
+      <w:r>
+        <w:rPr>
+          <w:color w:val="000000" w:themeColor="text1"/>
+        </w:rPr>
+        <w:t xml:space="preserve"> is 5 but the index is 10</w:t>
+      </w:r>
+    </w:p>
+    <w:p>
+      <w:pPr>
+        <w:tabs>
+          <w:tab w:val="left" w:pos="732"/>
+        </w:tabs>
+        <w:rPr>
+          <w:color w:val="000000" w:themeColor="text1"/>
+        </w:rPr>
+      </w:pPr>
+      <w:r>
+        <w:rPr>
+          <w:color w:val="000000" w:themeColor="text1"/>
+        </w:rPr>
+        <w:t>note: run with `RUST_BACKTRACE=1` environment variable to display a backtrace</w:t>
+      </w:r>
+    </w:p>
+    <w:p>
+      <w:pPr>
+        <w:tabs>
+          <w:tab w:val="left" w:pos="732"/>
+        </w:tabs>
+        <w:rPr>
+          <w:color w:val="000000" w:themeColor="text1"/>
+        </w:rPr>
+      </w:pPr>
+      <w:r>
+        <w:rPr>
+          <w:color w:val="000000" w:themeColor="text1"/>
+        </w:rPr>
+        <w:t>The program resulted in a runtime error at the point of using an invalid value in the indexing operation. The program exited with an error message and didn’t execute the final </w:t>
+      </w:r>
+      <w:proofErr w:type="spellStart"/>
+      <w:r>
+        <w:rPr>
+          <w:color w:val="000000" w:themeColor="text1"/>
+        </w:rPr>
+        <w:t>println</w:t>
+      </w:r>
+      <w:proofErr w:type="spellEnd"/>
+      <w:r>
+        <w:rPr>
+          <w:color w:val="000000" w:themeColor="text1"/>
+        </w:rPr>
+        <w:t xml:space="preserve">! statement. When you attempt to access an element using indexing, Rust will check that the index you’ve specified is less than the array length. If the index is </w:t>
+      </w:r>
+      <w:r>
+        <w:rPr>
+          <w:color w:val="000000" w:themeColor="text1"/>
+        </w:rPr>
+        <w:lastRenderedPageBreak/>
+        <w:t>greater than or equal to the length, Rust will panic. This check has to happen at runtime, especially in this case, because the compiler can’t possibly know what value a user will enter when they run the code later.</w:t>
+      </w:r>
+    </w:p>
+    <w:p>
+      <w:pPr>
+        <w:tabs>
+          <w:tab w:val="left" w:pos="732"/>
+        </w:tabs>
+        <w:rPr>
+          <w:color w:val="000000" w:themeColor="text1"/>
+        </w:rPr>
+      </w:pPr>
+      <w:r>
+        <w:rPr>
+          <w:color w:val="000000" w:themeColor="text1"/>
+        </w:rPr>
+        <w:br/>
+        <w:t>The Rust Programming Language</w:t>
+      </w:r>
+    </w:p>
+    <w:p>
+      <w:pPr>
+        <w:tabs>
+          <w:tab w:val="left" w:pos="732"/>
+        </w:tabs>
+        <w:rPr>
+          <w:color w:val="000000" w:themeColor="text1"/>
+        </w:rPr>
+      </w:pPr>
+      <w:hyperlink r:id="rId12" w:tooltip="Print this book" w:history="1">
+        <w:r>
+          <w:rPr>
+            <w:rStyle w:val="Hyperlink"/>
+          </w:rPr>
+          <w:t> </w:t>
+        </w:r>
+      </w:hyperlink>
+    </w:p>
+    <w:p>
+      <w:pPr>
+        <w:tabs>
+          <w:tab w:val="left" w:pos="732"/>
+        </w:tabs>
+        <w:rPr>
+          <w:b/>
+          <w:bCs/>
+          <w:color w:val="000000" w:themeColor="text1"/>
+        </w:rPr>
+      </w:pPr>
+      <w:hyperlink r:id="rId13" w:anchor="functions" w:history="1">
+        <w:r>
+          <w:rPr>
+            <w:rStyle w:val="Hyperlink"/>
+            <w:b/>
+            <w:bCs/>
+          </w:rPr>
+          <w:t>Functions</w:t>
+        </w:r>
+      </w:hyperlink>
+    </w:p>
+    <w:p>
+      <w:pPr>
+        <w:tabs>
+          <w:tab w:val="left" w:pos="732"/>
+        </w:tabs>
+        <w:rPr>
+          <w:color w:val="000000" w:themeColor="text1"/>
+        </w:rPr>
+      </w:pPr>
+      <w:r>
+        <w:rPr>
+          <w:color w:val="000000" w:themeColor="text1"/>
+        </w:rPr>
+        <w:t>Functions are prevalent in Rust code. You’ve already seen one of the most important functions in the language: the main function, which is the entry point of many programs. You’ve also seen the </w:t>
+      </w:r>
+      <w:proofErr w:type="spellStart"/>
+      <w:r>
+        <w:rPr>
+          <w:color w:val="000000" w:themeColor="text1"/>
+        </w:rPr>
+        <w:t>fn</w:t>
+      </w:r>
+      <w:proofErr w:type="spellEnd"/>
+      <w:r>
+        <w:rPr>
+          <w:color w:val="000000" w:themeColor="text1"/>
+        </w:rPr>
+        <w:t> keyword, which allows you to declare new functions.</w:t>
+      </w:r>
+    </w:p>
+    <w:p>
+      <w:pPr>
+        <w:tabs>
+          <w:tab w:val="left" w:pos="732"/>
+        </w:tabs>
+        <w:rPr>
+          <w:color w:val="000000" w:themeColor="text1"/>
+        </w:rPr>
+      </w:pPr>
+      <w:r>
+        <w:rPr>
+          <w:color w:val="000000" w:themeColor="text1"/>
+        </w:rPr>
+        <w:t>Rust code uses </w:t>
+      </w:r>
+      <w:r>
+        <w:rPr>
+          <w:i/>
+          <w:iCs/>
+          <w:color w:val="000000" w:themeColor="text1"/>
+        </w:rPr>
+        <w:t>snake case</w:t>
+      </w:r>
+      <w:r>
+        <w:rPr>
+          <w:color w:val="000000" w:themeColor="text1"/>
+        </w:rPr>
+        <w:t> as the conventional style for function and variable names, in which all letters are lowercase and underscores separate words. Here’s a program that contains an example function definition:</w:t>
+      </w:r>
+    </w:p>
+    <w:p>
+      <w:pPr>
+        <w:tabs>
+          <w:tab w:val="left" w:pos="732"/>
+        </w:tabs>
+        <w:rPr>
+          <w:color w:val="000000" w:themeColor="text1"/>
+        </w:rPr>
+      </w:pPr>
+      <w:r>
+        <w:rPr>
+          <w:color w:val="000000" w:themeColor="text1"/>
+        </w:rPr>
+        <w:t>Filename: src/main.rs</w:t>
+      </w:r>
+    </w:p>
+    <w:p>
+      <w:pPr>
+        <w:tabs>
+          <w:tab w:val="left" w:pos="732"/>
+        </w:tabs>
+        <w:rPr>
+          <w:color w:val="000000" w:themeColor="text1"/>
+        </w:rPr>
+      </w:pPr>
+      <w:proofErr w:type="spellStart"/>
+      <w:r>
+        <w:rPr>
+          <w:color w:val="000000" w:themeColor="text1"/>
+        </w:rPr>
+        <w:t>fn</w:t>
+      </w:r>
+      <w:proofErr w:type="spellEnd"/>
+      <w:r>
+        <w:rPr>
+          <w:color w:val="000000" w:themeColor="text1"/>
+        </w:rPr>
+        <w:t xml:space="preserve"> </w:t>
+      </w:r>
+      <w:proofErr w:type="gramStart"/>
+      <w:r>
+        <w:rPr>
+          <w:color w:val="000000" w:themeColor="text1"/>
+        </w:rPr>
+        <w:t>main(</w:t>
+      </w:r>
+      <w:proofErr w:type="gramEnd"/>
+      <w:r>
+        <w:rPr>
+          <w:color w:val="000000" w:themeColor="text1"/>
+        </w:rPr>
+        <w:t>) {</w:t>
+      </w:r>
+    </w:p>
+    <w:p>
+      <w:pPr>
+        <w:tabs>
+          <w:tab w:val="left" w:pos="732"/>
+        </w:tabs>
+        <w:rPr>
+          <w:color w:val="000000" w:themeColor="text1"/>
+        </w:rPr>
+      </w:pPr>
+      <w:r>
+        <w:rPr>
+          <w:color w:val="000000" w:themeColor="text1"/>
+        </w:rPr>
+        <w:t xml:space="preserve">    </w:t>
+      </w:r>
+      <w:proofErr w:type="spellStart"/>
+      <w:proofErr w:type="gramStart"/>
+      <w:r>
+        <w:rPr>
+          <w:color w:val="000000" w:themeColor="text1"/>
+        </w:rPr>
+        <w:t>println</w:t>
+      </w:r>
+      <w:proofErr w:type="spellEnd"/>
+      <w:r>
+        <w:rPr>
+          <w:color w:val="000000" w:themeColor="text1"/>
+        </w:rPr>
+        <w:t>!(</w:t>
+      </w:r>
+      <w:proofErr w:type="gramEnd"/>
+      <w:r>
+        <w:rPr>
+          <w:color w:val="000000" w:themeColor="text1"/>
+        </w:rPr>
+        <w:t>"Hello, world!");</w:t>
+      </w:r>
+    </w:p>
+    <w:p>
+      <w:pPr>
+        <w:tabs>
+          <w:tab w:val="left" w:pos="732"/>
+        </w:tabs>
+        <w:rPr>
+          <w:color w:val="000000" w:themeColor="text1"/>
+        </w:rPr>
+      </w:pPr>
+    </w:p>
+    <w:p>
+      <w:pPr>
+        <w:tabs>
+          <w:tab w:val="left" w:pos="732"/>
+        </w:tabs>
+        <w:rPr>
+          <w:color w:val="000000" w:themeColor="text1"/>
+        </w:rPr>
+      </w:pPr>
+      <w:r>
+        <w:rPr>
+          <w:color w:val="000000" w:themeColor="text1"/>
+        </w:rPr>
+        <w:t xml:space="preserve">    </w:t>
+      </w:r>
+      <w:proofErr w:type="spellStart"/>
+      <w:r>
+        <w:rPr>
+          <w:color w:val="000000" w:themeColor="text1"/>
+        </w:rPr>
+        <w:t>another_</w:t>
+      </w:r>
+      <w:proofErr w:type="gramStart"/>
+      <w:r>
+        <w:rPr>
+          <w:color w:val="000000" w:themeColor="text1"/>
+        </w:rPr>
+        <w:t>function</w:t>
+      </w:r>
+      <w:proofErr w:type="spellEnd"/>
+      <w:r>
+        <w:rPr>
+          <w:color w:val="000000" w:themeColor="text1"/>
+        </w:rPr>
+        <w:t>(</w:t>
+      </w:r>
+      <w:proofErr w:type="gramEnd"/>
+      <w:r>
+        <w:rPr>
+          <w:color w:val="000000" w:themeColor="text1"/>
+        </w:rPr>
+        <w:t>);</w:t>
+      </w:r>
+    </w:p>
+    <w:p>
+      <w:pPr>
+        <w:tabs>
+          <w:tab w:val="left" w:pos="732"/>
+        </w:tabs>
+        <w:rPr>
+          <w:color w:val="000000" w:themeColor="text1"/>
+        </w:rPr>
+      </w:pPr>
+      <w:r>
+        <w:rPr>
+          <w:color w:val="000000" w:themeColor="text1"/>
+        </w:rPr>
+        <w:t>}</w:t>
+      </w:r>
+    </w:p>
+    <w:p>
+      <w:pPr>
+        <w:tabs>
+          <w:tab w:val="left" w:pos="732"/>
+        </w:tabs>
+        <w:rPr>
+          <w:color w:val="000000" w:themeColor="text1"/>
+        </w:rPr>
+      </w:pPr>
+    </w:p>
+    <w:p>
+      <w:pPr>
+        <w:tabs>
+          <w:tab w:val="left" w:pos="732"/>
+        </w:tabs>
+        <w:rPr>
+          <w:color w:val="000000" w:themeColor="text1"/>
+        </w:rPr>
+      </w:pPr>
+      <w:proofErr w:type="spellStart"/>
+      <w:r>
+        <w:rPr>
+          <w:color w:val="000000" w:themeColor="text1"/>
+        </w:rPr>
+        <w:t>fn</w:t>
+      </w:r>
+      <w:proofErr w:type="spellEnd"/>
+      <w:r>
+        <w:rPr>
+          <w:color w:val="000000" w:themeColor="text1"/>
+        </w:rPr>
+        <w:t xml:space="preserve"> </w:t>
+      </w:r>
+      <w:proofErr w:type="spellStart"/>
+      <w:r>
+        <w:rPr>
+          <w:color w:val="000000" w:themeColor="text1"/>
+        </w:rPr>
+        <w:t>another_</w:t>
+      </w:r>
+      <w:proofErr w:type="gramStart"/>
+      <w:r>
+        <w:rPr>
+          <w:color w:val="000000" w:themeColor="text1"/>
+        </w:rPr>
+        <w:t>function</w:t>
+      </w:r>
+      <w:proofErr w:type="spellEnd"/>
+      <w:r>
+        <w:rPr>
+          <w:color w:val="000000" w:themeColor="text1"/>
+        </w:rPr>
+        <w:t>(</w:t>
+      </w:r>
+      <w:proofErr w:type="gramEnd"/>
+      <w:r>
+        <w:rPr>
+          <w:color w:val="000000" w:themeColor="text1"/>
+        </w:rPr>
+        <w:t>) {</w:t>
+      </w:r>
+    </w:p>
+    <w:p>
+      <w:pPr>
+        <w:tabs>
+          <w:tab w:val="left" w:pos="732"/>
+        </w:tabs>
+        <w:rPr>
+          <w:color w:val="000000" w:themeColor="text1"/>
+        </w:rPr>
+      </w:pPr>
+      <w:r>
+        <w:rPr>
+          <w:color w:val="000000" w:themeColor="text1"/>
+        </w:rPr>
+        <w:t xml:space="preserve">    </w:t>
+      </w:r>
+      <w:proofErr w:type="spellStart"/>
+      <w:proofErr w:type="gramStart"/>
+      <w:r>
+        <w:rPr>
+          <w:color w:val="000000" w:themeColor="text1"/>
+        </w:rPr>
+        <w:t>println</w:t>
+      </w:r>
+      <w:proofErr w:type="spellEnd"/>
+      <w:r>
+        <w:rPr>
+          <w:color w:val="000000" w:themeColor="text1"/>
+        </w:rPr>
+        <w:t>!(</w:t>
+      </w:r>
+      <w:proofErr w:type="gramEnd"/>
+      <w:r>
+        <w:rPr>
+          <w:color w:val="000000" w:themeColor="text1"/>
+        </w:rPr>
+        <w:t>"Another function.");</w:t>
+      </w:r>
+    </w:p>
+    <w:p>
+      <w:pPr>
+        <w:tabs>
+          <w:tab w:val="left" w:pos="732"/>
+        </w:tabs>
+        <w:rPr>
+          <w:color w:val="000000" w:themeColor="text1"/>
+        </w:rPr>
+      </w:pPr>
+      <w:r>
+        <w:rPr>
+          <w:color w:val="000000" w:themeColor="text1"/>
+        </w:rPr>
+        <w:t>}</w:t>
+      </w:r>
+    </w:p>
+    <w:p>
+      <w:pPr>
+        <w:tabs>
+          <w:tab w:val="left" w:pos="732"/>
+        </w:tabs>
+        <w:rPr>
+          <w:color w:val="000000" w:themeColor="text1"/>
+        </w:rPr>
+      </w:pPr>
+      <w:r>
+        <w:rPr>
+          <w:color w:val="000000" w:themeColor="text1"/>
+        </w:rPr>
+        <w:t>We define a function in Rust by entering </w:t>
+      </w:r>
+      <w:proofErr w:type="spellStart"/>
+      <w:r>
+        <w:rPr>
+          <w:color w:val="000000" w:themeColor="text1"/>
+        </w:rPr>
+        <w:t>fn</w:t>
+      </w:r>
+      <w:proofErr w:type="spellEnd"/>
+      <w:r>
+        <w:rPr>
+          <w:color w:val="000000" w:themeColor="text1"/>
+        </w:rPr>
+        <w:t> followed by a function name and a set of parentheses. The curly brackets tell the compiler where the function body begins and ends.</w:t>
+      </w:r>
+    </w:p>
+    <w:p>
+      <w:pPr>
+        <w:tabs>
+          <w:tab w:val="left" w:pos="732"/>
+        </w:tabs>
+        <w:rPr>
+          <w:color w:val="000000" w:themeColor="text1"/>
+        </w:rPr>
+      </w:pPr>
+      <w:r>
+        <w:rPr>
+          <w:color w:val="000000" w:themeColor="text1"/>
+        </w:rPr>
+        <w:t>We can call any function we’ve defined by entering its name followed by a set of parentheses. Because </w:t>
+      </w:r>
+      <w:proofErr w:type="spellStart"/>
+      <w:r>
+        <w:rPr>
+          <w:color w:val="000000" w:themeColor="text1"/>
+        </w:rPr>
+        <w:t>another_function</w:t>
+      </w:r>
+      <w:proofErr w:type="spellEnd"/>
+      <w:r>
+        <w:rPr>
+          <w:color w:val="000000" w:themeColor="text1"/>
+        </w:rPr>
+        <w:t> is defined in the program, it can be called from inside the main function. Note that we defined </w:t>
+      </w:r>
+      <w:proofErr w:type="spellStart"/>
+      <w:r>
+        <w:rPr>
+          <w:color w:val="000000" w:themeColor="text1"/>
+        </w:rPr>
+        <w:t>another_function</w:t>
+      </w:r>
+      <w:proofErr w:type="spellEnd"/>
+      <w:r>
+        <w:rPr>
+          <w:color w:val="000000" w:themeColor="text1"/>
+        </w:rPr>
+        <w:t> </w:t>
+      </w:r>
+      <w:r>
+        <w:rPr>
+          <w:i/>
+          <w:iCs/>
+          <w:color w:val="000000" w:themeColor="text1"/>
+        </w:rPr>
+        <w:t>after</w:t>
+      </w:r>
+      <w:r>
+        <w:rPr>
+          <w:color w:val="000000" w:themeColor="text1"/>
+        </w:rPr>
+        <w:t> the main function in the source code; we could have defined it before as well. Rust doesn’t care where you define your functions, only that they’re defined somewhere in a scope that can be seen by the caller.</w:t>
+      </w:r>
+    </w:p>
+    <w:p>
+      <w:pPr>
+        <w:tabs>
+          <w:tab w:val="left" w:pos="732"/>
+        </w:tabs>
+        <w:rPr>
+          <w:color w:val="000000" w:themeColor="text1"/>
+        </w:rPr>
+      </w:pPr>
+      <w:r>
+        <w:rPr>
+          <w:color w:val="000000" w:themeColor="text1"/>
+        </w:rPr>
+        <w:lastRenderedPageBreak/>
+        <w:t>Let’s start a new binary project named </w:t>
+      </w:r>
+      <w:r>
+        <w:rPr>
+          <w:i/>
+          <w:iCs/>
+          <w:color w:val="000000" w:themeColor="text1"/>
+        </w:rPr>
+        <w:t>functions</w:t>
+      </w:r>
+      <w:r>
+        <w:rPr>
+          <w:color w:val="000000" w:themeColor="text1"/>
+        </w:rPr>
+        <w:t> to explore functions further. Place the </w:t>
+      </w:r>
+      <w:proofErr w:type="spellStart"/>
+      <w:r>
+        <w:rPr>
+          <w:color w:val="000000" w:themeColor="text1"/>
+        </w:rPr>
+        <w:t>another_function</w:t>
+      </w:r>
+      <w:proofErr w:type="spellEnd"/>
+      <w:r>
+        <w:rPr>
+          <w:color w:val="000000" w:themeColor="text1"/>
+        </w:rPr>
+        <w:t> example in </w:t>
+      </w:r>
+      <w:r>
+        <w:rPr>
+          <w:i/>
+          <w:iCs/>
+          <w:color w:val="000000" w:themeColor="text1"/>
+        </w:rPr>
+        <w:t>src/main.rs</w:t>
+      </w:r>
+      <w:r>
+        <w:rPr>
+          <w:color w:val="000000" w:themeColor="text1"/>
+        </w:rPr>
+        <w:t> and run it. You should see the following output:</w:t>
+      </w:r>
+    </w:p>
+    <w:p>
+      <w:pPr>
+        <w:tabs>
+          <w:tab w:val="left" w:pos="732"/>
+        </w:tabs>
+        <w:rPr>
+          <w:color w:val="000000" w:themeColor="text1"/>
+        </w:rPr>
+      </w:pPr>
+      <w:r>
+        <w:rPr>
+          <w:color w:val="000000" w:themeColor="text1"/>
+        </w:rPr>
+        <w:t xml:space="preserve">$ cargo </w:t>
+      </w:r>
+      <w:proofErr w:type="gramStart"/>
+      <w:r>
+        <w:rPr>
+          <w:color w:val="000000" w:themeColor="text1"/>
+        </w:rPr>
+        <w:t>run</w:t>
+      </w:r>
+      <w:proofErr w:type="gramEnd"/>
+    </w:p>
+    <w:p>
+      <w:pPr>
+        <w:tabs>
+          <w:tab w:val="left" w:pos="732"/>
+        </w:tabs>
+        <w:rPr>
+          <w:color w:val="000000" w:themeColor="text1"/>
+        </w:rPr>
+      </w:pPr>
+      <w:r>
+        <w:rPr>
+          <w:color w:val="000000" w:themeColor="text1"/>
+        </w:rPr>
+        <w:t xml:space="preserve">   Compiling functions v0.1.0 (file:///projects/functions)</w:t>
+      </w:r>
+    </w:p>
+    <w:p>
+      <w:pPr>
+        <w:tabs>
+          <w:tab w:val="left" w:pos="732"/>
+        </w:tabs>
+        <w:rPr>
+          <w:color w:val="000000" w:themeColor="text1"/>
+        </w:rPr>
+      </w:pPr>
+      <w:r>
+        <w:rPr>
+          <w:color w:val="000000" w:themeColor="text1"/>
+        </w:rPr>
+        <w:t xml:space="preserve">    Finished `dev` profile [unoptimized + </w:t>
+      </w:r>
+      <w:proofErr w:type="spellStart"/>
+      <w:r>
+        <w:rPr>
+          <w:color w:val="000000" w:themeColor="text1"/>
+        </w:rPr>
+        <w:t>debuginfo</w:t>
+      </w:r>
+      <w:proofErr w:type="spellEnd"/>
+      <w:r>
+        <w:rPr>
+          <w:color w:val="000000" w:themeColor="text1"/>
+        </w:rPr>
+        <w:t>] target(s) in 0.28s</w:t>
+      </w:r>
+    </w:p>
+    <w:p>
+      <w:pPr>
+        <w:tabs>
+          <w:tab w:val="left" w:pos="732"/>
+        </w:tabs>
+        <w:rPr>
+          <w:color w:val="000000" w:themeColor="text1"/>
+        </w:rPr>
+      </w:pPr>
+      <w:r>
+        <w:rPr>
+          <w:color w:val="000000" w:themeColor="text1"/>
+        </w:rPr>
+        <w:t xml:space="preserve">     Running `target/debug/functions`</w:t>
+      </w:r>
+    </w:p>
+    <w:p>
+      <w:pPr>
+        <w:tabs>
+          <w:tab w:val="left" w:pos="732"/>
+        </w:tabs>
+        <w:rPr>
+          <w:color w:val="000000" w:themeColor="text1"/>
+        </w:rPr>
+      </w:pPr>
+      <w:r>
+        <w:rPr>
+          <w:color w:val="000000" w:themeColor="text1"/>
+        </w:rPr>
+        <w:t>Hello, world!</w:t>
+      </w:r>
+    </w:p>
+    <w:p>
+      <w:pPr>
+        <w:tabs>
+          <w:tab w:val="left" w:pos="732"/>
+        </w:tabs>
+        <w:rPr>
+          <w:color w:val="000000" w:themeColor="text1"/>
+        </w:rPr>
+      </w:pPr>
+      <w:r>
+        <w:rPr>
+          <w:color w:val="000000" w:themeColor="text1"/>
+        </w:rPr>
+        <w:t>Another function.</w:t>
+      </w:r>
+    </w:p>
+    <w:p>
+      <w:pPr>
+        <w:tabs>
+          <w:tab w:val="left" w:pos="732"/>
+        </w:tabs>
+        <w:rPr>
+          <w:color w:val="000000" w:themeColor="text1"/>
+        </w:rPr>
+      </w:pPr>
+      <w:r>
+        <w:rPr>
+          <w:color w:val="000000" w:themeColor="text1"/>
+        </w:rPr>
+        <w:t>The lines execute in the order in which they appear in the main function. First the “Hello, world!” message prints, and then </w:t>
+      </w:r>
+      <w:proofErr w:type="spellStart"/>
+      <w:r>
+        <w:rPr>
+          <w:color w:val="000000" w:themeColor="text1"/>
+        </w:rPr>
+        <w:t>another_function</w:t>
+      </w:r>
+      <w:proofErr w:type="spellEnd"/>
+      <w:r>
+        <w:rPr>
+          <w:color w:val="000000" w:themeColor="text1"/>
+        </w:rPr>
+        <w:t> is called and its message is printed.</w:t>
+      </w:r>
+    </w:p>
+    <w:p>
+      <w:pPr>
+        <w:tabs>
+          <w:tab w:val="left" w:pos="732"/>
+        </w:tabs>
+        <w:rPr>
+          <w:b/>
+          <w:bCs/>
+          <w:color w:val="000000" w:themeColor="text1"/>
+        </w:rPr>
+      </w:pPr>
+      <w:hyperlink r:id="rId14" w:anchor="parameters" w:history="1">
+        <w:r>
+          <w:rPr>
+            <w:rStyle w:val="Hyperlink"/>
+            <w:b/>
+            <w:bCs/>
+          </w:rPr>
+          <w:t>Parameters</w:t>
+        </w:r>
+      </w:hyperlink>
+    </w:p>
+    <w:p>
+      <w:pPr>
+        <w:tabs>
+          <w:tab w:val="left" w:pos="732"/>
+        </w:tabs>
+        <w:rPr>
+          <w:color w:val="000000" w:themeColor="text1"/>
+        </w:rPr>
+      </w:pPr>
+      <w:r>
+        <w:rPr>
+          <w:color w:val="000000" w:themeColor="text1"/>
+        </w:rPr>
+        <w:t>We can define functions to have </w:t>
+      </w:r>
+      <w:r>
+        <w:rPr>
+          <w:i/>
+          <w:iCs/>
+          <w:color w:val="000000" w:themeColor="text1"/>
+        </w:rPr>
+        <w:t>parameters</w:t>
+      </w:r>
+      <w:r>
+        <w:rPr>
+          <w:color w:val="000000" w:themeColor="text1"/>
+        </w:rPr>
+        <w:t>, which are special variables that are part of a function’s signature. When a function has parameters, you can provide it with concrete values for those parameters. Technically, the concrete values are called </w:t>
+      </w:r>
+      <w:r>
+        <w:rPr>
+          <w:i/>
+          <w:iCs/>
+          <w:color w:val="000000" w:themeColor="text1"/>
+        </w:rPr>
+        <w:t>arguments</w:t>
+      </w:r>
+      <w:r>
+        <w:rPr>
+          <w:color w:val="000000" w:themeColor="text1"/>
+        </w:rPr>
+        <w:t>, but in casual conversation, people tend to use the words </w:t>
+      </w:r>
+      <w:r>
+        <w:rPr>
+          <w:i/>
+          <w:iCs/>
+          <w:color w:val="000000" w:themeColor="text1"/>
+        </w:rPr>
+        <w:t>parameter</w:t>
+      </w:r>
+      <w:r>
+        <w:rPr>
+          <w:color w:val="000000" w:themeColor="text1"/>
+        </w:rPr>
+        <w:t> and </w:t>
+      </w:r>
+      <w:r>
+        <w:rPr>
+          <w:i/>
+          <w:iCs/>
+          <w:color w:val="000000" w:themeColor="text1"/>
+        </w:rPr>
+        <w:t>argument</w:t>
+      </w:r>
+      <w:r>
+        <w:rPr>
+          <w:color w:val="000000" w:themeColor="text1"/>
+        </w:rPr>
+        <w:t> interchangeably for either the variables in a function’s definition or the concrete values passed in when you call a function.</w:t>
+      </w:r>
+    </w:p>
+    <w:p>
+      <w:pPr>
+        <w:tabs>
+          <w:tab w:val="left" w:pos="732"/>
+        </w:tabs>
+        <w:rPr>
+          <w:color w:val="000000" w:themeColor="text1"/>
+        </w:rPr>
+      </w:pPr>
+      <w:r>
+        <w:rPr>
+          <w:color w:val="000000" w:themeColor="text1"/>
+        </w:rPr>
+        <w:t>In this version of </w:t>
+      </w:r>
+      <w:proofErr w:type="spellStart"/>
+      <w:r>
+        <w:rPr>
+          <w:color w:val="000000" w:themeColor="text1"/>
+        </w:rPr>
+        <w:t>another_function</w:t>
+      </w:r>
+      <w:proofErr w:type="spellEnd"/>
+      <w:r>
+        <w:rPr>
+          <w:color w:val="000000" w:themeColor="text1"/>
+        </w:rPr>
+        <w:t> we add a parameter:</w:t>
+      </w:r>
+    </w:p>
+    <w:p>
+      <w:pPr>
+        <w:tabs>
+          <w:tab w:val="left" w:pos="732"/>
+        </w:tabs>
+        <w:rPr>
+          <w:color w:val="000000" w:themeColor="text1"/>
+        </w:rPr>
+      </w:pPr>
+      <w:r>
+        <w:rPr>
+          <w:color w:val="000000" w:themeColor="text1"/>
+        </w:rPr>
+        <w:t>Filename: src/main.rs</w:t>
+      </w:r>
+    </w:p>
+    <w:p>
+      <w:pPr>
+        <w:tabs>
+          <w:tab w:val="left" w:pos="732"/>
+        </w:tabs>
+        <w:rPr>
+          <w:color w:val="000000" w:themeColor="text1"/>
+        </w:rPr>
+      </w:pPr>
+      <w:proofErr w:type="spellStart"/>
+      <w:r>
+        <w:rPr>
+          <w:color w:val="000000" w:themeColor="text1"/>
+        </w:rPr>
+        <w:t>fn</w:t>
+      </w:r>
+      <w:proofErr w:type="spellEnd"/>
+      <w:r>
+        <w:rPr>
+          <w:color w:val="000000" w:themeColor="text1"/>
+        </w:rPr>
+        <w:t xml:space="preserve"> </w:t>
+      </w:r>
+      <w:proofErr w:type="gramStart"/>
+      <w:r>
+        <w:rPr>
+          <w:color w:val="000000" w:themeColor="text1"/>
+        </w:rPr>
+        <w:t>main(</w:t>
+      </w:r>
+      <w:proofErr w:type="gramEnd"/>
+      <w:r>
+        <w:rPr>
+          <w:color w:val="000000" w:themeColor="text1"/>
+        </w:rPr>
+        <w:t>) {</w:t>
+      </w:r>
+    </w:p>
+    <w:p>
+      <w:pPr>
+        <w:tabs>
+          <w:tab w:val="left" w:pos="732"/>
+        </w:tabs>
+        <w:rPr>
+          <w:color w:val="000000" w:themeColor="text1"/>
+        </w:rPr>
+      </w:pPr>
+      <w:r>
+        <w:rPr>
+          <w:color w:val="000000" w:themeColor="text1"/>
+        </w:rPr>
+        <w:t xml:space="preserve">    </w:t>
+      </w:r>
+      <w:proofErr w:type="spellStart"/>
+      <w:r>
+        <w:rPr>
+          <w:color w:val="000000" w:themeColor="text1"/>
+        </w:rPr>
+        <w:t>another_</w:t>
+      </w:r>
+      <w:proofErr w:type="gramStart"/>
+      <w:r>
+        <w:rPr>
+          <w:color w:val="000000" w:themeColor="text1"/>
+        </w:rPr>
+        <w:t>function</w:t>
+      </w:r>
+      <w:proofErr w:type="spellEnd"/>
+      <w:r>
+        <w:rPr>
+          <w:color w:val="000000" w:themeColor="text1"/>
+        </w:rPr>
+        <w:t>(</w:t>
+      </w:r>
+      <w:proofErr w:type="gramEnd"/>
+      <w:r>
+        <w:rPr>
+          <w:color w:val="000000" w:themeColor="text1"/>
+        </w:rPr>
+        <w:t>5);</w:t>
+      </w:r>
+    </w:p>
+    <w:p>
+      <w:pPr>
+        <w:tabs>
+          <w:tab w:val="left" w:pos="732"/>
+        </w:tabs>
+        <w:rPr>
+          <w:color w:val="000000" w:themeColor="text1"/>
+        </w:rPr>
+      </w:pPr>
+      <w:r>
+        <w:rPr>
+          <w:color w:val="000000" w:themeColor="text1"/>
+        </w:rPr>
+        <w:t>}</w:t>
+      </w:r>
+    </w:p>
+    <w:p>
+      <w:pPr>
+        <w:tabs>
+          <w:tab w:val="left" w:pos="732"/>
+        </w:tabs>
+        <w:rPr>
+          <w:color w:val="000000" w:themeColor="text1"/>
+        </w:rPr>
+      </w:pPr>
+    </w:p>
+    <w:p>
+      <w:pPr>
+        <w:tabs>
+          <w:tab w:val="left" w:pos="732"/>
+        </w:tabs>
+        <w:rPr>
+          <w:color w:val="000000" w:themeColor="text1"/>
+        </w:rPr>
+      </w:pPr>
+      <w:proofErr w:type="spellStart"/>
+      <w:r>
+        <w:rPr>
+          <w:color w:val="000000" w:themeColor="text1"/>
+        </w:rPr>
+        <w:t>fn</w:t>
+      </w:r>
+      <w:proofErr w:type="spellEnd"/>
+      <w:r>
+        <w:rPr>
+          <w:color w:val="000000" w:themeColor="text1"/>
+        </w:rPr>
+        <w:t xml:space="preserve"> </w:t>
+      </w:r>
+      <w:proofErr w:type="spellStart"/>
+      <w:r>
+        <w:rPr>
+          <w:color w:val="000000" w:themeColor="text1"/>
+        </w:rPr>
+        <w:t>another_</w:t>
+      </w:r>
+      <w:proofErr w:type="gramStart"/>
+      <w:r>
+        <w:rPr>
+          <w:color w:val="000000" w:themeColor="text1"/>
+        </w:rPr>
+        <w:t>function</w:t>
+      </w:r>
+      <w:proofErr w:type="spellEnd"/>
+      <w:r>
+        <w:rPr>
+          <w:color w:val="000000" w:themeColor="text1"/>
+        </w:rPr>
+        <w:t>(</w:t>
+      </w:r>
+      <w:proofErr w:type="gramEnd"/>
+      <w:r>
+        <w:rPr>
+          <w:color w:val="000000" w:themeColor="text1"/>
+        </w:rPr>
+        <w:t>x: i32) {</w:t>
+      </w:r>
+    </w:p>
+    <w:p>
+      <w:pPr>
+        <w:tabs>
+          <w:tab w:val="left" w:pos="732"/>
+        </w:tabs>
+        <w:rPr>
+          <w:color w:val="000000" w:themeColor="text1"/>
+        </w:rPr>
+      </w:pPr>
+      <w:r>
+        <w:rPr>
+          <w:color w:val="000000" w:themeColor="text1"/>
+        </w:rPr>
+        <w:t xml:space="preserve">    </w:t>
+      </w:r>
+      <w:proofErr w:type="spellStart"/>
+      <w:proofErr w:type="gramStart"/>
+      <w:r>
+        <w:rPr>
+          <w:color w:val="000000" w:themeColor="text1"/>
+        </w:rPr>
+        <w:t>println</w:t>
+      </w:r>
+      <w:proofErr w:type="spellEnd"/>
+      <w:r>
+        <w:rPr>
+          <w:color w:val="000000" w:themeColor="text1"/>
+        </w:rPr>
+        <w:t>!(</w:t>
+      </w:r>
+      <w:proofErr w:type="gramEnd"/>
+      <w:r>
+        <w:rPr>
+          <w:color w:val="000000" w:themeColor="text1"/>
+        </w:rPr>
+        <w:t>"The value of x is: {x}");</w:t>
+      </w:r>
+    </w:p>
+    <w:p>
+      <w:pPr>
+        <w:tabs>
+          <w:tab w:val="left" w:pos="732"/>
+        </w:tabs>
+        <w:rPr>
+          <w:color w:val="000000" w:themeColor="text1"/>
+        </w:rPr>
+      </w:pPr>
+      <w:r>
+        <w:rPr>
+          <w:color w:val="000000" w:themeColor="text1"/>
+        </w:rPr>
+        <w:t>}</w:t>
+      </w:r>
+    </w:p>
+    <w:p>
+      <w:pPr>
+        <w:tabs>
+          <w:tab w:val="left" w:pos="732"/>
+        </w:tabs>
+        <w:rPr>
+          <w:color w:val="000000" w:themeColor="text1"/>
+        </w:rPr>
+      </w:pPr>
+      <w:r>
+        <w:rPr>
+          <w:color w:val="000000" w:themeColor="text1"/>
+        </w:rPr>
+        <w:t>Try running this program; you should get the following output:</w:t>
+      </w:r>
+    </w:p>
+    <w:p>
+      <w:pPr>
+        <w:tabs>
+          <w:tab w:val="left" w:pos="732"/>
+        </w:tabs>
+        <w:rPr>
+          <w:color w:val="000000" w:themeColor="text1"/>
+        </w:rPr>
+      </w:pPr>
+      <w:r>
+        <w:rPr>
+          <w:color w:val="000000" w:themeColor="text1"/>
+        </w:rPr>
+        <w:t xml:space="preserve">$ cargo </w:t>
+      </w:r>
+      <w:proofErr w:type="gramStart"/>
+      <w:r>
+        <w:rPr>
+          <w:color w:val="000000" w:themeColor="text1"/>
+        </w:rPr>
+        <w:t>run</w:t>
+      </w:r>
+      <w:proofErr w:type="gramEnd"/>
+    </w:p>
+    <w:p>
+      <w:pPr>
+        <w:tabs>
+          <w:tab w:val="left" w:pos="732"/>
+        </w:tabs>
+        <w:rPr>
+          <w:color w:val="000000" w:themeColor="text1"/>
+        </w:rPr>
+      </w:pPr>
+      <w:r>
+        <w:rPr>
+          <w:color w:val="000000" w:themeColor="text1"/>
+        </w:rPr>
+        <w:t xml:space="preserve">   Compiling functions v0.1.0 (file:///projects/functions)</w:t>
+      </w:r>
+    </w:p>
+    <w:p>
+      <w:pPr>
+        <w:tabs>
+          <w:tab w:val="left" w:pos="732"/>
+        </w:tabs>
+        <w:rPr>
+          <w:color w:val="000000" w:themeColor="text1"/>
+        </w:rPr>
+      </w:pPr>
+      <w:r>
+        <w:rPr>
+          <w:color w:val="000000" w:themeColor="text1"/>
+        </w:rPr>
+        <w:lastRenderedPageBreak/>
+        <w:t xml:space="preserve">    Finished `dev` profile [unoptimized + </w:t>
+      </w:r>
+      <w:proofErr w:type="spellStart"/>
+      <w:r>
+        <w:rPr>
+          <w:color w:val="000000" w:themeColor="text1"/>
+        </w:rPr>
+        <w:t>debuginfo</w:t>
+      </w:r>
+      <w:proofErr w:type="spellEnd"/>
+      <w:r>
+        <w:rPr>
+          <w:color w:val="000000" w:themeColor="text1"/>
+        </w:rPr>
+        <w:t>] target(s) in 1.21s</w:t>
+      </w:r>
+    </w:p>
+    <w:p>
+      <w:pPr>
+        <w:tabs>
+          <w:tab w:val="left" w:pos="732"/>
+        </w:tabs>
+        <w:rPr>
+          <w:color w:val="000000" w:themeColor="text1"/>
+        </w:rPr>
+      </w:pPr>
+      <w:r>
+        <w:rPr>
+          <w:color w:val="000000" w:themeColor="text1"/>
+        </w:rPr>
+        <w:t xml:space="preserve">     Running `target/debug/functions`</w:t>
+      </w:r>
+    </w:p>
+    <w:p>
+      <w:pPr>
+        <w:tabs>
+          <w:tab w:val="left" w:pos="732"/>
+        </w:tabs>
+        <w:rPr>
+          <w:color w:val="000000" w:themeColor="text1"/>
+        </w:rPr>
+      </w:pPr>
+      <w:r>
+        <w:rPr>
+          <w:color w:val="000000" w:themeColor="text1"/>
+        </w:rPr>
+        <w:t>The value of x is: 5</w:t>
+      </w:r>
+    </w:p>
+    <w:p>
+      <w:pPr>
+        <w:tabs>
+          <w:tab w:val="left" w:pos="732"/>
+        </w:tabs>
+        <w:rPr>
+          <w:color w:val="000000" w:themeColor="text1"/>
+        </w:rPr>
+      </w:pPr>
+      <w:r>
+        <w:rPr>
+          <w:color w:val="000000" w:themeColor="text1"/>
+        </w:rPr>
+        <w:t>The declaration of </w:t>
+      </w:r>
+      <w:proofErr w:type="spellStart"/>
+      <w:r>
+        <w:rPr>
+          <w:color w:val="000000" w:themeColor="text1"/>
+        </w:rPr>
+        <w:t>another_function</w:t>
+      </w:r>
+      <w:proofErr w:type="spellEnd"/>
+      <w:r>
+        <w:rPr>
+          <w:color w:val="000000" w:themeColor="text1"/>
+        </w:rPr>
+        <w:t> has one parameter named x. The type of x is specified as i32. When we pass 5 in to </w:t>
+      </w:r>
+      <w:proofErr w:type="spellStart"/>
+      <w:r>
+        <w:rPr>
+          <w:color w:val="000000" w:themeColor="text1"/>
+        </w:rPr>
+        <w:t>another_function</w:t>
+      </w:r>
+      <w:proofErr w:type="spellEnd"/>
+      <w:r>
+        <w:rPr>
+          <w:color w:val="000000" w:themeColor="text1"/>
+        </w:rPr>
+        <w:t>, the </w:t>
+      </w:r>
+      <w:proofErr w:type="spellStart"/>
+      <w:r>
+        <w:rPr>
+          <w:color w:val="000000" w:themeColor="text1"/>
+        </w:rPr>
+        <w:t>println</w:t>
+      </w:r>
+      <w:proofErr w:type="spellEnd"/>
+      <w:r>
+        <w:rPr>
+          <w:color w:val="000000" w:themeColor="text1"/>
+        </w:rPr>
+        <w:t>! macro puts 5 where the pair of curly brackets containing x was in the format string.</w:t>
+      </w:r>
+    </w:p>
+    <w:p>
+      <w:pPr>
+        <w:tabs>
+          <w:tab w:val="left" w:pos="732"/>
+        </w:tabs>
+        <w:rPr>
+          <w:color w:val="000000" w:themeColor="text1"/>
+        </w:rPr>
+      </w:pPr>
+      <w:r>
+        <w:rPr>
+          <w:color w:val="000000" w:themeColor="text1"/>
+        </w:rPr>
+        <w:t>In function signatures, you </w:t>
+      </w:r>
+      <w:r>
+        <w:rPr>
+          <w:i/>
+          <w:iCs/>
+          <w:color w:val="000000" w:themeColor="text1"/>
+        </w:rPr>
+        <w:t>must</w:t>
+      </w:r>
+      <w:r>
+        <w:rPr>
+          <w:color w:val="000000" w:themeColor="text1"/>
+        </w:rPr>
+        <w:t> declare the type of each parameter. This is a deliberate decision in Rust’s design: Requiring type annotations in function definitions means the compiler almost never needs you to use them elsewhere in the code to figure out what type you mean. The compiler is also able to give more-helpful error messages if it knows what types the function expects.</w:t>
+      </w:r>
+    </w:p>
+    <w:p>
+      <w:pPr>
+        <w:tabs>
+          <w:tab w:val="left" w:pos="732"/>
+        </w:tabs>
+        <w:rPr>
+          <w:color w:val="000000" w:themeColor="text1"/>
+        </w:rPr>
+      </w:pPr>
+      <w:r>
+        <w:rPr>
+          <w:color w:val="000000" w:themeColor="text1"/>
+        </w:rPr>
+        <w:t>When defining multiple parameters, separate the parameter declarations with commas, like this:</w:t>
+      </w:r>
+    </w:p>
+    <w:p>
+      <w:pPr>
+        <w:tabs>
+          <w:tab w:val="left" w:pos="732"/>
+        </w:tabs>
+        <w:rPr>
+          <w:color w:val="000000" w:themeColor="text1"/>
+        </w:rPr>
+      </w:pPr>
+      <w:r>
+        <w:rPr>
+          <w:color w:val="000000" w:themeColor="text1"/>
+        </w:rPr>
+        <w:t>Filename: src/main.rs</w:t>
+      </w:r>
+    </w:p>
+    <w:p>
+      <w:pPr>
+        <w:tabs>
+          <w:tab w:val="left" w:pos="732"/>
+        </w:tabs>
+        <w:rPr>
+          <w:color w:val="000000" w:themeColor="text1"/>
+        </w:rPr>
+      </w:pPr>
+      <w:proofErr w:type="spellStart"/>
+      <w:r>
+        <w:rPr>
+          <w:color w:val="000000" w:themeColor="text1"/>
+        </w:rPr>
+        <w:t>fn</w:t>
+      </w:r>
+      <w:proofErr w:type="spellEnd"/>
+      <w:r>
+        <w:rPr>
+          <w:color w:val="000000" w:themeColor="text1"/>
+        </w:rPr>
+        <w:t xml:space="preserve"> </w:t>
+      </w:r>
+      <w:proofErr w:type="gramStart"/>
+      <w:r>
+        <w:rPr>
+          <w:color w:val="000000" w:themeColor="text1"/>
+        </w:rPr>
+        <w:t>main(</w:t>
+      </w:r>
+      <w:proofErr w:type="gramEnd"/>
+      <w:r>
+        <w:rPr>
+          <w:color w:val="000000" w:themeColor="text1"/>
+        </w:rPr>
+        <w:t>) {</w:t>
+      </w:r>
+    </w:p>
+    <w:p>
+      <w:pPr>
+        <w:tabs>
+          <w:tab w:val="left" w:pos="732"/>
+        </w:tabs>
+        <w:rPr>
+          <w:color w:val="000000" w:themeColor="text1"/>
+        </w:rPr>
+      </w:pPr>
+      <w:r>
+        <w:rPr>
+          <w:color w:val="000000" w:themeColor="text1"/>
+        </w:rPr>
+        <w:t xml:space="preserve">    </w:t>
+      </w:r>
+      <w:proofErr w:type="spellStart"/>
+      <w:r>
+        <w:rPr>
+          <w:color w:val="000000" w:themeColor="text1"/>
+        </w:rPr>
+        <w:t>print_labeled_</w:t>
+      </w:r>
+      <w:proofErr w:type="gramStart"/>
+      <w:r>
+        <w:rPr>
+          <w:color w:val="000000" w:themeColor="text1"/>
+        </w:rPr>
+        <w:t>measurement</w:t>
+      </w:r>
+      <w:proofErr w:type="spellEnd"/>
+      <w:r>
+        <w:rPr>
+          <w:color w:val="000000" w:themeColor="text1"/>
+        </w:rPr>
+        <w:t>(</w:t>
+      </w:r>
+      <w:proofErr w:type="gramEnd"/>
+      <w:r>
+        <w:rPr>
+          <w:color w:val="000000" w:themeColor="text1"/>
+        </w:rPr>
+        <w:t>5, 'h');</w:t>
+      </w:r>
+    </w:p>
+    <w:p>
+      <w:pPr>
+        <w:tabs>
+          <w:tab w:val="left" w:pos="732"/>
+        </w:tabs>
+        <w:rPr>
+          <w:color w:val="000000" w:themeColor="text1"/>
+        </w:rPr>
+      </w:pPr>
+      <w:r>
+        <w:rPr>
+          <w:color w:val="000000" w:themeColor="text1"/>
+        </w:rPr>
+        <w:t>}</w:t>
+      </w:r>
+    </w:p>
+    <w:p>
+      <w:pPr>
+        <w:tabs>
+          <w:tab w:val="left" w:pos="732"/>
+        </w:tabs>
+        <w:rPr>
+          <w:color w:val="000000" w:themeColor="text1"/>
+        </w:rPr>
+      </w:pPr>
+    </w:p>
+    <w:p>
+      <w:pPr>
+        <w:tabs>
+          <w:tab w:val="left" w:pos="732"/>
+        </w:tabs>
+        <w:rPr>
+          <w:color w:val="000000" w:themeColor="text1"/>
+        </w:rPr>
+      </w:pPr>
+      <w:proofErr w:type="spellStart"/>
+      <w:r>
+        <w:rPr>
+          <w:color w:val="000000" w:themeColor="text1"/>
+        </w:rPr>
+        <w:t>fn</w:t>
+      </w:r>
+      <w:proofErr w:type="spellEnd"/>
+      <w:r>
+        <w:rPr>
+          <w:color w:val="000000" w:themeColor="text1"/>
+        </w:rPr>
+        <w:t xml:space="preserve"> </w:t>
+      </w:r>
+      <w:proofErr w:type="spellStart"/>
+      <w:r>
+        <w:rPr>
+          <w:color w:val="000000" w:themeColor="text1"/>
+        </w:rPr>
+        <w:t>print_labeled_</w:t>
+      </w:r>
+      <w:proofErr w:type="gramStart"/>
+      <w:r>
+        <w:rPr>
+          <w:color w:val="000000" w:themeColor="text1"/>
+        </w:rPr>
+        <w:t>measurement</w:t>
+      </w:r>
+      <w:proofErr w:type="spellEnd"/>
+      <w:r>
+        <w:rPr>
+          <w:color w:val="000000" w:themeColor="text1"/>
+        </w:rPr>
+        <w:t>(</w:t>
+      </w:r>
+      <w:proofErr w:type="gramEnd"/>
+      <w:r>
+        <w:rPr>
+          <w:color w:val="000000" w:themeColor="text1"/>
+        </w:rPr>
+        <w:t xml:space="preserve">value: i32, </w:t>
+      </w:r>
+      <w:proofErr w:type="spellStart"/>
+      <w:r>
+        <w:rPr>
+          <w:color w:val="000000" w:themeColor="text1"/>
+        </w:rPr>
+        <w:t>unit_label</w:t>
+      </w:r>
+      <w:proofErr w:type="spellEnd"/>
+      <w:r>
+        <w:rPr>
+          <w:color w:val="000000" w:themeColor="text1"/>
+        </w:rPr>
+        <w:t>: char) {</w:t>
+      </w:r>
+    </w:p>
+    <w:p>
+      <w:pPr>
+        <w:tabs>
+          <w:tab w:val="left" w:pos="732"/>
+        </w:tabs>
+        <w:rPr>
+          <w:color w:val="000000" w:themeColor="text1"/>
+        </w:rPr>
+      </w:pPr>
+      <w:r>
+        <w:rPr>
+          <w:color w:val="000000" w:themeColor="text1"/>
+        </w:rPr>
+        <w:t xml:space="preserve">    </w:t>
+      </w:r>
+      <w:proofErr w:type="spellStart"/>
+      <w:proofErr w:type="gramStart"/>
+      <w:r>
+        <w:rPr>
+          <w:color w:val="000000" w:themeColor="text1"/>
+        </w:rPr>
+        <w:t>println</w:t>
+      </w:r>
+      <w:proofErr w:type="spellEnd"/>
+      <w:r>
+        <w:rPr>
+          <w:color w:val="000000" w:themeColor="text1"/>
+        </w:rPr>
+        <w:t>!(</w:t>
+      </w:r>
+      <w:proofErr w:type="gramEnd"/>
+      <w:r>
+        <w:rPr>
+          <w:color w:val="000000" w:themeColor="text1"/>
+        </w:rPr>
+        <w:t>"The measurement is: {value}{</w:t>
+      </w:r>
+      <w:proofErr w:type="spellStart"/>
+      <w:r>
+        <w:rPr>
+          <w:color w:val="000000" w:themeColor="text1"/>
+        </w:rPr>
+        <w:t>unit_label</w:t>
+      </w:r>
+      <w:proofErr w:type="spellEnd"/>
+      <w:r>
+        <w:rPr>
+          <w:color w:val="000000" w:themeColor="text1"/>
+        </w:rPr>
+        <w:t>}");</w:t>
+      </w:r>
+    </w:p>
+    <w:p>
+      <w:pPr>
+        <w:tabs>
+          <w:tab w:val="left" w:pos="732"/>
+        </w:tabs>
+        <w:rPr>
+          <w:color w:val="000000" w:themeColor="text1"/>
+        </w:rPr>
+      </w:pPr>
+      <w:r>
+        <w:rPr>
+          <w:color w:val="000000" w:themeColor="text1"/>
+        </w:rPr>
+        <w:t>}</w:t>
+      </w:r>
+    </w:p>
+    <w:p>
+      <w:pPr>
+        <w:tabs>
+          <w:tab w:val="left" w:pos="732"/>
+        </w:tabs>
+        <w:rPr>
+          <w:color w:val="000000" w:themeColor="text1"/>
+        </w:rPr>
+      </w:pPr>
+      <w:r>
+        <w:rPr>
+          <w:color w:val="000000" w:themeColor="text1"/>
+        </w:rPr>
+        <w:t>This example creates a function named </w:t>
+      </w:r>
+      <w:proofErr w:type="spellStart"/>
+      <w:r>
+        <w:rPr>
+          <w:color w:val="000000" w:themeColor="text1"/>
+        </w:rPr>
+        <w:t>print_labeled_measurement</w:t>
+      </w:r>
+      <w:proofErr w:type="spellEnd"/>
+      <w:r>
+        <w:rPr>
+          <w:color w:val="000000" w:themeColor="text1"/>
+        </w:rPr>
+        <w:t> with two parameters. The first parameter is named value and is an i32. The second is named </w:t>
+      </w:r>
+      <w:proofErr w:type="spellStart"/>
+      <w:r>
+        <w:rPr>
+          <w:color w:val="000000" w:themeColor="text1"/>
+        </w:rPr>
+        <w:t>unit_label</w:t>
+      </w:r>
+      <w:proofErr w:type="spellEnd"/>
+      <w:r>
+        <w:rPr>
+          <w:color w:val="000000" w:themeColor="text1"/>
+        </w:rPr>
+        <w:t> and is type char. The function then prints text containing both the value and the </w:t>
+      </w:r>
+      <w:proofErr w:type="spellStart"/>
+      <w:r>
+        <w:rPr>
+          <w:color w:val="000000" w:themeColor="text1"/>
+        </w:rPr>
+        <w:t>unit_label</w:t>
+      </w:r>
+      <w:proofErr w:type="spellEnd"/>
+      <w:r>
+        <w:rPr>
+          <w:color w:val="000000" w:themeColor="text1"/>
+        </w:rPr>
+        <w:t>.</w:t>
+      </w:r>
+    </w:p>
+    <w:p>
+      <w:pPr>
+        <w:tabs>
+          <w:tab w:val="left" w:pos="732"/>
+        </w:tabs>
+        <w:rPr>
+          <w:color w:val="000000" w:themeColor="text1"/>
+        </w:rPr>
+      </w:pPr>
+      <w:r>
+        <w:rPr>
+          <w:color w:val="000000" w:themeColor="text1"/>
+        </w:rPr>
+        <w:t>Let’s try running this code. Replace the program currently in your </w:t>
+      </w:r>
+      <w:r>
+        <w:rPr>
+          <w:i/>
+          <w:iCs/>
+          <w:color w:val="000000" w:themeColor="text1"/>
+        </w:rPr>
+        <w:t>functions</w:t>
+      </w:r>
+      <w:r>
+        <w:rPr>
+          <w:color w:val="000000" w:themeColor="text1"/>
+        </w:rPr>
+        <w:t> project’s </w:t>
+      </w:r>
+      <w:r>
+        <w:rPr>
+          <w:i/>
+          <w:iCs/>
+          <w:color w:val="000000" w:themeColor="text1"/>
+        </w:rPr>
+        <w:t>src/main.rs</w:t>
+      </w:r>
+      <w:r>
+        <w:rPr>
+          <w:color w:val="000000" w:themeColor="text1"/>
+        </w:rPr>
+        <w:t> file with the preceding example and run it using cargo run:</w:t>
+      </w:r>
+    </w:p>
+    <w:p>
+      <w:pPr>
+        <w:tabs>
+          <w:tab w:val="left" w:pos="732"/>
+        </w:tabs>
+        <w:rPr>
+          <w:color w:val="000000" w:themeColor="text1"/>
+        </w:rPr>
+      </w:pPr>
+      <w:r>
+        <w:rPr>
+          <w:color w:val="000000" w:themeColor="text1"/>
+        </w:rPr>
+        <w:t xml:space="preserve">$ cargo </w:t>
+      </w:r>
+      <w:proofErr w:type="gramStart"/>
+      <w:r>
+        <w:rPr>
+          <w:color w:val="000000" w:themeColor="text1"/>
+        </w:rPr>
+        <w:t>run</w:t>
+      </w:r>
+      <w:proofErr w:type="gramEnd"/>
+    </w:p>
+    <w:p>
+      <w:pPr>
+        <w:tabs>
+          <w:tab w:val="left" w:pos="732"/>
+        </w:tabs>
+        <w:rPr>
+          <w:color w:val="000000" w:themeColor="text1"/>
+        </w:rPr>
+      </w:pPr>
+      <w:r>
+        <w:rPr>
+          <w:color w:val="000000" w:themeColor="text1"/>
+        </w:rPr>
+        <w:t xml:space="preserve">   Compiling functions v0.1.0 (file:///projects/functions)</w:t>
+      </w:r>
+    </w:p>
+    <w:p>
+      <w:pPr>
+        <w:tabs>
+          <w:tab w:val="left" w:pos="732"/>
+        </w:tabs>
+        <w:rPr>
+          <w:color w:val="000000" w:themeColor="text1"/>
+        </w:rPr>
+      </w:pPr>
+      <w:r>
+        <w:rPr>
+          <w:color w:val="000000" w:themeColor="text1"/>
+        </w:rPr>
+        <w:t xml:space="preserve">    Finished `dev` profile [unoptimized + </w:t>
+      </w:r>
+      <w:proofErr w:type="spellStart"/>
+      <w:r>
+        <w:rPr>
+          <w:color w:val="000000" w:themeColor="text1"/>
+        </w:rPr>
+        <w:t>debuginfo</w:t>
+      </w:r>
+      <w:proofErr w:type="spellEnd"/>
+      <w:r>
+        <w:rPr>
+          <w:color w:val="000000" w:themeColor="text1"/>
+        </w:rPr>
+        <w:t>] target(s) in 0.31s</w:t>
+      </w:r>
+    </w:p>
+    <w:p>
+      <w:pPr>
+        <w:tabs>
+          <w:tab w:val="left" w:pos="732"/>
+        </w:tabs>
+        <w:rPr>
+          <w:color w:val="000000" w:themeColor="text1"/>
+        </w:rPr>
+      </w:pPr>
+      <w:r>
+        <w:rPr>
+          <w:color w:val="000000" w:themeColor="text1"/>
+        </w:rPr>
+        <w:t xml:space="preserve">     Running `target/debug/functions`</w:t>
+      </w:r>
+    </w:p>
+    <w:p>
+      <w:pPr>
+        <w:tabs>
+          <w:tab w:val="left" w:pos="732"/>
+        </w:tabs>
+        <w:rPr>
+          <w:color w:val="000000" w:themeColor="text1"/>
+        </w:rPr>
+      </w:pPr>
+      <w:r>
+        <w:rPr>
+          <w:color w:val="000000" w:themeColor="text1"/>
+        </w:rPr>
+        <w:lastRenderedPageBreak/>
+        <w:t>The measurement is: 5h</w:t>
+      </w:r>
+    </w:p>
+    <w:p>
+      <w:pPr>
+        <w:tabs>
+          <w:tab w:val="left" w:pos="732"/>
+        </w:tabs>
+        <w:rPr>
+          <w:color w:val="000000" w:themeColor="text1"/>
+        </w:rPr>
+      </w:pPr>
+      <w:r>
+        <w:rPr>
+          <w:color w:val="000000" w:themeColor="text1"/>
+        </w:rPr>
+        <w:t>Because we called the function with 5 as the value for value and 'h' as the value for </w:t>
+      </w:r>
+      <w:proofErr w:type="spellStart"/>
+      <w:r>
+        <w:rPr>
+          <w:color w:val="000000" w:themeColor="text1"/>
+        </w:rPr>
+        <w:t>unit_label</w:t>
+      </w:r>
+      <w:proofErr w:type="spellEnd"/>
+      <w:r>
+        <w:rPr>
+          <w:color w:val="000000" w:themeColor="text1"/>
+        </w:rPr>
+        <w:t>, the program output contains those values.</w:t>
+      </w:r>
+    </w:p>
+    <w:p>
+      <w:pPr>
+        <w:tabs>
+          <w:tab w:val="left" w:pos="732"/>
+        </w:tabs>
+        <w:rPr>
+          <w:b/>
+          <w:bCs/>
+          <w:color w:val="000000" w:themeColor="text1"/>
+        </w:rPr>
+      </w:pPr>
+      <w:hyperlink r:id="rId15" w:anchor="statements-and-expressions" w:history="1">
+        <w:r>
+          <w:rPr>
+            <w:rStyle w:val="Hyperlink"/>
+            <w:b/>
+            <w:bCs/>
+          </w:rPr>
+          <w:t>Statements and Expressions</w:t>
+        </w:r>
+      </w:hyperlink>
+    </w:p>
+    <w:p>
+      <w:pPr>
+        <w:tabs>
+          <w:tab w:val="left" w:pos="732"/>
+        </w:tabs>
+        <w:rPr>
+          <w:color w:val="000000" w:themeColor="text1"/>
+        </w:rPr>
+      </w:pPr>
+      <w:r>
+        <w:rPr>
+          <w:color w:val="000000" w:themeColor="text1"/>
+        </w:rPr>
+        <w:t>Function bodies are made up of a series of statements optionally ending in an expression. So far, the functions we’ve covered haven’t included an ending expression, but you have seen an expression as part of a statement. Because Rust is an expression-based language, this is an important distinction to understand. Other languages don’t have the same distinctions, so let’s look at what statements and expressions are and how their differences affect the bodies of functions.</w:t>
+      </w:r>
+    </w:p>
+    <w:p>
+      <w:pPr>
+        <w:numPr>
+          <w:ilvl w:val="0"/>
+          <w:numId w:val="2"/>
+        </w:numPr>
+        <w:tabs>
+          <w:tab w:val="clear" w:pos="720"/>
+          <w:tab w:val="left" w:pos="732"/>
+        </w:tabs>
+        <w:rPr>
+          <w:color w:val="000000" w:themeColor="text1"/>
+        </w:rPr>
+      </w:pPr>
+      <w:r>
+        <w:rPr>
+          <w:i/>
+          <w:iCs/>
+          <w:color w:val="000000" w:themeColor="text1"/>
+        </w:rPr>
+        <w:t>Statements</w:t>
+      </w:r>
+      <w:r>
+        <w:rPr>
+          <w:color w:val="000000" w:themeColor="text1"/>
+        </w:rPr>
+        <w:t> are instructions that perform some action and do not return a value.</w:t>
+      </w:r>
+    </w:p>
+    <w:p>
+      <w:pPr>
+        <w:numPr>
+          <w:ilvl w:val="0"/>
+          <w:numId w:val="2"/>
+        </w:numPr>
+        <w:tabs>
+          <w:tab w:val="clear" w:pos="720"/>
+          <w:tab w:val="left" w:pos="732"/>
+        </w:tabs>
+        <w:rPr>
+          <w:color w:val="000000" w:themeColor="text1"/>
+        </w:rPr>
+      </w:pPr>
+      <w:r>
+        <w:rPr>
+          <w:i/>
+          <w:iCs/>
+          <w:color w:val="000000" w:themeColor="text1"/>
+        </w:rPr>
+        <w:t>Expressions</w:t>
+      </w:r>
+      <w:r>
+        <w:rPr>
+          <w:color w:val="000000" w:themeColor="text1"/>
+        </w:rPr>
+        <w:t> evaluate to a resultant value.</w:t>
+      </w:r>
+    </w:p>
+    <w:p>
+      <w:pPr>
+        <w:tabs>
+          <w:tab w:val="left" w:pos="732"/>
+        </w:tabs>
+        <w:rPr>
+          <w:color w:val="000000" w:themeColor="text1"/>
+        </w:rPr>
+      </w:pPr>
+      <w:r>
+        <w:rPr>
+          <w:color w:val="000000" w:themeColor="text1"/>
+        </w:rPr>
+        <w:t>Let’s look at some examples.</w:t>
+      </w:r>
+    </w:p>
+    <w:p>
+      <w:pPr>
+        <w:tabs>
+          <w:tab w:val="left" w:pos="732"/>
+        </w:tabs>
+        <w:rPr>
+          <w:color w:val="000000" w:themeColor="text1"/>
+        </w:rPr>
+      </w:pPr>
+      <w:r>
+        <w:rPr>
+          <w:color w:val="000000" w:themeColor="text1"/>
+        </w:rPr>
+        <w:t>We’ve actually already used statements and expressions. Creating a variable and assigning a value to it with the let keyword is a statement. In Listing 3-1, let y = 6; is a statement.</w:t>
+      </w:r>
+    </w:p>
+    <w:p>
+      <w:pPr>
+        <w:tabs>
+          <w:tab w:val="left" w:pos="732"/>
+        </w:tabs>
+        <w:rPr>
+          <w:color w:val="000000" w:themeColor="text1"/>
+        </w:rPr>
+      </w:pPr>
+      <w:r>
+        <w:rPr>
+          <w:color w:val="000000" w:themeColor="text1"/>
+        </w:rPr>
+        <w:t>Filename: src/main.rs</w:t>
+      </w:r>
+    </w:p>
+    <w:p>
+      <w:pPr>
+        <w:tabs>
+          <w:tab w:val="left" w:pos="732"/>
+        </w:tabs>
+        <w:rPr>
+          <w:color w:val="000000" w:themeColor="text1"/>
+        </w:rPr>
+      </w:pPr>
+      <w:proofErr w:type="spellStart"/>
+      <w:r>
+        <w:rPr>
+          <w:color w:val="000000" w:themeColor="text1"/>
+        </w:rPr>
+        <w:t>fn</w:t>
+      </w:r>
+      <w:proofErr w:type="spellEnd"/>
+      <w:r>
+        <w:rPr>
+          <w:color w:val="000000" w:themeColor="text1"/>
+        </w:rPr>
+        <w:t xml:space="preserve"> </w:t>
+      </w:r>
+      <w:proofErr w:type="gramStart"/>
+      <w:r>
+        <w:rPr>
+          <w:color w:val="000000" w:themeColor="text1"/>
+        </w:rPr>
+        <w:t>main(</w:t>
+      </w:r>
+      <w:proofErr w:type="gramEnd"/>
+      <w:r>
+        <w:rPr>
+          <w:color w:val="000000" w:themeColor="text1"/>
+        </w:rPr>
+        <w:t>) {</w:t>
+      </w:r>
+    </w:p>
+    <w:p>
+      <w:pPr>
+        <w:tabs>
+          <w:tab w:val="left" w:pos="732"/>
+        </w:tabs>
+        <w:rPr>
+          <w:color w:val="000000" w:themeColor="text1"/>
+        </w:rPr>
+      </w:pPr>
+      <w:r>
+        <w:rPr>
+          <w:color w:val="000000" w:themeColor="text1"/>
+        </w:rPr>
+        <w:t xml:space="preserve">    let y = 6;</w:t>
+      </w:r>
+    </w:p>
+    <w:p>
+      <w:pPr>
+        <w:tabs>
+          <w:tab w:val="left" w:pos="732"/>
+        </w:tabs>
+        <w:rPr>
+          <w:color w:val="000000" w:themeColor="text1"/>
+        </w:rPr>
+      </w:pPr>
+      <w:r>
+        <w:rPr>
+          <w:color w:val="000000" w:themeColor="text1"/>
+        </w:rPr>
+        <w:t>}</w:t>
+      </w:r>
+    </w:p>
+    <w:p>
+      <w:pPr>
+        <w:tabs>
+          <w:tab w:val="left" w:pos="732"/>
+        </w:tabs>
+        <w:rPr>
+          <w:color w:val="000000" w:themeColor="text1"/>
+        </w:rPr>
+      </w:pPr>
+      <w:hyperlink r:id="rId16" w:anchor="listing-3-1" w:history="1">
+        <w:r>
+          <w:rPr>
+            <w:rStyle w:val="Hyperlink"/>
+          </w:rPr>
+          <w:t>Listing 3-1</w:t>
+        </w:r>
+      </w:hyperlink>
+      <w:r>
+        <w:rPr>
+          <w:color w:val="000000" w:themeColor="text1"/>
+        </w:rPr>
+        <w:t>: A main function declaration containing one statement</w:t>
+      </w:r>
+    </w:p>
+    <w:p>
+      <w:pPr>
+        <w:tabs>
+          <w:tab w:val="left" w:pos="732"/>
+        </w:tabs>
+        <w:rPr>
+          <w:color w:val="000000" w:themeColor="text1"/>
+        </w:rPr>
+      </w:pPr>
+      <w:r>
+        <w:rPr>
+          <w:color w:val="000000" w:themeColor="text1"/>
+        </w:rPr>
+        <w:t>Function definitions are also statements; the entire preceding example is a statement in itself. (As we’ll see shortly, calling a function is not a statement, though.)</w:t>
+      </w:r>
+    </w:p>
+    <w:p>
+      <w:pPr>
+        <w:tabs>
+          <w:tab w:val="left" w:pos="732"/>
+        </w:tabs>
+        <w:rPr>
+          <w:color w:val="000000" w:themeColor="text1"/>
+        </w:rPr>
+      </w:pPr>
+      <w:r>
+        <w:rPr>
+          <w:color w:val="000000" w:themeColor="text1"/>
+        </w:rPr>
+        <w:t>Statements do not return values. Therefore, you can’t assign a let statement to another variable, as the following code tries to do; you’ll get an error:</w:t>
+      </w:r>
+    </w:p>
+    <w:p>
+      <w:pPr>
+        <w:tabs>
+          <w:tab w:val="left" w:pos="732"/>
+        </w:tabs>
+        <w:rPr>
+          <w:color w:val="000000" w:themeColor="text1"/>
+        </w:rPr>
+      </w:pPr>
+      <w:r>
+        <w:rPr>
+          <w:color w:val="000000" w:themeColor="text1"/>
+        </w:rPr>
+        <w:t>Filename: src/main.rs</w:t>
+      </w:r>
+    </w:p>
+    <w:p>
+      <w:pPr>
+        <w:tabs>
+          <w:tab w:val="left" w:pos="732"/>
+        </w:tabs>
+        <w:rPr>
+          <w:color w:val="000000" w:themeColor="text1"/>
+        </w:rPr>
+      </w:pPr>
+      <w:r>
+        <w:rPr>
+          <w:color w:val="000000" w:themeColor="text1"/>
+        </w:rPr>
+        <mc:AlternateContent>
+          <mc:Choice Requires="wps">
+            <w:drawing>
+              <wp:inline distT="0" distB="0" distL="0" distR="0" wp14:anchorId="3A88DE69" wp14:editId="37D5A063">
+                <wp:extent cx="304800" cy="304800"/>
+                <wp:effectExtent l="0" t="0" r="0" b="0"/>
+                <wp:docPr id="1073088655" name="Rectangle 6">
+                  <a:hlinkClick xmlns:a="http://schemas.openxmlformats.org/drawingml/2006/main" r:id="rId11" tgtFrame="&quot;_blank&quot;"/>
+                </wp:docPr>
+                <wp:cNvGraphicFramePr>
+                  <a:graphicFrameLocks xmlns:a="http://schemas.openxmlformats.org/drawingml/2006/main" noChangeAspect="1"/>
+                </wp:cNvGraphicFramePr>
+                <a:graphic xmlns:a="http://schemas.openxmlformats.org/drawingml/2006/main">
+                  <a:graphicData uri="http://schemas.microsoft.com/office/word/2010/wordprocessingShape">
+                    <wps:wsp>
+                      <wps:cNvSpPr>
+                        <a:spLocks noChangeAspect="1" noChangeArrowheads="1"/>
+                      </wps:cNvSpPr>
+                      <wps:spPr bwMode="auto">
+                        <a:xfrm>
+                          <a:off x="0" y="0"/>
+                          <a:ext cx="304800" cy="304800"/>
+                        </a:xfrm>
+                        <a:prstGeom prst="rect">
+                          <a:avLst/>
+                        </a:prstGeom>
+                        <a:noFill/>
+                        <a:ln>
+                          <a:noFill/>
+                        </a:ln>
+                        <a:extLst>
+                          <a:ext uri="{909E8E84-426E-40DD-AFC4-6F175D3DCCD1}">
+                            <a14:hiddenFill xmlns:a14="http://schemas.microsoft.com/office/drawing/2010/main">
+                              <a:solidFill>
+                                <a:srgbClr val="FFFFFF"/>
+                              </a:solidFill>
+                            </a14:hiddenFill>
+                          </a:ext>
+                          <a:ext uri="{91240B29-F687-4F45-9708-019B960494DF}">
+                            <a14:hiddenLine xmlns:a14="http://schemas.microsoft.com/office/drawing/2010/main" w="9525">
+                              <a:solidFill>
+                                <a:srgbClr val="000000"/>
+                              </a:solidFill>
+                              <a:miter lim="800000"/>
+                              <a:headEnd/>
+                              <a:tailEnd/>
+                            </a14:hiddenLine>
+                          </a:ext>
+                        </a:extLst>
+                      </wps:spPr>
+                      <wps:bodyPr rot="0" vert="horz" wrap="square" lIns="91440" tIns="45720" rIns="91440" bIns="45720" anchor="t" anchorCtr="0" upright="1">
+                        <a:noAutofit/>
+                      </wps:bodyPr>
+                    </wps:wsp>
+                  </a:graphicData>
+                </a:graphic>
+              </wp:inline>
+            </w:drawing>
+          </mc:Choice>
+          <mc:Fallback>
+            <w:pict>
+              <v:rect w14:anchorId="6856B4E0" id="Rectangle 6" o:spid="_x0000_s1026" href="https://doc.rust-lang.org/book/ch00-00-introduction.html#ferris" target="&quot;_blank&quot;" style="width:24pt;height:24pt;visibility:visible;mso-wrap-style:square;mso-left-percent:-10001;mso-top-percent:-10001;mso-position-horizontal:absolute;mso-position-horizontal-relative:char;mso-position-vertical:absolute;mso-position-vertical-relative:line;mso-left-percent:-10001;mso-top-percent:-10001;v-text-anchor:top" o:gfxdata="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" o:button="t" filled="f" stroked="f">
+                <v:fill o:detectmouseclick="t"/>
+                <o:lock v:ext="edit" aspectratio="t"/>
+                <w10:anchorlock/>
+              </v:rect>
+            </w:pict>
+          </mc:Fallback>
+        </mc:AlternateContent>
+      </w:r>
+    </w:p>
+    <w:p>
+      <w:pPr>
+        <w:tabs>
+          <w:tab w:val="left" w:pos="732"/>
+        </w:tabs>
+        <w:rPr>
+          <w:color w:val="000000" w:themeColor="text1"/>
+        </w:rPr>
+      </w:pPr>
+      <w:proofErr w:type="spellStart"/>
+      <w:r>
+        <w:rPr>
+          <w:color w:val="000000" w:themeColor="text1"/>
+        </w:rPr>
+        <w:t>fn</w:t>
+      </w:r>
+      <w:proofErr w:type="spellEnd"/>
+      <w:r>
+        <w:rPr>
+          <w:color w:val="000000" w:themeColor="text1"/>
+        </w:rPr>
+        <w:t xml:space="preserve"> </w:t>
+      </w:r>
+      <w:proofErr w:type="gramStart"/>
+      <w:r>
+        <w:rPr>
+          <w:color w:val="000000" w:themeColor="text1"/>
+        </w:rPr>
+        <w:t>main(</w:t>
+      </w:r>
+      <w:proofErr w:type="gramEnd"/>
+      <w:r>
+        <w:rPr>
+          <w:color w:val="000000" w:themeColor="text1"/>
+        </w:rPr>
+        <w:t>) {</w:t>
+      </w:r>
+    </w:p>
+    <w:p>
+      <w:pPr>
+        <w:tabs>
+          <w:tab w:val="left" w:pos="732"/>
+        </w:tabs>
+        <w:rPr>
+          <w:color w:val="000000" w:themeColor="text1"/>
+        </w:rPr>
+      </w:pPr>
+      <w:r>
+        <w:rPr>
+          <w:color w:val="000000" w:themeColor="text1"/>
+        </w:rPr>
+        <w:t xml:space="preserve">    let x = (let y = 6);</w:t>
+      </w:r>
+    </w:p>
+    <w:p>
+      <w:pPr>
+        <w:tabs>
+          <w:tab w:val="left" w:pos="732"/>
+        </w:tabs>
+        <w:rPr>
+          <w:color w:val="000000" w:themeColor="text1"/>
+        </w:rPr>
+      </w:pPr>
+      <w:r>
+        <w:rPr>
+          <w:color w:val="000000" w:themeColor="text1"/>
+        </w:rPr>
+        <w:t>}</w:t>
+      </w:r>
+    </w:p>
+    <w:p>
+      <w:pPr>
+        <w:tabs>
+          <w:tab w:val="left" w:pos="732"/>
+        </w:tabs>
+        <w:rPr>
+          <w:color w:val="000000" w:themeColor="text1"/>
+        </w:rPr>
+      </w:pPr>
+      <w:r>
+        <w:rPr>
+          <w:color w:val="000000" w:themeColor="text1"/>
+        </w:rPr>
+        <w:t>When you run this program, the error you’ll get looks like this:</w:t>
+      </w:r>
+    </w:p>
+    <w:p>
+      <w:pPr>
+        <w:tabs>
+          <w:tab w:val="left" w:pos="732"/>
+        </w:tabs>
+        <w:rPr>
+          <w:color w:val="000000" w:themeColor="text1"/>
+        </w:rPr>
+      </w:pPr>
+      <w:r>
+        <w:rPr>
+          <w:color w:val="000000" w:themeColor="text1"/>
+        </w:rPr>
+        <w:lastRenderedPageBreak/>
+        <w:t xml:space="preserve">$ cargo </w:t>
+      </w:r>
+      <w:proofErr w:type="gramStart"/>
+      <w:r>
+        <w:rPr>
+          <w:color w:val="000000" w:themeColor="text1"/>
+        </w:rPr>
+        <w:t>run</w:t>
+      </w:r>
+      <w:proofErr w:type="gramEnd"/>
+    </w:p>
+    <w:p>
+      <w:pPr>
+        <w:tabs>
+          <w:tab w:val="left" w:pos="732"/>
+        </w:tabs>
+        <w:rPr>
+          <w:color w:val="000000" w:themeColor="text1"/>
+        </w:rPr>
+      </w:pPr>
+      <w:r>
+        <w:rPr>
+          <w:color w:val="000000" w:themeColor="text1"/>
+        </w:rPr>
+        <w:t xml:space="preserve">   Compiling functions v0.1.0 (file:///projects/functions)</w:t>
+      </w:r>
+    </w:p>
+    <w:p>
+      <w:pPr>
+        <w:tabs>
+          <w:tab w:val="left" w:pos="732"/>
+        </w:tabs>
+        <w:rPr>
+          <w:color w:val="000000" w:themeColor="text1"/>
+        </w:rPr>
+      </w:pPr>
+      <w:r>
+        <w:rPr>
+          <w:color w:val="000000" w:themeColor="text1"/>
+        </w:rPr>
+        <w:t>error: expected expression, found `let` statement</w:t>
+      </w:r>
+    </w:p>
+    <w:p>
+      <w:pPr>
+        <w:tabs>
+          <w:tab w:val="left" w:pos="732"/>
+        </w:tabs>
+        <w:rPr>
+          <w:color w:val="000000" w:themeColor="text1"/>
+        </w:rPr>
+      </w:pPr>
+      <w:r>
+        <w:rPr>
+          <w:color w:val="000000" w:themeColor="text1"/>
+        </w:rPr>
+        <w:t xml:space="preserve"> --&gt; </w:t>
+      </w:r>
+      <w:proofErr w:type="spellStart"/>
+      <w:r>
+        <w:rPr>
+          <w:color w:val="000000" w:themeColor="text1"/>
+        </w:rPr>
+        <w:t>src</w:t>
+      </w:r>
+      <w:proofErr w:type="spellEnd"/>
+      <w:r>
+        <w:rPr>
+          <w:color w:val="000000" w:themeColor="text1"/>
+        </w:rPr>
+        <w:t>/main.rs:2:14</w:t>
+      </w:r>
+    </w:p>
+    <w:p>
+      <w:pPr>
+        <w:tabs>
+          <w:tab w:val="left" w:pos="732"/>
+        </w:tabs>
+        <w:rPr>
+          <w:color w:val="000000" w:themeColor="text1"/>
+        </w:rPr>
+      </w:pPr>
+      <w:r>
+        <w:rPr>
+          <w:color w:val="000000" w:themeColor="text1"/>
+        </w:rPr>
+        <w:t xml:space="preserve">  |</w:t>
+      </w:r>
+    </w:p>
+    <w:p>
+      <w:pPr>
+        <w:tabs>
+          <w:tab w:val="left" w:pos="732"/>
+        </w:tabs>
+        <w:rPr>
+          <w:color w:val="000000" w:themeColor="text1"/>
+        </w:rPr>
+      </w:pPr>
+      <w:r>
+        <w:rPr>
+          <w:color w:val="000000" w:themeColor="text1"/>
+        </w:rPr>
+        <w:t>2 |     let x = (let y = 6);</w:t>
+      </w:r>
+    </w:p>
+    <w:p>
+      <w:pPr>
+        <w:tabs>
+          <w:tab w:val="left" w:pos="732"/>
+        </w:tabs>
+        <w:rPr>
+          <w:color w:val="000000" w:themeColor="text1"/>
+        </w:rPr>
+      </w:pPr>
+      <w:r>
+        <w:rPr>
+          <w:color w:val="000000" w:themeColor="text1"/>
+        </w:rPr>
+        <w:t xml:space="preserve">  |              ^^^</w:t>
+      </w:r>
+    </w:p>
+    <w:p>
+      <w:pPr>
+        <w:tabs>
+          <w:tab w:val="left" w:pos="732"/>
+        </w:tabs>
+        <w:rPr>
+          <w:color w:val="000000" w:themeColor="text1"/>
+        </w:rPr>
+      </w:pPr>
+      <w:r>
+        <w:rPr>
+          <w:color w:val="000000" w:themeColor="text1"/>
+        </w:rPr>
+        <w:t xml:space="preserve">  |</w:t>
+      </w:r>
+    </w:p>
+    <w:p>
+      <w:pPr>
+        <w:tabs>
+          <w:tab w:val="left" w:pos="732"/>
+        </w:tabs>
+        <w:rPr>
+          <w:color w:val="000000" w:themeColor="text1"/>
+        </w:rPr>
+      </w:pPr>
+      <w:r>
+        <w:rPr>
+          <w:color w:val="000000" w:themeColor="text1"/>
+        </w:rPr>
+        <w:t xml:space="preserve">  = note: only supported directly in conditions of `if` and `while` expressions</w:t>
+      </w:r>
+    </w:p>
+    <w:p>
+      <w:pPr>
+        <w:tabs>
+          <w:tab w:val="left" w:pos="732"/>
+        </w:tabs>
+        <w:rPr>
+          <w:color w:val="000000" w:themeColor="text1"/>
+        </w:rPr>
+      </w:pPr>
+    </w:p>
+    <w:p>
+      <w:pPr>
+        <w:tabs>
+          <w:tab w:val="left" w:pos="732"/>
+        </w:tabs>
+        <w:rPr>
+          <w:color w:val="000000" w:themeColor="text1"/>
+        </w:rPr>
+      </w:pPr>
+      <w:r>
+        <w:rPr>
+          <w:color w:val="000000" w:themeColor="text1"/>
+        </w:rPr>
+        <w:t>warning: unnecessary parentheses around assigned value</w:t>
+      </w:r>
+    </w:p>
+    <w:p>
+      <w:pPr>
+        <w:tabs>
+          <w:tab w:val="left" w:pos="732"/>
+        </w:tabs>
+        <w:rPr>
+          <w:color w:val="000000" w:themeColor="text1"/>
+        </w:rPr>
+      </w:pPr>
+      <w:r>
+        <w:rPr>
+          <w:color w:val="000000" w:themeColor="text1"/>
+        </w:rPr>
+        <w:t xml:space="preserve"> --&gt; </w:t>
+      </w:r>
+      <w:proofErr w:type="spellStart"/>
+      <w:r>
+        <w:rPr>
+          <w:color w:val="000000" w:themeColor="text1"/>
+        </w:rPr>
+        <w:t>src</w:t>
+      </w:r>
+      <w:proofErr w:type="spellEnd"/>
+      <w:r>
+        <w:rPr>
+          <w:color w:val="000000" w:themeColor="text1"/>
+        </w:rPr>
+        <w:t>/main.rs:2:13</w:t>
+      </w:r>
+    </w:p>
+    <w:p>
+      <w:pPr>
+        <w:tabs>
+          <w:tab w:val="left" w:pos="732"/>
+        </w:tabs>
+        <w:rPr>
+          <w:color w:val="000000" w:themeColor="text1"/>
+        </w:rPr>
+      </w:pPr>
+      <w:r>
+        <w:rPr>
+          <w:color w:val="000000" w:themeColor="text1"/>
+        </w:rPr>
+        <w:t xml:space="preserve">  |</w:t>
+      </w:r>
+    </w:p>
+    <w:p>
+      <w:pPr>
+        <w:tabs>
+          <w:tab w:val="left" w:pos="732"/>
+        </w:tabs>
+        <w:rPr>
+          <w:color w:val="000000" w:themeColor="text1"/>
+        </w:rPr>
+      </w:pPr>
+      <w:r>
+        <w:rPr>
+          <w:color w:val="000000" w:themeColor="text1"/>
+        </w:rPr>
+        <w:t>2 |     let x = (let y = 6);</w:t>
+      </w:r>
+    </w:p>
+    <w:p>
+      <w:pPr>
+        <w:tabs>
+          <w:tab w:val="left" w:pos="732"/>
+        </w:tabs>
+        <w:rPr>
+          <w:color w:val="000000" w:themeColor="text1"/>
+        </w:rPr>
+      </w:pPr>
+      <w:r>
+        <w:rPr>
+          <w:color w:val="000000" w:themeColor="text1"/>
+        </w:rPr>
+        <w:t xml:space="preserve">  |             ^         ^</w:t>
+      </w:r>
+    </w:p>
+    <w:p>
+      <w:pPr>
+        <w:tabs>
+          <w:tab w:val="left" w:pos="732"/>
+        </w:tabs>
+        <w:rPr>
+          <w:color w:val="000000" w:themeColor="text1"/>
+        </w:rPr>
+      </w:pPr>
+      <w:r>
+        <w:rPr>
+          <w:color w:val="000000" w:themeColor="text1"/>
+        </w:rPr>
+        <w:t xml:space="preserve">  |</w:t>
+      </w:r>
+    </w:p>
+    <w:p>
+      <w:pPr>
+        <w:tabs>
+          <w:tab w:val="left" w:pos="732"/>
+        </w:tabs>
+        <w:rPr>
+          <w:color w:val="000000" w:themeColor="text1"/>
+        </w:rPr>
+      </w:pPr>
+      <w:r>
+        <w:rPr>
+          <w:color w:val="000000" w:themeColor="text1"/>
+        </w:rPr>
+        <w:t xml:space="preserve">  = note: `#[warn(unused_parens</w:t>
+      </w:r>
+      <w:proofErr w:type="gramStart"/>
+      <w:r>
+        <w:rPr>
+          <w:color w:val="000000" w:themeColor="text1"/>
+        </w:rPr>
+        <w:t>)]`</w:t>
+      </w:r>
+      <w:proofErr w:type="gramEnd"/>
+      <w:r>
+        <w:rPr>
+          <w:color w:val="000000" w:themeColor="text1"/>
+        </w:rPr>
+        <w:t xml:space="preserve"> on by default</w:t>
+      </w:r>
+    </w:p>
+    <w:p>
+      <w:pPr>
+        <w:tabs>
+          <w:tab w:val="left" w:pos="732"/>
+        </w:tabs>
+        <w:rPr>
+          <w:color w:val="000000" w:themeColor="text1"/>
+        </w:rPr>
+      </w:pPr>
+      <w:r>
+        <w:rPr>
+          <w:color w:val="000000" w:themeColor="text1"/>
+        </w:rPr>
+        <w:t>help: remove these parentheses</w:t>
+      </w:r>
+    </w:p>
+    <w:p>
+      <w:pPr>
+        <w:tabs>
+          <w:tab w:val="left" w:pos="732"/>
+        </w:tabs>
+        <w:rPr>
+          <w:color w:val="000000" w:themeColor="text1"/>
+        </w:rPr>
+      </w:pPr>
+      <w:r>
+        <w:rPr>
+          <w:color w:val="000000" w:themeColor="text1"/>
+        </w:rPr>
+        <w:t xml:space="preserve">  |</w:t>
+      </w:r>
+    </w:p>
+    <w:p>
+      <w:pPr>
+        <w:tabs>
+          <w:tab w:val="left" w:pos="732"/>
+        </w:tabs>
+        <w:rPr>
+          <w:color w:val="000000" w:themeColor="text1"/>
+        </w:rPr>
+      </w:pPr>
+      <w:r>
+        <w:rPr>
+          <w:color w:val="000000" w:themeColor="text1"/>
+        </w:rPr>
+        <w:t>2 -     let x = (let y = 6);</w:t>
+      </w:r>
+    </w:p>
+    <w:p>
+      <w:pPr>
+        <w:tabs>
+          <w:tab w:val="left" w:pos="732"/>
+        </w:tabs>
+        <w:rPr>
+          <w:color w:val="000000" w:themeColor="text1"/>
+        </w:rPr>
+      </w:pPr>
+      <w:r>
+        <w:rPr>
+          <w:color w:val="000000" w:themeColor="text1"/>
+        </w:rPr>
+        <w:t>2 +     let x = let y = 6;</w:t>
+      </w:r>
+    </w:p>
+    <w:p>
+      <w:pPr>
+        <w:tabs>
+          <w:tab w:val="left" w:pos="732"/>
+        </w:tabs>
+        <w:rPr>
+          <w:color w:val="000000" w:themeColor="text1"/>
+        </w:rPr>
+      </w:pPr>
+      <w:r>
+        <w:rPr>
+          <w:color w:val="000000" w:themeColor="text1"/>
+        </w:rPr>
+        <w:t xml:space="preserve">  |</w:t>
+      </w:r>
+    </w:p>
+    <w:p>
+      <w:pPr>
+        <w:tabs>
+          <w:tab w:val="left" w:pos="732"/>
+        </w:tabs>
+        <w:rPr>
+          <w:color w:val="000000" w:themeColor="text1"/>
+        </w:rPr>
+      </w:pPr>
+    </w:p>
+    <w:p>
+      <w:pPr>
+        <w:tabs>
+          <w:tab w:val="left" w:pos="732"/>
+        </w:tabs>
+        <w:rPr>
+          <w:color w:val="000000" w:themeColor="text1"/>
+        </w:rPr>
+      </w:pPr>
+      <w:r>
+        <w:rPr>
+          <w:color w:val="000000" w:themeColor="text1"/>
+        </w:rPr>
+        <w:t>warning: `functions` (bin "functions") generated 1 warning</w:t>
+      </w:r>
+    </w:p>
+    <w:p>
+      <w:pPr>
+        <w:tabs>
+          <w:tab w:val="left" w:pos="732"/>
+        </w:tabs>
+        <w:rPr>
+          <w:color w:val="000000" w:themeColor="text1"/>
+        </w:rPr>
+      </w:pPr>
+      <w:r>
+        <w:rPr>
+          <w:color w:val="000000" w:themeColor="text1"/>
+        </w:rPr>
+        <w:t>error: could not compile `functions` (bin "functions") due to 1 previous error; 1 warning emitted</w:t>
+      </w:r>
+    </w:p>
+    <w:p>
+      <w:pPr>
+        <w:tabs>
+          <w:tab w:val="left" w:pos="732"/>
+        </w:tabs>
+        <w:rPr>
+          <w:color w:val="000000" w:themeColor="text1"/>
+        </w:rPr>
+      </w:pPr>
+      <w:r>
+        <w:rPr>
+          <w:color w:val="000000" w:themeColor="text1"/>
+        </w:rPr>
+        <w:t xml:space="preserve">The let y = 6 statement does not return a value, so there isn’t anything for x to bind to. This is different from what happens in other languages, such as C and Ruby, where the </w:t>
+      </w:r>
+      <w:r>
+        <w:rPr>
+          <w:color w:val="000000" w:themeColor="text1"/>
+        </w:rPr>
+        <w:lastRenderedPageBreak/>
+        <w:t>assignment returns the value of the assignment. In those languages, you can write x = y = 6 and have both x and y have the value 6; that is not the case in Rust.</w:t>
+      </w:r>
+    </w:p>
+    <w:p>
+      <w:pPr>
+        <w:tabs>
+          <w:tab w:val="left" w:pos="732"/>
+        </w:tabs>
+        <w:rPr>
+          <w:color w:val="000000" w:themeColor="text1"/>
+        </w:rPr>
+      </w:pPr>
+      <w:r>
+        <w:rPr>
+          <w:color w:val="000000" w:themeColor="text1"/>
+        </w:rPr>
+        <w:t>Expressions evaluate to a value and make up most of the rest of the code that you’ll write in Rust. Consider a math operation, such as 5 + 6, which is an expression that evaluates to the value 11. Expressions can be part of statements: In Listing 3-1, the 6 in the statement let y = 6; is an expression that evaluates to the value 6. Calling a function is an expression. Calling a macro is an expression. A new scope block created with curly brackets is an expression, for example:</w:t>
+      </w:r>
+    </w:p>
+    <w:p>
+      <w:pPr>
+        <w:tabs>
+          <w:tab w:val="left" w:pos="732"/>
+        </w:tabs>
+        <w:rPr>
+          <w:color w:val="000000" w:themeColor="text1"/>
+        </w:rPr>
+      </w:pPr>
+      <w:r>
+        <w:rPr>
+          <w:color w:val="000000" w:themeColor="text1"/>
+        </w:rPr>
+        <w:t>Filename: src/main.rs</w:t>
+      </w:r>
+    </w:p>
+    <w:p>
+      <w:pPr>
+        <w:tabs>
+          <w:tab w:val="left" w:pos="732"/>
+        </w:tabs>
+        <w:rPr>
+          <w:color w:val="000000" w:themeColor="text1"/>
+        </w:rPr>
+      </w:pPr>
+      <w:proofErr w:type="spellStart"/>
+      <w:r>
+        <w:rPr>
+          <w:color w:val="000000" w:themeColor="text1"/>
+        </w:rPr>
+        <w:t>fn</w:t>
+      </w:r>
+      <w:proofErr w:type="spellEnd"/>
+      <w:r>
+        <w:rPr>
+          <w:color w:val="000000" w:themeColor="text1"/>
+        </w:rPr>
+        <w:t xml:space="preserve"> </w:t>
+      </w:r>
+      <w:proofErr w:type="gramStart"/>
+      <w:r>
+        <w:rPr>
+          <w:color w:val="000000" w:themeColor="text1"/>
+        </w:rPr>
+        <w:t>main(</w:t>
+      </w:r>
+      <w:proofErr w:type="gramEnd"/>
+      <w:r>
+        <w:rPr>
+          <w:color w:val="000000" w:themeColor="text1"/>
+        </w:rPr>
+        <w:t>) {</w:t>
+      </w:r>
+    </w:p>
+    <w:p>
+      <w:pPr>
+        <w:tabs>
+          <w:tab w:val="left" w:pos="732"/>
+        </w:tabs>
+        <w:rPr>
+          <w:color w:val="000000" w:themeColor="text1"/>
+        </w:rPr>
+      </w:pPr>
+      <w:r>
+        <w:rPr>
+          <w:color w:val="000000" w:themeColor="text1"/>
+        </w:rPr>
+        <w:t xml:space="preserve">    let y = {</w:t>
+      </w:r>
+    </w:p>
+    <w:p>
+      <w:pPr>
+        <w:tabs>
+          <w:tab w:val="left" w:pos="732"/>
+        </w:tabs>
+        <w:rPr>
+          <w:color w:val="000000" w:themeColor="text1"/>
+        </w:rPr>
+      </w:pPr>
+      <w:r>
+        <w:rPr>
+          <w:color w:val="000000" w:themeColor="text1"/>
+        </w:rPr>
+        <w:t xml:space="preserve">        let x = 3;</w:t>
+      </w:r>
+    </w:p>
+    <w:p>
+      <w:pPr>
+        <w:tabs>
+          <w:tab w:val="left" w:pos="732"/>
+        </w:tabs>
+        <w:rPr>
+          <w:color w:val="000000" w:themeColor="text1"/>
+        </w:rPr>
+      </w:pPr>
+      <w:r>
+        <w:rPr>
+          <w:color w:val="000000" w:themeColor="text1"/>
+        </w:rPr>
+        <w:t xml:space="preserve">        x + 1</w:t>
+      </w:r>
+    </w:p>
+    <w:p>
+      <w:pPr>
+        <w:tabs>
+          <w:tab w:val="left" w:pos="732"/>
+        </w:tabs>
+        <w:rPr>
+          <w:color w:val="000000" w:themeColor="text1"/>
+        </w:rPr>
+      </w:pPr>
+      <w:r>
+        <w:rPr>
+          <w:color w:val="000000" w:themeColor="text1"/>
+        </w:rPr>
+        <w:t xml:space="preserve">    };</w:t>
+      </w:r>
+    </w:p>
+    <w:p>
+      <w:pPr>
+        <w:tabs>
+          <w:tab w:val="left" w:pos="732"/>
+        </w:tabs>
+        <w:rPr>
+          <w:color w:val="000000" w:themeColor="text1"/>
+        </w:rPr>
+      </w:pPr>
+    </w:p>
+    <w:p>
+      <w:pPr>
+        <w:tabs>
+          <w:tab w:val="left" w:pos="732"/>
+        </w:tabs>
+        <w:rPr>
+          <w:color w:val="000000" w:themeColor="text1"/>
+        </w:rPr>
+      </w:pPr>
+      <w:r>
+        <w:rPr>
+          <w:color w:val="000000" w:themeColor="text1"/>
+        </w:rPr>
+        <w:t xml:space="preserve">    </w:t>
+      </w:r>
+      <w:proofErr w:type="spellStart"/>
+      <w:proofErr w:type="gramStart"/>
+      <w:r>
+        <w:rPr>
+          <w:color w:val="000000" w:themeColor="text1"/>
+        </w:rPr>
+        <w:t>println</w:t>
+      </w:r>
+      <w:proofErr w:type="spellEnd"/>
+      <w:r>
+        <w:rPr>
+          <w:color w:val="000000" w:themeColor="text1"/>
+        </w:rPr>
+        <w:t>!(</w:t>
+      </w:r>
+      <w:proofErr w:type="gramEnd"/>
+      <w:r>
+        <w:rPr>
+          <w:color w:val="000000" w:themeColor="text1"/>
+        </w:rPr>
+        <w:t>"The value of y is: {y}");</w:t>
+      </w:r>
+    </w:p>
+    <w:p>
+      <w:pPr>
+        <w:tabs>
+          <w:tab w:val="left" w:pos="732"/>
+        </w:tabs>
+        <w:rPr>
+          <w:color w:val="000000" w:themeColor="text1"/>
+        </w:rPr>
+      </w:pPr>
+      <w:r>
+        <w:rPr>
+          <w:color w:val="000000" w:themeColor="text1"/>
+        </w:rPr>
+        <w:t>}</w:t>
+      </w:r>
+    </w:p>
+    <w:p>
+      <w:pPr>
+        <w:tabs>
+          <w:tab w:val="left" w:pos="732"/>
+        </w:tabs>
+        <w:rPr>
+          <w:color w:val="000000" w:themeColor="text1"/>
+        </w:rPr>
+      </w:pPr>
+      <w:r>
+        <w:rPr>
+          <w:color w:val="000000" w:themeColor="text1"/>
+        </w:rPr>
+        <w:t>This expression:</w:t>
+      </w:r>
+    </w:p>
+    <w:p>
+      <w:pPr>
+        <w:tabs>
+          <w:tab w:val="left" w:pos="732"/>
+        </w:tabs>
+        <w:rPr>
+          <w:color w:val="000000" w:themeColor="text1"/>
+        </w:rPr>
+      </w:pPr>
+      <w:r>
+        <w:rPr>
+          <w:color w:val="000000" w:themeColor="text1"/>
+        </w:rPr>
+        <w:t>{</w:t>
+      </w:r>
+    </w:p>
+    <w:p>
+      <w:pPr>
+        <w:tabs>
+          <w:tab w:val="left" w:pos="732"/>
+        </w:tabs>
+        <w:rPr>
+          <w:color w:val="000000" w:themeColor="text1"/>
+        </w:rPr>
+      </w:pPr>
+      <w:r>
+        <w:rPr>
+          <w:color w:val="000000" w:themeColor="text1"/>
+        </w:rPr>
+        <w:t xml:space="preserve">    let x = 3;</w:t>
+      </w:r>
+    </w:p>
+    <w:p>
+      <w:pPr>
+        <w:tabs>
+          <w:tab w:val="left" w:pos="732"/>
+        </w:tabs>
+        <w:rPr>
+          <w:color w:val="000000" w:themeColor="text1"/>
+        </w:rPr>
+      </w:pPr>
+      <w:r>
+        <w:rPr>
+          <w:color w:val="000000" w:themeColor="text1"/>
+        </w:rPr>
+        <w:t xml:space="preserve">    x + 1</w:t>
+      </w:r>
+    </w:p>
+    <w:p>
+      <w:pPr>
+        <w:tabs>
+          <w:tab w:val="left" w:pos="732"/>
+        </w:tabs>
+        <w:rPr>
+          <w:color w:val="000000" w:themeColor="text1"/>
+        </w:rPr>
+      </w:pPr>
+      <w:r>
+        <w:rPr>
+          <w:color w:val="000000" w:themeColor="text1"/>
+        </w:rPr>
+        <w:t>}</w:t>
+      </w:r>
+    </w:p>
+    <w:p>
+      <w:pPr>
+        <w:tabs>
+          <w:tab w:val="left" w:pos="732"/>
+        </w:tabs>
+        <w:rPr>
+          <w:color w:val="000000" w:themeColor="text1"/>
+        </w:rPr>
+      </w:pPr>
+      <w:r>
+        <w:rPr>
+          <w:color w:val="000000" w:themeColor="text1"/>
+        </w:rPr>
+        <w:t>is a block that, in this case, evaluates to 4. That value gets bound to y as part of the let statement. Note the x + 1 line without a semicolon at the end, which is unlike most of the lines you’ve seen so far. Expressions do not include ending semicolons. If you add a semicolon to the end of an expression, you turn it into a statement, and it will then not return a value. Keep this in mind as you explore function return values and expressions next.</w:t>
+      </w:r>
+    </w:p>
+    <w:p>
+      <w:pPr>
+        <w:tabs>
+          <w:tab w:val="left" w:pos="732"/>
+        </w:tabs>
+        <w:rPr>
+          <w:b/>
+          <w:bCs/>
+          <w:color w:val="000000" w:themeColor="text1"/>
+        </w:rPr>
+      </w:pPr>
+      <w:hyperlink r:id="rId17" w:anchor="functions-with-return-values" w:history="1">
+        <w:r>
+          <w:rPr>
+            <w:rStyle w:val="Hyperlink"/>
+            <w:b/>
+            <w:bCs/>
+          </w:rPr>
+          <w:t>Functions with Return Values</w:t>
+        </w:r>
+      </w:hyperlink>
+    </w:p>
+    <w:p>
+      <w:pPr>
+        <w:tabs>
+          <w:tab w:val="left" w:pos="732"/>
+        </w:tabs>
+        <w:rPr>
+          <w:color w:val="000000" w:themeColor="text1"/>
+        </w:rPr>
+      </w:pPr>
+      <w:r>
+        <w:rPr>
+          <w:color w:val="000000" w:themeColor="text1"/>
+        </w:rPr>
+        <w:t xml:space="preserve">Functions can return values to the code that calls them. We don’t name return values, but we must declare their type after an arrow (-&gt;). In Rust, the return value of the function is synonymous with the value of the final expression in the block of the body of </w:t>
+      </w:r>
+      <w:r>
+        <w:rPr>
+          <w:color w:val="000000" w:themeColor="text1"/>
+        </w:rPr>
+        <w:lastRenderedPageBreak/>
+        <w:t>a function. You can return early from a function by using the return keyword and specifying a value, but most functions return the last expression implicitly. Here’s an example of a function that returns a value:</w:t>
+      </w:r>
+    </w:p>
+    <w:p>
+      <w:pPr>
+        <w:tabs>
+          <w:tab w:val="left" w:pos="732"/>
+        </w:tabs>
+        <w:rPr>
+          <w:color w:val="000000" w:themeColor="text1"/>
+        </w:rPr>
+      </w:pPr>
+      <w:r>
+        <w:rPr>
+          <w:color w:val="000000" w:themeColor="text1"/>
+        </w:rPr>
+        <w:t>Filename: src/main.rs</w:t>
+      </w:r>
+    </w:p>
+    <w:p>
+      <w:pPr>
+        <w:tabs>
+          <w:tab w:val="left" w:pos="732"/>
+        </w:tabs>
+        <w:rPr>
+          <w:color w:val="000000" w:themeColor="text1"/>
+        </w:rPr>
+      </w:pPr>
+      <w:proofErr w:type="spellStart"/>
+      <w:r>
+        <w:rPr>
+          <w:color w:val="000000" w:themeColor="text1"/>
+        </w:rPr>
+        <w:t>fn</w:t>
+      </w:r>
+      <w:proofErr w:type="spellEnd"/>
+      <w:r>
+        <w:rPr>
+          <w:color w:val="000000" w:themeColor="text1"/>
+        </w:rPr>
+        <w:t xml:space="preserve"> </w:t>
+      </w:r>
+      <w:proofErr w:type="gramStart"/>
+      <w:r>
+        <w:rPr>
+          <w:color w:val="000000" w:themeColor="text1"/>
+        </w:rPr>
+        <w:t>five(</w:t>
+      </w:r>
+      <w:proofErr w:type="gramEnd"/>
+      <w:r>
+        <w:rPr>
+          <w:color w:val="000000" w:themeColor="text1"/>
+        </w:rPr>
+        <w:t>) -&gt; i32 {</w:t>
+      </w:r>
+    </w:p>
+    <w:p>
+      <w:pPr>
+        <w:tabs>
+          <w:tab w:val="left" w:pos="732"/>
+        </w:tabs>
+        <w:rPr>
+          <w:color w:val="000000" w:themeColor="text1"/>
+        </w:rPr>
+      </w:pPr>
+      <w:r>
+        <w:rPr>
+          <w:color w:val="000000" w:themeColor="text1"/>
+        </w:rPr>
+        <w:t xml:space="preserve">    5</w:t>
+      </w:r>
+    </w:p>
+    <w:p>
+      <w:pPr>
+        <w:tabs>
+          <w:tab w:val="left" w:pos="732"/>
+        </w:tabs>
+        <w:rPr>
+          <w:color w:val="000000" w:themeColor="text1"/>
+        </w:rPr>
+      </w:pPr>
+      <w:r>
+        <w:rPr>
+          <w:color w:val="000000" w:themeColor="text1"/>
+        </w:rPr>
+        <w:t>}</w:t>
+      </w:r>
+    </w:p>
+    <w:p>
+      <w:pPr>
+        <w:tabs>
+          <w:tab w:val="left" w:pos="732"/>
+        </w:tabs>
+        <w:rPr>
+          <w:color w:val="000000" w:themeColor="text1"/>
+        </w:rPr>
+      </w:pPr>
+    </w:p>
+    <w:p>
+      <w:pPr>
+        <w:tabs>
+          <w:tab w:val="left" w:pos="732"/>
+        </w:tabs>
+        <w:rPr>
+          <w:color w:val="000000" w:themeColor="text1"/>
+        </w:rPr>
+      </w:pPr>
+      <w:proofErr w:type="spellStart"/>
+      <w:r>
+        <w:rPr>
+          <w:color w:val="000000" w:themeColor="text1"/>
+        </w:rPr>
+        <w:t>fn</w:t>
+      </w:r>
+      <w:proofErr w:type="spellEnd"/>
+      <w:r>
+        <w:rPr>
+          <w:color w:val="000000" w:themeColor="text1"/>
+        </w:rPr>
+        <w:t xml:space="preserve"> </w:t>
+      </w:r>
+      <w:proofErr w:type="gramStart"/>
+      <w:r>
+        <w:rPr>
+          <w:color w:val="000000" w:themeColor="text1"/>
+        </w:rPr>
+        <w:t>main(</w:t>
+      </w:r>
+      <w:proofErr w:type="gramEnd"/>
+      <w:r>
+        <w:rPr>
+          <w:color w:val="000000" w:themeColor="text1"/>
+        </w:rPr>
+        <w:t>) {</w:t>
+      </w:r>
+    </w:p>
+    <w:p>
+      <w:pPr>
+        <w:tabs>
+          <w:tab w:val="left" w:pos="732"/>
+        </w:tabs>
+        <w:rPr>
+          <w:color w:val="000000" w:themeColor="text1"/>
+        </w:rPr>
+      </w:pPr>
+      <w:r>
+        <w:rPr>
+          <w:color w:val="000000" w:themeColor="text1"/>
+        </w:rPr>
+        <w:t xml:space="preserve">    let x = </w:t>
+      </w:r>
+      <w:proofErr w:type="gramStart"/>
+      <w:r>
+        <w:rPr>
+          <w:color w:val="000000" w:themeColor="text1"/>
+        </w:rPr>
+        <w:t>five(</w:t>
+      </w:r>
+      <w:proofErr w:type="gramEnd"/>
+      <w:r>
+        <w:rPr>
+          <w:color w:val="000000" w:themeColor="text1"/>
+        </w:rPr>
+        <w:t>);</w:t>
+      </w:r>
+    </w:p>
+    <w:p>
+      <w:pPr>
+        <w:tabs>
+          <w:tab w:val="left" w:pos="732"/>
+        </w:tabs>
+        <w:rPr>
+          <w:color w:val="000000" w:themeColor="text1"/>
+        </w:rPr>
+      </w:pPr>
+    </w:p>
+    <w:p>
+      <w:pPr>
+        <w:tabs>
+          <w:tab w:val="left" w:pos="732"/>
+        </w:tabs>
+        <w:rPr>
+          <w:color w:val="000000" w:themeColor="text1"/>
+        </w:rPr>
+      </w:pPr>
+      <w:r>
+        <w:rPr>
+          <w:color w:val="000000" w:themeColor="text1"/>
+        </w:rPr>
+        <w:t xml:space="preserve">    </w:t>
+      </w:r>
+      <w:proofErr w:type="spellStart"/>
+      <w:proofErr w:type="gramStart"/>
+      <w:r>
+        <w:rPr>
+          <w:color w:val="000000" w:themeColor="text1"/>
+        </w:rPr>
+        <w:t>println</w:t>
+      </w:r>
+      <w:proofErr w:type="spellEnd"/>
+      <w:r>
+        <w:rPr>
+          <w:color w:val="000000" w:themeColor="text1"/>
+        </w:rPr>
+        <w:t>!(</w:t>
+      </w:r>
+      <w:proofErr w:type="gramEnd"/>
+      <w:r>
+        <w:rPr>
+          <w:color w:val="000000" w:themeColor="text1"/>
+        </w:rPr>
+        <w:t>"The value of x is: {x}");</w:t>
+      </w:r>
+    </w:p>
+    <w:p>
+      <w:pPr>
+        <w:tabs>
+          <w:tab w:val="left" w:pos="732"/>
+        </w:tabs>
+        <w:rPr>
+          <w:color w:val="000000" w:themeColor="text1"/>
+        </w:rPr>
+      </w:pPr>
+      <w:r>
+        <w:rPr>
+          <w:color w:val="000000" w:themeColor="text1"/>
+        </w:rPr>
+        <w:t>}</w:t>
+      </w:r>
+    </w:p>
+    <w:p>
+      <w:pPr>
+        <w:tabs>
+          <w:tab w:val="left" w:pos="732"/>
+        </w:tabs>
+        <w:rPr>
+          <w:color w:val="000000" w:themeColor="text1"/>
+        </w:rPr>
+      </w:pPr>
+      <w:r>
+        <w:rPr>
+          <w:color w:val="000000" w:themeColor="text1"/>
+        </w:rPr>
+        <w:t>There are no function calls, macros, or even let statements in the five </w:t>
+      </w:r>
+      <w:proofErr w:type="gramStart"/>
+      <w:r>
+        <w:rPr>
+          <w:color w:val="000000" w:themeColor="text1"/>
+        </w:rPr>
+        <w:t>function</w:t>
+      </w:r>
+      <w:proofErr w:type="gramEnd"/>
+      <w:r>
+        <w:rPr>
+          <w:color w:val="000000" w:themeColor="text1"/>
+        </w:rPr>
+        <w:t>—just the number 5 by itself. That’s a perfectly valid function in Rust. Note that the function’s return type is specified too, as -&gt; i32. Try running this code; the output should look like this:</w:t>
+      </w:r>
+    </w:p>
+    <w:p>
+      <w:pPr>
+        <w:tabs>
+          <w:tab w:val="left" w:pos="732"/>
+        </w:tabs>
+        <w:rPr>
+          <w:color w:val="000000" w:themeColor="text1"/>
+        </w:rPr>
+      </w:pPr>
+      <w:r>
+        <w:rPr>
+          <w:color w:val="000000" w:themeColor="text1"/>
+        </w:rPr>
+        <w:t xml:space="preserve">$ cargo </w:t>
+      </w:r>
+      <w:proofErr w:type="gramStart"/>
+      <w:r>
+        <w:rPr>
+          <w:color w:val="000000" w:themeColor="text1"/>
+        </w:rPr>
+        <w:t>run</w:t>
+      </w:r>
+      <w:proofErr w:type="gramEnd"/>
+    </w:p>
+    <w:p>
+      <w:pPr>
+        <w:tabs>
+          <w:tab w:val="left" w:pos="732"/>
+        </w:tabs>
+        <w:rPr>
+          <w:color w:val="000000" w:themeColor="text1"/>
+        </w:rPr>
+      </w:pPr>
+      <w:r>
+        <w:rPr>
+          <w:color w:val="000000" w:themeColor="text1"/>
+        </w:rPr>
+        <w:t xml:space="preserve">   Compiling functions v0.1.0 (file:///projects/functions)</w:t>
+      </w:r>
+    </w:p>
+    <w:p>
+      <w:pPr>
+        <w:tabs>
+          <w:tab w:val="left" w:pos="732"/>
+        </w:tabs>
+        <w:rPr>
+          <w:color w:val="000000" w:themeColor="text1"/>
+        </w:rPr>
+      </w:pPr>
+      <w:r>
+        <w:rPr>
+          <w:color w:val="000000" w:themeColor="text1"/>
+        </w:rPr>
+        <w:t xml:space="preserve">    Finished `dev` profile [unoptimized + </w:t>
+      </w:r>
+      <w:proofErr w:type="spellStart"/>
+      <w:r>
+        <w:rPr>
+          <w:color w:val="000000" w:themeColor="text1"/>
+        </w:rPr>
+        <w:t>debuginfo</w:t>
+      </w:r>
+      <w:proofErr w:type="spellEnd"/>
+      <w:r>
+        <w:rPr>
+          <w:color w:val="000000" w:themeColor="text1"/>
+        </w:rPr>
+        <w:t>] target(s) in 0.30s</w:t>
+      </w:r>
+    </w:p>
+    <w:p>
+      <w:pPr>
+        <w:tabs>
+          <w:tab w:val="left" w:pos="732"/>
+        </w:tabs>
+        <w:rPr>
+          <w:color w:val="000000" w:themeColor="text1"/>
+        </w:rPr>
+      </w:pPr>
+      <w:r>
+        <w:rPr>
+          <w:color w:val="000000" w:themeColor="text1"/>
+        </w:rPr>
+        <w:t xml:space="preserve">     Running `target/debug/functions`</w:t>
+      </w:r>
+    </w:p>
+    <w:p>
+      <w:pPr>
+        <w:tabs>
+          <w:tab w:val="left" w:pos="732"/>
+        </w:tabs>
+        <w:rPr>
+          <w:color w:val="000000" w:themeColor="text1"/>
+        </w:rPr>
+      </w:pPr>
+      <w:r>
+        <w:rPr>
+          <w:color w:val="000000" w:themeColor="text1"/>
+        </w:rPr>
+        <w:t>The value of x is: 5</w:t>
+      </w:r>
+    </w:p>
+    <w:p>
+      <w:pPr>
+        <w:tabs>
+          <w:tab w:val="left" w:pos="732"/>
+        </w:tabs>
+        <w:rPr>
+          <w:color w:val="000000" w:themeColor="text1"/>
+        </w:rPr>
+      </w:pPr>
+      <w:r>
+        <w:rPr>
+          <w:color w:val="000000" w:themeColor="text1"/>
+        </w:rPr>
+        <w:t xml:space="preserve">The 5 in five is the function’s return value, which is why the return type is i32. Let’s examine this in more detail. There are two important bits: First, the line let x = </w:t>
+      </w:r>
+      <w:proofErr w:type="gramStart"/>
+      <w:r>
+        <w:rPr>
+          <w:color w:val="000000" w:themeColor="text1"/>
+        </w:rPr>
+        <w:t>five(</w:t>
+      </w:r>
+      <w:proofErr w:type="gramEnd"/>
+      <w:r>
+        <w:rPr>
+          <w:color w:val="000000" w:themeColor="text1"/>
+        </w:rPr>
+        <w:t>); shows that we’re using the return value of a function to initialize a variable. Because the function five returns a 5, that line is the same as the following:</w:t>
+      </w:r>
+    </w:p>
+    <w:p>
+      <w:pPr>
+        <w:tabs>
+          <w:tab w:val="left" w:pos="732"/>
+        </w:tabs>
+        <w:rPr>
+          <w:color w:val="000000" w:themeColor="text1"/>
+        </w:rPr>
+      </w:pPr>
+      <w:r>
+        <w:rPr>
+          <w:color w:val="000000" w:themeColor="text1"/>
+        </w:rPr>
+        <w:t>let x = 5;</w:t>
+      </w:r>
+    </w:p>
+    <w:p>
+      <w:pPr>
+        <w:tabs>
+          <w:tab w:val="left" w:pos="732"/>
+        </w:tabs>
+        <w:rPr>
+          <w:color w:val="000000" w:themeColor="text1"/>
+        </w:rPr>
+      </w:pPr>
+      <w:r>
+        <w:rPr>
+          <w:color w:val="000000" w:themeColor="text1"/>
+        </w:rPr>
+        <w:t>Second, the five function has no parameters and defines the type of the return value, but the body of the function is a lonely 5 with no semicolon because it’s an expression whose value we want to return.</w:t>
+      </w:r>
+    </w:p>
+    <w:p>
+      <w:pPr>
+        <w:tabs>
+          <w:tab w:val="left" w:pos="732"/>
+        </w:tabs>
+        <w:rPr>
+          <w:color w:val="000000" w:themeColor="text1"/>
+        </w:rPr>
+      </w:pPr>
+      <w:r>
+        <w:rPr>
+          <w:color w:val="000000" w:themeColor="text1"/>
+        </w:rPr>
+        <w:t>Let’s look at another example:</w:t>
+      </w:r>
+    </w:p>
+    <w:p>
+      <w:pPr>
+        <w:tabs>
+          <w:tab w:val="left" w:pos="732"/>
+        </w:tabs>
+        <w:rPr>
+          <w:color w:val="000000" w:themeColor="text1"/>
+        </w:rPr>
+      </w:pPr>
+      <w:r>
+        <w:rPr>
+          <w:color w:val="000000" w:themeColor="text1"/>
+        </w:rPr>
+        <w:lastRenderedPageBreak/>
+        <w:t>Filename: src/main.rs</w:t>
+      </w:r>
+    </w:p>
+    <w:p>
+      <w:pPr>
+        <w:tabs>
+          <w:tab w:val="left" w:pos="732"/>
+        </w:tabs>
+        <w:rPr>
+          <w:color w:val="000000" w:themeColor="text1"/>
+        </w:rPr>
+      </w:pPr>
+      <w:proofErr w:type="spellStart"/>
+      <w:r>
+        <w:rPr>
+          <w:color w:val="000000" w:themeColor="text1"/>
+        </w:rPr>
+        <w:t>fn</w:t>
+      </w:r>
+      <w:proofErr w:type="spellEnd"/>
+      <w:r>
+        <w:rPr>
+          <w:color w:val="000000" w:themeColor="text1"/>
+        </w:rPr>
+        <w:t xml:space="preserve"> </w:t>
+      </w:r>
+      <w:proofErr w:type="gramStart"/>
+      <w:r>
+        <w:rPr>
+          <w:color w:val="000000" w:themeColor="text1"/>
+        </w:rPr>
+        <w:t>main(</w:t>
+      </w:r>
+      <w:proofErr w:type="gramEnd"/>
+      <w:r>
+        <w:rPr>
+          <w:color w:val="000000" w:themeColor="text1"/>
+        </w:rPr>
+        <w:t>) {</w:t>
+      </w:r>
+    </w:p>
+    <w:p>
+      <w:pPr>
+        <w:tabs>
+          <w:tab w:val="left" w:pos="732"/>
+        </w:tabs>
+        <w:rPr>
+          <w:color w:val="000000" w:themeColor="text1"/>
+        </w:rPr>
+      </w:pPr>
+      <w:r>
+        <w:rPr>
+          <w:color w:val="000000" w:themeColor="text1"/>
+        </w:rPr>
+        <w:t xml:space="preserve">    let x = </w:t>
+      </w:r>
+      <w:proofErr w:type="spellStart"/>
+      <w:r>
+        <w:rPr>
+          <w:color w:val="000000" w:themeColor="text1"/>
+        </w:rPr>
+        <w:t>plus_</w:t>
+      </w:r>
+      <w:proofErr w:type="gramStart"/>
+      <w:r>
+        <w:rPr>
+          <w:color w:val="000000" w:themeColor="text1"/>
+        </w:rPr>
+        <w:t>one</w:t>
+      </w:r>
+      <w:proofErr w:type="spellEnd"/>
+      <w:r>
+        <w:rPr>
+          <w:color w:val="000000" w:themeColor="text1"/>
+        </w:rPr>
+        <w:t>(</w:t>
+      </w:r>
+      <w:proofErr w:type="gramEnd"/>
+      <w:r>
+        <w:rPr>
+          <w:color w:val="000000" w:themeColor="text1"/>
+        </w:rPr>
+        <w:t>5);</w:t>
+      </w:r>
+    </w:p>
+    <w:p>
+      <w:pPr>
+        <w:tabs>
+          <w:tab w:val="left" w:pos="732"/>
+        </w:tabs>
+        <w:rPr>
+          <w:color w:val="000000" w:themeColor="text1"/>
+        </w:rPr>
+      </w:pPr>
+    </w:p>
+    <w:p>
+      <w:pPr>
+        <w:tabs>
+          <w:tab w:val="left" w:pos="732"/>
+        </w:tabs>
+        <w:rPr>
+          <w:color w:val="000000" w:themeColor="text1"/>
+        </w:rPr>
+      </w:pPr>
+      <w:r>
+        <w:rPr>
+          <w:color w:val="000000" w:themeColor="text1"/>
+        </w:rPr>
+        <w:t xml:space="preserve">    </w:t>
+      </w:r>
+      <w:proofErr w:type="spellStart"/>
+      <w:proofErr w:type="gramStart"/>
+      <w:r>
+        <w:rPr>
+          <w:color w:val="000000" w:themeColor="text1"/>
+        </w:rPr>
+        <w:t>println</w:t>
+      </w:r>
+      <w:proofErr w:type="spellEnd"/>
+      <w:r>
+        <w:rPr>
+          <w:color w:val="000000" w:themeColor="text1"/>
+        </w:rPr>
+        <w:t>!(</w:t>
+      </w:r>
+      <w:proofErr w:type="gramEnd"/>
+      <w:r>
+        <w:rPr>
+          <w:color w:val="000000" w:themeColor="text1"/>
+        </w:rPr>
+        <w:t>"The value of x is: {x}");</w:t>
+      </w:r>
+    </w:p>
+    <w:p>
+      <w:pPr>
+        <w:tabs>
+          <w:tab w:val="left" w:pos="732"/>
+        </w:tabs>
+        <w:rPr>
+          <w:color w:val="000000" w:themeColor="text1"/>
+        </w:rPr>
+      </w:pPr>
+      <w:r>
+        <w:rPr>
+          <w:color w:val="000000" w:themeColor="text1"/>
+        </w:rPr>
+        <w:t>}</w:t>
+      </w:r>
+    </w:p>
+    <w:p>
+      <w:pPr>
+        <w:tabs>
+          <w:tab w:val="left" w:pos="732"/>
+        </w:tabs>
+        <w:rPr>
+          <w:color w:val="000000" w:themeColor="text1"/>
+        </w:rPr>
+      </w:pPr>
+    </w:p>
+    <w:p>
+      <w:pPr>
+        <w:tabs>
+          <w:tab w:val="left" w:pos="732"/>
+        </w:tabs>
+        <w:rPr>
+          <w:color w:val="000000" w:themeColor="text1"/>
+        </w:rPr>
+      </w:pPr>
+      <w:proofErr w:type="spellStart"/>
+      <w:r>
+        <w:rPr>
+          <w:color w:val="000000" w:themeColor="text1"/>
+        </w:rPr>
+        <w:t>fn</w:t>
+      </w:r>
+      <w:proofErr w:type="spellEnd"/>
+      <w:r>
+        <w:rPr>
+          <w:color w:val="000000" w:themeColor="text1"/>
+        </w:rPr>
+        <w:t xml:space="preserve"> </w:t>
+      </w:r>
+      <w:proofErr w:type="spellStart"/>
+      <w:r>
+        <w:rPr>
+          <w:color w:val="000000" w:themeColor="text1"/>
+        </w:rPr>
+        <w:t>plus_</w:t>
+      </w:r>
+      <w:proofErr w:type="gramStart"/>
+      <w:r>
+        <w:rPr>
+          <w:color w:val="000000" w:themeColor="text1"/>
+        </w:rPr>
+        <w:t>one</w:t>
+      </w:r>
+      <w:proofErr w:type="spellEnd"/>
+      <w:r>
+        <w:rPr>
+          <w:color w:val="000000" w:themeColor="text1"/>
+        </w:rPr>
+        <w:t>(</w:t>
+      </w:r>
+      <w:proofErr w:type="gramEnd"/>
+      <w:r>
+        <w:rPr>
+          <w:color w:val="000000" w:themeColor="text1"/>
+        </w:rPr>
+        <w:t>x: i32) -&gt; i32 {</w:t>
+      </w:r>
+    </w:p>
+    <w:p>
+      <w:pPr>
+        <w:tabs>
+          <w:tab w:val="left" w:pos="732"/>
+        </w:tabs>
+        <w:rPr>
+          <w:color w:val="000000" w:themeColor="text1"/>
+        </w:rPr>
+      </w:pPr>
+      <w:r>
+        <w:rPr>
+          <w:color w:val="000000" w:themeColor="text1"/>
+        </w:rPr>
+        <w:t xml:space="preserve">    x + 1</w:t>
+      </w:r>
+    </w:p>
+    <w:p>
+      <w:pPr>
+        <w:tabs>
+          <w:tab w:val="left" w:pos="732"/>
+        </w:tabs>
+        <w:rPr>
+          <w:color w:val="000000" w:themeColor="text1"/>
+        </w:rPr>
+      </w:pPr>
+      <w:r>
+        <w:rPr>
+          <w:color w:val="000000" w:themeColor="text1"/>
+        </w:rPr>
+        <w:t>}</w:t>
+      </w:r>
+    </w:p>
+    <w:p>
+      <w:pPr>
+        <w:tabs>
+          <w:tab w:val="left" w:pos="732"/>
+        </w:tabs>
+        <w:rPr>
+          <w:color w:val="000000" w:themeColor="text1"/>
+        </w:rPr>
+      </w:pPr>
+      <w:r>
+        <w:rPr>
+          <w:color w:val="000000" w:themeColor="text1"/>
+        </w:rPr>
+        <w:t>Running this code will print </w:t>
+      </w:r>
+      <w:proofErr w:type="gramStart"/>
+      <w:r>
+        <w:rPr>
+          <w:color w:val="000000" w:themeColor="text1"/>
+        </w:rPr>
+        <w:t>The</w:t>
+      </w:r>
+      <w:proofErr w:type="gramEnd"/>
+      <w:r>
+        <w:rPr>
+          <w:color w:val="000000" w:themeColor="text1"/>
+        </w:rPr>
+        <w:t xml:space="preserve"> value of x is: 6. But what happens if we place a semicolon at the end of the line containing x + 1, changing it from an expression to a statement?</w:t>
+      </w:r>
+    </w:p>
+    <w:p>
+      <w:pPr>
+        <w:tabs>
+          <w:tab w:val="left" w:pos="732"/>
+        </w:tabs>
+        <w:rPr>
+          <w:color w:val="000000" w:themeColor="text1"/>
+        </w:rPr>
+      </w:pPr>
+      <w:r>
+        <w:rPr>
+          <w:color w:val="000000" w:themeColor="text1"/>
+        </w:rPr>
+        <w:t>Filename: src/main.rs</w:t>
+      </w:r>
+    </w:p>
+    <w:p>
+      <w:pPr>
+        <w:tabs>
+          <w:tab w:val="left" w:pos="732"/>
+        </w:tabs>
+        <w:rPr>
+          <w:color w:val="000000" w:themeColor="text1"/>
+        </w:rPr>
+      </w:pPr>
+      <w:r>
+        <w:rPr>
+          <w:color w:val="000000" w:themeColor="text1"/>
+        </w:rPr>
+        <mc:AlternateContent>
+          <mc:Choice Requires="wps">
+            <w:drawing>
+              <wp:inline distT="0" distB="0" distL="0" distR="0" wp14:anchorId="2FC9244F" wp14:editId="6206F460">
+                <wp:extent cx="304800" cy="304800"/>
+                <wp:effectExtent l="0" t="0" r="0" b="0"/>
+                <wp:docPr id="290947898" name="Rectangle 5">
+                  <a:hlinkClick xmlns:a="http://schemas.openxmlformats.org/drawingml/2006/main" r:id="rId11" tgtFrame="&quot;_blank&quot;"/>
+                </wp:docPr>
+                <wp:cNvGraphicFramePr>
+                  <a:graphicFrameLocks xmlns:a="http://schemas.openxmlformats.org/drawingml/2006/main" noChangeAspect="1"/>
+                </wp:cNvGraphicFramePr>
+                <a:graphic xmlns:a="http://schemas.openxmlformats.org/drawingml/2006/main">
+                  <a:graphicData uri="http://schemas.microsoft.com/office/word/2010/wordprocessingShape">
+                    <wps:wsp>
+                      <wps:cNvSpPr>
+                        <a:spLocks noChangeAspect="1" noChangeArrowheads="1"/>
+                      </wps:cNvSpPr>
+                      <wps:spPr bwMode="auto">
+                        <a:xfrm>
+                          <a:off x="0" y="0"/>
+                          <a:ext cx="304800" cy="304800"/>
+                        </a:xfrm>
+                        <a:prstGeom prst="rect">
+                          <a:avLst/>
+                        </a:prstGeom>
+                        <a:noFill/>
+                        <a:ln>
+                          <a:noFill/>
+                        </a:ln>
+                        <a:extLst>
+                          <a:ext uri="{909E8E84-426E-40DD-AFC4-6F175D3DCCD1}">
+                            <a14:hiddenFill xmlns:a14="http://schemas.microsoft.com/office/drawing/2010/main">
+                              <a:solidFill>
+                                <a:srgbClr val="FFFFFF"/>
+                              </a:solidFill>
+                            </a14:hiddenFill>
+                          </a:ext>
+                          <a:ext uri="{91240B29-F687-4F45-9708-019B960494DF}">
+                            <a14:hiddenLine xmlns:a14="http://schemas.microsoft.com/office/drawing/2010/main" w="9525">
+                              <a:solidFill>
+                                <a:srgbClr val="000000"/>
+                              </a:solidFill>
+                              <a:miter lim="800000"/>
+                              <a:headEnd/>
+                              <a:tailEnd/>
+                            </a14:hiddenLine>
+                          </a:ext>
+                        </a:extLst>
+                      </wps:spPr>
+                      <wps:bodyPr rot="0" vert="horz" wrap="square" lIns="91440" tIns="45720" rIns="91440" bIns="45720" anchor="t" anchorCtr="0" upright="1">
+                        <a:noAutofit/>
+                      </wps:bodyPr>
+                    </wps:wsp>
+                  </a:graphicData>
+                </a:graphic>
+              </wp:inline>
+            </w:drawing>
+          </mc:Choice>
+          <mc:Fallback>
+            <w:pict>
+              <v:rect w14:anchorId="233FDB48" id="Rectangle 5" o:spid="_x0000_s1026" href="https://doc.rust-lang.org/book/ch00-00-introduction.html#ferris" target="&quot;_blank&quot;" style="width:24pt;height:24pt;visibility:visible;mso-wrap-style:square;mso-left-percent:-10001;mso-top-percent:-10001;mso-position-horizontal:absolute;mso-position-horizontal-relative:char;mso-position-vertical:absolute;mso-position-vertical-relative:line;mso-left-percent:-10001;mso-top-percent:-10001;v-text-anchor:top" o:gfxdata="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" o:button="t" filled="f" stroked="f">
+                <v:fill o:detectmouseclick="t"/>
+                <o:lock v:ext="edit" aspectratio="t"/>
+                <w10:anchorlock/>
+              </v:rect>
+            </w:pict>
+          </mc:Fallback>
+        </mc:AlternateContent>
+      </w:r>
+    </w:p>
+    <w:p>
+      <w:pPr>
+        <w:tabs>
+          <w:tab w:val="left" w:pos="732"/>
+        </w:tabs>
+        <w:rPr>
+          <w:color w:val="000000" w:themeColor="text1"/>
+        </w:rPr>
+      </w:pPr>
+      <w:proofErr w:type="spellStart"/>
+      <w:r>
+        <w:rPr>
+          <w:color w:val="000000" w:themeColor="text1"/>
+        </w:rPr>
+        <w:t>fn</w:t>
+      </w:r>
+      <w:proofErr w:type="spellEnd"/>
+      <w:r>
+        <w:rPr>
+          <w:color w:val="000000" w:themeColor="text1"/>
+        </w:rPr>
+        <w:t xml:space="preserve"> </w:t>
+      </w:r>
+      <w:proofErr w:type="gramStart"/>
+      <w:r>
+        <w:rPr>
+          <w:color w:val="000000" w:themeColor="text1"/>
+        </w:rPr>
+        <w:t>main(</w:t>
+      </w:r>
+      <w:proofErr w:type="gramEnd"/>
+      <w:r>
+        <w:rPr>
+          <w:color w:val="000000" w:themeColor="text1"/>
+        </w:rPr>
+        <w:t>) {</w:t>
+      </w:r>
+    </w:p>
+    <w:p>
+      <w:pPr>
+        <w:tabs>
+          <w:tab w:val="left" w:pos="732"/>
+        </w:tabs>
+        <w:rPr>
+          <w:color w:val="000000" w:themeColor="text1"/>
+        </w:rPr>
+      </w:pPr>
+      <w:r>
+        <w:rPr>
+          <w:color w:val="000000" w:themeColor="text1"/>
+        </w:rPr>
+        <w:t xml:space="preserve">    let x = </w:t>
+      </w:r>
+      <w:proofErr w:type="spellStart"/>
+      <w:r>
+        <w:rPr>
+          <w:color w:val="000000" w:themeColor="text1"/>
+        </w:rPr>
+        <w:t>plus_</w:t>
+      </w:r>
+      <w:proofErr w:type="gramStart"/>
+      <w:r>
+        <w:rPr>
+          <w:color w:val="000000" w:themeColor="text1"/>
+        </w:rPr>
+        <w:t>one</w:t>
+      </w:r>
+      <w:proofErr w:type="spellEnd"/>
+      <w:r>
+        <w:rPr>
+          <w:color w:val="000000" w:themeColor="text1"/>
+        </w:rPr>
+        <w:t>(</w:t>
+      </w:r>
+      <w:proofErr w:type="gramEnd"/>
+      <w:r>
+        <w:rPr>
+          <w:color w:val="000000" w:themeColor="text1"/>
+        </w:rPr>
+        <w:t>5);</w:t>
+      </w:r>
+    </w:p>
+    <w:p>
+      <w:pPr>
+        <w:tabs>
+          <w:tab w:val="left" w:pos="732"/>
+        </w:tabs>
+        <w:rPr>
+          <w:color w:val="000000" w:themeColor="text1"/>
+        </w:rPr>
+      </w:pPr>
+    </w:p>
+    <w:p>
+      <w:pPr>
+        <w:tabs>
+          <w:tab w:val="left" w:pos="732"/>
+        </w:tabs>
+        <w:rPr>
+          <w:color w:val="000000" w:themeColor="text1"/>
+        </w:rPr>
+      </w:pPr>
+      <w:r>
+        <w:rPr>
+          <w:color w:val="000000" w:themeColor="text1"/>
+        </w:rPr>
+        <w:t xml:space="preserve">    </w:t>
+      </w:r>
+      <w:proofErr w:type="spellStart"/>
+      <w:proofErr w:type="gramStart"/>
+      <w:r>
+        <w:rPr>
+          <w:color w:val="000000" w:themeColor="text1"/>
+        </w:rPr>
+        <w:t>println</w:t>
+      </w:r>
+      <w:proofErr w:type="spellEnd"/>
+      <w:r>
+        <w:rPr>
+          <w:color w:val="000000" w:themeColor="text1"/>
+        </w:rPr>
+        <w:t>!(</w:t>
+      </w:r>
+      <w:proofErr w:type="gramEnd"/>
+      <w:r>
+        <w:rPr>
+          <w:color w:val="000000" w:themeColor="text1"/>
+        </w:rPr>
+        <w:t>"The value of x is: {x}");</w:t>
+      </w:r>
+    </w:p>
+    <w:p>
+      <w:pPr>
+        <w:tabs>
+          <w:tab w:val="left" w:pos="732"/>
+        </w:tabs>
+        <w:rPr>
+          <w:color w:val="000000" w:themeColor="text1"/>
+        </w:rPr>
+      </w:pPr>
+      <w:r>
+        <w:rPr>
+          <w:color w:val="000000" w:themeColor="text1"/>
+        </w:rPr>
+        <w:t>}</w:t>
+      </w:r>
+    </w:p>
+    <w:p>
+      <w:pPr>
+        <w:tabs>
+          <w:tab w:val="left" w:pos="732"/>
+        </w:tabs>
+        <w:rPr>
+          <w:color w:val="000000" w:themeColor="text1"/>
+        </w:rPr>
+      </w:pPr>
+    </w:p>
+    <w:p>
+      <w:pPr>
+        <w:tabs>
+          <w:tab w:val="left" w:pos="732"/>
+        </w:tabs>
+        <w:rPr>
+          <w:color w:val="000000" w:themeColor="text1"/>
+        </w:rPr>
+      </w:pPr>
+      <w:proofErr w:type="spellStart"/>
+      <w:r>
+        <w:rPr>
+          <w:color w:val="000000" w:themeColor="text1"/>
+        </w:rPr>
+        <w:t>fn</w:t>
+      </w:r>
+      <w:proofErr w:type="spellEnd"/>
+      <w:r>
+        <w:rPr>
+          <w:color w:val="000000" w:themeColor="text1"/>
+        </w:rPr>
+        <w:t xml:space="preserve"> </w:t>
+      </w:r>
+      <w:proofErr w:type="spellStart"/>
+      <w:r>
+        <w:rPr>
+          <w:color w:val="000000" w:themeColor="text1"/>
+        </w:rPr>
+        <w:t>plus_</w:t>
+      </w:r>
+      <w:proofErr w:type="gramStart"/>
+      <w:r>
+        <w:rPr>
+          <w:color w:val="000000" w:themeColor="text1"/>
+        </w:rPr>
+        <w:t>one</w:t>
+      </w:r>
+      <w:proofErr w:type="spellEnd"/>
+      <w:r>
+        <w:rPr>
+          <w:color w:val="000000" w:themeColor="text1"/>
+        </w:rPr>
+        <w:t>(</w:t>
+      </w:r>
+      <w:proofErr w:type="gramEnd"/>
+      <w:r>
+        <w:rPr>
+          <w:color w:val="000000" w:themeColor="text1"/>
+        </w:rPr>
+        <w:t>x: i32) -&gt; i32 {</w:t>
+      </w:r>
+    </w:p>
+    <w:p>
+      <w:pPr>
+        <w:tabs>
+          <w:tab w:val="left" w:pos="732"/>
+        </w:tabs>
+        <w:rPr>
+          <w:color w:val="000000" w:themeColor="text1"/>
+        </w:rPr>
+      </w:pPr>
+      <w:r>
+        <w:rPr>
+          <w:color w:val="000000" w:themeColor="text1"/>
+        </w:rPr>
+        <w:t xml:space="preserve">    x + 1;</w:t>
+      </w:r>
+    </w:p>
+    <w:p>
+      <w:pPr>
+        <w:tabs>
+          <w:tab w:val="left" w:pos="732"/>
+        </w:tabs>
+        <w:rPr>
+          <w:color w:val="000000" w:themeColor="text1"/>
+        </w:rPr>
+      </w:pPr>
+      <w:r>
+        <w:rPr>
+          <w:color w:val="000000" w:themeColor="text1"/>
+        </w:rPr>
+        <w:t>}</w:t>
+      </w:r>
+    </w:p>
+    <w:p>
+      <w:pPr>
+        <w:tabs>
+          <w:tab w:val="left" w:pos="732"/>
+        </w:tabs>
+        <w:rPr>
+          <w:color w:val="000000" w:themeColor="text1"/>
+        </w:rPr>
+      </w:pPr>
+      <w:r>
+        <w:rPr>
+          <w:color w:val="000000" w:themeColor="text1"/>
+        </w:rPr>
+        <w:t>Compiling this code will produce an error, as follows:</w:t>
+      </w:r>
+    </w:p>
+    <w:p>
+      <w:pPr>
+        <w:tabs>
+          <w:tab w:val="left" w:pos="732"/>
+        </w:tabs>
+        <w:rPr>
+          <w:color w:val="000000" w:themeColor="text1"/>
+        </w:rPr>
+      </w:pPr>
+      <w:r>
+        <w:rPr>
+          <w:color w:val="000000" w:themeColor="text1"/>
+        </w:rPr>
+        <w:t xml:space="preserve">$ cargo </w:t>
+      </w:r>
+      <w:proofErr w:type="gramStart"/>
+      <w:r>
+        <w:rPr>
+          <w:color w:val="000000" w:themeColor="text1"/>
+        </w:rPr>
+        <w:t>run</w:t>
+      </w:r>
+      <w:proofErr w:type="gramEnd"/>
+    </w:p>
+    <w:p>
+      <w:pPr>
+        <w:tabs>
+          <w:tab w:val="left" w:pos="732"/>
+        </w:tabs>
+        <w:rPr>
+          <w:color w:val="000000" w:themeColor="text1"/>
+        </w:rPr>
+      </w:pPr>
+      <w:r>
+        <w:rPr>
+          <w:color w:val="000000" w:themeColor="text1"/>
+        </w:rPr>
+        <w:t xml:space="preserve">   Compiling functions v0.1.0 (file:///projects/functions)</w:t>
+      </w:r>
+    </w:p>
+    <w:p>
+      <w:pPr>
+        <w:tabs>
+          <w:tab w:val="left" w:pos="732"/>
+        </w:tabs>
+        <w:rPr>
+          <w:color w:val="000000" w:themeColor="text1"/>
+        </w:rPr>
+      </w:pPr>
+      <w:r>
+        <w:rPr>
+          <w:color w:val="000000" w:themeColor="text1"/>
+        </w:rPr>
+        <w:t>error[E0308]: mismatched types</w:t>
+      </w:r>
+    </w:p>
+    <w:p>
+      <w:pPr>
+        <w:tabs>
+          <w:tab w:val="left" w:pos="732"/>
+        </w:tabs>
+        <w:rPr>
+          <w:color w:val="000000" w:themeColor="text1"/>
+        </w:rPr>
+      </w:pPr>
+      <w:r>
+        <w:rPr>
+          <w:color w:val="000000" w:themeColor="text1"/>
+        </w:rPr>
+        <w:lastRenderedPageBreak/>
+        <w:t xml:space="preserve"> --&gt; </w:t>
+      </w:r>
+      <w:proofErr w:type="spellStart"/>
+      <w:r>
+        <w:rPr>
+          <w:color w:val="000000" w:themeColor="text1"/>
+        </w:rPr>
+        <w:t>src</w:t>
+      </w:r>
+      <w:proofErr w:type="spellEnd"/>
+      <w:r>
+        <w:rPr>
+          <w:color w:val="000000" w:themeColor="text1"/>
+        </w:rPr>
+        <w:t>/main.rs:7:24</w:t>
+      </w:r>
+    </w:p>
+    <w:p>
+      <w:pPr>
+        <w:tabs>
+          <w:tab w:val="left" w:pos="732"/>
+        </w:tabs>
+        <w:rPr>
+          <w:color w:val="000000" w:themeColor="text1"/>
+        </w:rPr>
+      </w:pPr>
+      <w:r>
+        <w:rPr>
+          <w:color w:val="000000" w:themeColor="text1"/>
+        </w:rPr>
+        <w:t xml:space="preserve">  |</w:t>
+      </w:r>
+    </w:p>
+    <w:p>
+      <w:pPr>
+        <w:tabs>
+          <w:tab w:val="left" w:pos="732"/>
+        </w:tabs>
+        <w:rPr>
+          <w:color w:val="000000" w:themeColor="text1"/>
+        </w:rPr>
+      </w:pPr>
+      <w:r>
+        <w:rPr>
+          <w:color w:val="000000" w:themeColor="text1"/>
+        </w:rPr>
+        <w:t xml:space="preserve">7 | </w:t>
+      </w:r>
+      <w:proofErr w:type="spellStart"/>
+      <w:r>
+        <w:rPr>
+          <w:color w:val="000000" w:themeColor="text1"/>
+        </w:rPr>
+        <w:t>fn</w:t>
+      </w:r>
+      <w:proofErr w:type="spellEnd"/>
+      <w:r>
+        <w:rPr>
+          <w:color w:val="000000" w:themeColor="text1"/>
+        </w:rPr>
+        <w:t xml:space="preserve"> </w:t>
+      </w:r>
+      <w:proofErr w:type="spellStart"/>
+      <w:r>
+        <w:rPr>
+          <w:color w:val="000000" w:themeColor="text1"/>
+        </w:rPr>
+        <w:t>plus_</w:t>
+      </w:r>
+      <w:proofErr w:type="gramStart"/>
+      <w:r>
+        <w:rPr>
+          <w:color w:val="000000" w:themeColor="text1"/>
+        </w:rPr>
+        <w:t>one</w:t>
+      </w:r>
+      <w:proofErr w:type="spellEnd"/>
+      <w:r>
+        <w:rPr>
+          <w:color w:val="000000" w:themeColor="text1"/>
+        </w:rPr>
+        <w:t>(</w:t>
+      </w:r>
+      <w:proofErr w:type="gramEnd"/>
+      <w:r>
+        <w:rPr>
+          <w:color w:val="000000" w:themeColor="text1"/>
+        </w:rPr>
+        <w:t>x: i32) -&gt; i32 {</w:t>
+      </w:r>
+    </w:p>
+    <w:p>
+      <w:pPr>
+        <w:tabs>
+          <w:tab w:val="left" w:pos="732"/>
+        </w:tabs>
+        <w:rPr>
+          <w:color w:val="000000" w:themeColor="text1"/>
+        </w:rPr>
+      </w:pPr>
+      <w:r>
+        <w:rPr>
+          <w:color w:val="000000" w:themeColor="text1"/>
+        </w:rPr>
+        <w:t xml:space="preserve">  |    --------            ^^^ expected `i32`, found </w:t>
+      </w:r>
+      <w:proofErr w:type="gramStart"/>
+      <w:r>
+        <w:rPr>
+          <w:color w:val="000000" w:themeColor="text1"/>
+        </w:rPr>
+        <w:t>`(</w:t>
+      </w:r>
+      <w:proofErr w:type="gramEnd"/>
+      <w:r>
+        <w:rPr>
+          <w:color w:val="000000" w:themeColor="text1"/>
+        </w:rPr>
+        <w:t>)`</w:t>
+      </w:r>
+    </w:p>
+    <w:p>
+      <w:pPr>
+        <w:tabs>
+          <w:tab w:val="left" w:pos="732"/>
+        </w:tabs>
+        <w:rPr>
+          <w:color w:val="000000" w:themeColor="text1"/>
+        </w:rPr>
+      </w:pPr>
+      <w:r>
+        <w:rPr>
+          <w:color w:val="000000" w:themeColor="text1"/>
+        </w:rPr>
+        <w:t xml:space="preserve">  |    |</w:t>
+      </w:r>
+    </w:p>
+    <w:p>
+      <w:pPr>
+        <w:tabs>
+          <w:tab w:val="left" w:pos="732"/>
+        </w:tabs>
+        <w:rPr>
+          <w:color w:val="000000" w:themeColor="text1"/>
+        </w:rPr>
+      </w:pPr>
+      <w:r>
+        <w:rPr>
+          <w:color w:val="000000" w:themeColor="text1"/>
+        </w:rPr>
+        <w:t xml:space="preserve">  |    implicitly returns </w:t>
+      </w:r>
+      <w:proofErr w:type="gramStart"/>
+      <w:r>
+        <w:rPr>
+          <w:color w:val="000000" w:themeColor="text1"/>
+        </w:rPr>
+        <w:t>`(</w:t>
+      </w:r>
+      <w:proofErr w:type="gramEnd"/>
+      <w:r>
+        <w:rPr>
+          <w:color w:val="000000" w:themeColor="text1"/>
+        </w:rPr>
+        <w:t>)` as its body has no tail or `return` expression</w:t>
+      </w:r>
+    </w:p>
+    <w:p>
+      <w:pPr>
+        <w:tabs>
+          <w:tab w:val="left" w:pos="732"/>
+        </w:tabs>
+        <w:rPr>
+          <w:color w:val="000000" w:themeColor="text1"/>
+        </w:rPr>
+      </w:pPr>
+      <w:r>
+        <w:rPr>
+          <w:color w:val="000000" w:themeColor="text1"/>
+        </w:rPr>
+        <w:t>8 |     x + 1;</w:t>
+      </w:r>
+    </w:p>
+    <w:p>
+      <w:pPr>
+        <w:tabs>
+          <w:tab w:val="left" w:pos="732"/>
+        </w:tabs>
+        <w:rPr>
+          <w:color w:val="000000" w:themeColor="text1"/>
+        </w:rPr>
+      </w:pPr>
+      <w:r>
+        <w:rPr>
+          <w:color w:val="000000" w:themeColor="text1"/>
+        </w:rPr>
+        <w:t xml:space="preserve">  |          - help: remove this semicolon to return this value</w:t>
+      </w:r>
+    </w:p>
+    <w:p>
+      <w:pPr>
+        <w:tabs>
+          <w:tab w:val="left" w:pos="732"/>
+        </w:tabs>
+        <w:rPr>
+          <w:color w:val="000000" w:themeColor="text1"/>
+        </w:rPr>
+      </w:pPr>
+    </w:p>
+    <w:p>
+      <w:pPr>
+        <w:tabs>
+          <w:tab w:val="left" w:pos="732"/>
+        </w:tabs>
+        <w:rPr>
+          <w:color w:val="000000" w:themeColor="text1"/>
+        </w:rPr>
+      </w:pPr>
+      <w:r>
+        <w:rPr>
+          <w:color w:val="000000" w:themeColor="text1"/>
+        </w:rPr>
+        <w:t>For more information about this error, try `</w:t>
+      </w:r>
+      <w:proofErr w:type="spellStart"/>
+      <w:r>
+        <w:rPr>
+          <w:color w:val="000000" w:themeColor="text1"/>
+        </w:rPr>
+        <w:t>rustc</w:t>
+      </w:r>
+      <w:proofErr w:type="spellEnd"/>
+      <w:r>
+        <w:rPr>
+          <w:color w:val="000000" w:themeColor="text1"/>
+        </w:rPr>
+        <w:t xml:space="preserve"> --explain E0308`.</w:t>
+      </w:r>
+    </w:p>
+    <w:p>
+      <w:pPr>
+        <w:tabs>
+          <w:tab w:val="left" w:pos="732"/>
+        </w:tabs>
+        <w:rPr>
+          <w:color w:val="000000" w:themeColor="text1"/>
+        </w:rPr>
+      </w:pPr>
+      <w:r>
+        <w:rPr>
+          <w:color w:val="000000" w:themeColor="text1"/>
+        </w:rPr>
+        <w:t>error: could not compile `functions` (bin "functions") due to 1 previous error</w:t>
+      </w:r>
+    </w:p>
+    <w:p>
+      <w:pPr>
+        <w:tabs>
+          <w:tab w:val="left" w:pos="732"/>
+        </w:tabs>
+        <w:rPr>
+          <w:color w:val="000000" w:themeColor="text1"/>
+        </w:rPr>
+      </w:pPr>
+      <w:r>
+        <w:rPr>
+          <w:color w:val="000000" w:themeColor="text1"/>
+        </w:rPr>
+        <w:t>The main error message, mismatched types, reveals the core issue with this code. The definition of the function </w:t>
+      </w:r>
+      <w:proofErr w:type="spellStart"/>
+      <w:r>
+        <w:rPr>
+          <w:color w:val="000000" w:themeColor="text1"/>
+        </w:rPr>
+        <w:t>plus_one</w:t>
+      </w:r>
+      <w:proofErr w:type="spellEnd"/>
+      <w:r>
+        <w:rPr>
+          <w:color w:val="000000" w:themeColor="text1"/>
+        </w:rPr>
+        <w:t> says that it will return an i32, but statements don’t evaluate to a value, which is expressed by (), the unit type. Therefore, nothing is returned, which contradicts the function definition and results in an error. In this output, Rust provides a message to possibly help rectify this issue: It suggests removing the semicolon, which would fix the error.</w:t>
+      </w:r>
+    </w:p>
+    <w:p>
+      <w:pPr>
+        <w:tabs>
+          <w:tab w:val="left" w:pos="732"/>
+        </w:tabs>
+        <w:rPr>
+          <w:color w:val="000000" w:themeColor="text1"/>
+        </w:rPr>
+      </w:pPr>
+      <w:r>
+        <w:rPr>
+          <w:color w:val="000000" w:themeColor="text1"/>
+        </w:rPr>
+        <w:t>Comments:</w:t>
+      </w:r>
+    </w:p>
+    <w:p>
+      <w:pPr>
+        <w:tabs>
+          <w:tab w:val="left" w:pos="732"/>
+        </w:tabs>
+        <w:rPr>
+          <w:color w:val="000000" w:themeColor="text1"/>
+        </w:rPr>
+      </w:pPr>
+      <w:r>
+        <w:rPr>
+          <w:color w:val="000000" w:themeColor="text1"/>
+        </w:rPr>
+        <w:t xml:space="preserve">// two </w:t>
+      </w:r>
+      <w:proofErr w:type="gramStart"/>
+      <w:r>
+        <w:rPr>
+          <w:color w:val="000000" w:themeColor="text1"/>
+        </w:rPr>
+        <w:t>slash</w:t>
+      </w:r>
+      <w:proofErr w:type="gramEnd"/>
+      <w:r>
+        <w:rPr>
+          <w:color w:val="000000" w:themeColor="text1"/>
+        </w:rPr>
+        <w:t xml:space="preserve"> are used to comment in rust. If multiple </w:t>
+      </w:r>
+      <w:proofErr w:type="gramStart"/>
+      <w:r>
+        <w:rPr>
+          <w:color w:val="000000" w:themeColor="text1"/>
+        </w:rPr>
+        <w:t>comments..</w:t>
+      </w:r>
+      <w:proofErr w:type="gramEnd"/>
+      <w:r>
+        <w:rPr>
+          <w:color w:val="000000" w:themeColor="text1"/>
+        </w:rPr>
+        <w:t xml:space="preserve"> </w:t>
+      </w:r>
+    </w:p>
+    <w:p>
+      <w:pPr>
+        <w:tabs>
+          <w:tab w:val="left" w:pos="732"/>
+        </w:tabs>
+        <w:rPr>
+          <w:color w:val="000000" w:themeColor="text1"/>
+        </w:rPr>
+      </w:pPr>
+      <w:r>
+        <w:rPr>
+          <w:color w:val="000000" w:themeColor="text1"/>
+        </w:rPr>
+        <w:t xml:space="preserve">Use // in each </w:t>
+      </w:r>
+      <w:proofErr w:type="gramStart"/>
+      <w:r>
+        <w:rPr>
+          <w:color w:val="000000" w:themeColor="text1"/>
+        </w:rPr>
+        <w:t>lines</w:t>
+      </w:r>
+      <w:proofErr w:type="gramEnd"/>
+      <w:r>
+        <w:rPr>
+          <w:color w:val="000000" w:themeColor="text1"/>
+        </w:rPr>
+        <w:t>. Like this</w:t>
+      </w:r>
+    </w:p>
+    <w:p>
+      <w:pPr>
+        <w:tabs>
+          <w:tab w:val="left" w:pos="732"/>
+        </w:tabs>
+        <w:rPr>
+          <w:color w:val="000000" w:themeColor="text1"/>
+        </w:rPr>
+      </w:pPr>
+      <w:r>
+        <w:rPr>
+          <w:color w:val="000000" w:themeColor="text1"/>
+        </w:rPr>
+        <w:t xml:space="preserve">// </w:t>
+      </w:r>
+      <w:proofErr w:type="gramStart"/>
+      <w:r>
+        <w:rPr>
+          <w:color w:val="000000" w:themeColor="text1"/>
+        </w:rPr>
+        <w:t>So</w:t>
+      </w:r>
+      <w:proofErr w:type="gramEnd"/>
+      <w:r>
+        <w:rPr>
+          <w:color w:val="000000" w:themeColor="text1"/>
+        </w:rPr>
+        <w:t xml:space="preserve"> we're doing something complicated here, long enough that we need</w:t>
+      </w:r>
+    </w:p>
+    <w:p>
+      <w:pPr>
+        <w:tabs>
+          <w:tab w:val="left" w:pos="732"/>
+        </w:tabs>
+        <w:rPr>
+          <w:color w:val="000000" w:themeColor="text1"/>
+        </w:rPr>
+      </w:pPr>
+      <w:r>
+        <w:rPr>
+          <w:color w:val="000000" w:themeColor="text1"/>
+        </w:rPr>
+        <w:t>// multiple lines of comments to do it! Whew! Hopefully, this comment will</w:t>
+      </w:r>
+    </w:p>
+    <w:p>
+      <w:pPr>
+        <w:tabs>
+          <w:tab w:val="left" w:pos="732"/>
+        </w:tabs>
+        <w:rPr>
+          <w:color w:val="000000" w:themeColor="text1"/>
+        </w:rPr>
+      </w:pPr>
+      <w:r>
+        <w:rPr>
+          <w:color w:val="000000" w:themeColor="text1"/>
+        </w:rPr>
+        <w:t>// explain what's going on.</w:t>
+      </w:r>
+    </w:p>
+    <w:p>
+      <w:pPr>
+        <w:tabs>
+          <w:tab w:val="left" w:pos="732"/>
+        </w:tabs>
+        <w:rPr>
+          <w:color w:val="000000" w:themeColor="text1"/>
+        </w:rPr>
+      </w:pPr>
+    </w:p>
+    <w:p>
+      <w:pPr>
+        <w:rPr>
+          <w:color w:val="000000" w:themeColor="text1"/>
+        </w:rPr>
+      </w:pPr>
+    </w:p>
+    <w:p>
+      <w:pPr>
+        <w:rPr>
+          <w:color w:val="000000" w:themeColor="text1"/>
+        </w:rPr>
+      </w:pPr>
     </w:p>
     <w:p>
       <w:pPr>
@@ -234,6 +8692,255 @@
     </w:sectPr>
   </w:body>
 </w:document>
+</file>
+
+<file path=word/numbering.xml><?xml version="1.0" encoding="utf-8"?>
+<w:numbering xmlns:wpc="http://schemas.microsoft.com/office/word/2010/wordprocessingCanvas" xmlns:cx="http://schemas.microsoft.com/office/drawing/2014/chartex" xmlns:cx1="http://schemas.microsoft.com/office/drawing/2015/9/8/chartex" xmlns:cx2="http://schemas.microsoft.com/office/drawing/2015/10/21/chartex" xmlns:cx3="http://schemas.microsoft.com/office/drawing/2016/5/9/chartex" xmlns:cx4="http://schemas.microsoft.com/office/drawing/2016/5/10/chartex" xmlns:cx5="http://schemas.microsoft.com/office/drawing/2016/5/11/chartex" xmlns:cx6="http://schemas.microsoft.com/office/drawing/2016/5/12/chartex" xmlns:cx7="http://schemas.microsoft.com/office/drawing/2016/5/13/chartex" xmlns:cx8="http://schemas.microsoft.com/office/drawing/2016/5/14/chartex" xmlns:mc="http://schemas.openxmlformats.org/markup-compatibility/2006" xmlns:aink="http://schemas.microsoft.com/office/drawing/2016/ink" xmlns:am3d="http://schemas.microsoft.com/office/drawing/2017/model3d" xmlns:o="urn:schemas-microsoft-com:office:office" xmlns:oel="http://schemas.microsoft.com/office/2019/extlst" xmlns:r="http://schemas.openxmlformats.org/officeDocument/2006/relationships" xmlns:m="http://schemas.openxmlformats.org/officeDocument/2006/math" xmlns:v="urn:schemas-microsoft-com:vml" xmlns:wp14="http://schemas.microsoft.com/office/word/2010/wordprocessingDrawing" xmlns:wp="http://schemas.openxmlformats.org/drawingml/2006/wordprocessingDrawing" xmlns:w10="urn:schemas-microsoft-com:office:word" xmlns:w="http://schemas.openxmlformats.org/wordprocessingml/2006/main" xmlns:w14="http://schemas.microsoft.com/office/word/2010/wordml" xmlns:w15="http://schemas.microsoft.com/office/word/2012/wordml" xmlns:w16cei="http://schemas.microsoft.com/office/word/2026/wordml/cei" xmlns:w16cex="http://schemas.microsoft.com/office/word/2018/wordml/cex" xmlns:w16cid="http://schemas.microsoft.com/office/word/2016/wordml/cid" xmlns:w16="http://schemas.microsoft.com/office/word/2018/wordml" xmlns:w16du="http://schemas.microsoft.com/office/word/2023/wordml/word16du" xmlns:w16sdtdh="http://schemas.microsoft.com/office/word/2020/wordml/sdtdatahash" xmlns:w16sdtfl="http://schemas.microsoft.com/office/word/2024/wordml/sdtformatlock" xmlns:w16se="http://schemas.microsoft.com/office/word/2015/wordml/symex" xmlns:wpg="http://schemas.microsoft.com/office/word/2010/wordprocessingGroup" xmlns:wpi="http://schemas.microsoft.com/office/word/2010/wordprocessingInk" xmlns:wne="http://schemas.microsoft.com/office/word/2006/wordml" xmlns:wps="http://schemas.microsoft.com/office/word/2010/wordprocessingShape" mc:Ignorable="w14 w15 w16se w16cid w16 w16cex w16sdtdh w16sdtfl w16du wp14">
+  <w:abstractNum w:abstractNumId="0" w15:restartNumberingAfterBreak="0">
+    <w:nsid w:val="4F8E46F4"/>
+    <w:multiLevelType w:val="multilevel"/>
+    <w:tmpl w:val="808022E8"/>
+    <w:lvl w:ilvl="0">
+      <w:start w:val="1"/>
+      <w:numFmt w:val="bullet"/>
+      <w:lvlText w:val=""/>
+      <w:lvlJc w:val="left"/>
+      <w:pPr>
+        <w:tabs>
+          <w:tab w:val="num" w:pos="720"/>
+        </w:tabs>
+        <w:ind w:left="720" w:hanging="360"/>
+      </w:pPr>
+      <w:rPr>
+        <w:rFonts w:ascii="Symbol" w:hAnsi="Symbol" w:hint="default"/>
+        <w:sz w:val="20"/>
+      </w:rPr>
+    </w:lvl>
+    <w:lvl w:ilvl="1" w:tentative="1">
+      <w:start w:val="1"/>
+      <w:numFmt w:val="bullet"/>
+      <w:lvlText w:val="o"/>
+      <w:lvlJc w:val="left"/>
+      <w:pPr>
+        <w:tabs>
+          <w:tab w:val="num" w:pos="1440"/>
+        </w:tabs>
+        <w:ind w:left="1440" w:hanging="360"/>
+      </w:pPr>
+      <w:rPr>
+        <w:rFonts w:ascii="Courier New" w:hAnsi="Courier New" w:hint="default"/>
+        <w:sz w:val="20"/>
+      </w:rPr>
+    </w:lvl>
+    <w:lvl w:ilvl="2" w:tentative="1">
+      <w:start w:val="1"/>
+      <w:numFmt w:val="bullet"/>
+      <w:lvlText w:val=""/>
+      <w:lvlJc w:val="left"/>
+      <w:pPr>
+        <w:tabs>
+          <w:tab w:val="num" w:pos="2160"/>
+        </w:tabs>
+        <w:ind w:left="2160" w:hanging="360"/>
+      </w:pPr>
+      <w:rPr>
+        <w:rFonts w:ascii="Wingdings" w:hAnsi="Wingdings" w:hint="default"/>
+        <w:sz w:val="20"/>
+      </w:rPr>
+    </w:lvl>
+    <w:lvl w:ilvl="3" w:tentative="1">
+      <w:start w:val="1"/>
+      <w:numFmt w:val="bullet"/>
+      <w:lvlText w:val=""/>
+      <w:lvlJc w:val="left"/>
+      <w:pPr>
+        <w:tabs>
+          <w:tab w:val="num" w:pos="2880"/>
+        </w:tabs>
+        <w:ind w:left="2880" w:hanging="360"/>
+      </w:pPr>
+      <w:rPr>
+        <w:rFonts w:ascii="Wingdings" w:hAnsi="Wingdings" w:hint="default"/>
+        <w:sz w:val="20"/>
+      </w:rPr>
+    </w:lvl>
+    <w:lvl w:ilvl="4" w:tentative="1">
+      <w:start w:val="1"/>
+      <w:numFmt w:val="bullet"/>
+      <w:lvlText w:val=""/>
+      <w:lvlJc w:val="left"/>
+      <w:pPr>
+        <w:tabs>
+          <w:tab w:val="num" w:pos="3600"/>
+        </w:tabs>
+        <w:ind w:left="3600" w:hanging="360"/>
+      </w:pPr>
+      <w:rPr>
+        <w:rFonts w:ascii="Wingdings" w:hAnsi="Wingdings" w:hint="default"/>
+        <w:sz w:val="20"/>
+      </w:rPr>
+    </w:lvl>
+    <w:lvl w:ilvl="5" w:tentative="1">
+      <w:start w:val="1"/>
+      <w:numFmt w:val="bullet"/>
+      <w:lvlText w:val=""/>
+      <w:lvlJc w:val="left"/>
+      <w:pPr>
+        <w:tabs>
+          <w:tab w:val="num" w:pos="4320"/>
+        </w:tabs>
+        <w:ind w:left="4320" w:hanging="360"/>
+      </w:pPr>
+      <w:rPr>
+        <w:rFonts w:ascii="Wingdings" w:hAnsi="Wingdings" w:hint="default"/>
+        <w:sz w:val="20"/>
+      </w:rPr>
+    </w:lvl>
+    <w:lvl w:ilvl="6" w:tentative="1">
+      <w:start w:val="1"/>
+      <w:numFmt w:val="bullet"/>
+      <w:lvlText w:val=""/>
+      <w:lvlJc w:val="left"/>
+      <w:pPr>
+        <w:tabs>
+          <w:tab w:val="num" w:pos="5040"/>
+        </w:tabs>
+        <w:ind w:left="5040" w:hanging="360"/>
+      </w:pPr>
+      <w:rPr>
+        <w:rFonts w:ascii="Wingdings" w:hAnsi="Wingdings" w:hint="default"/>
+        <w:sz w:val="20"/>
+      </w:rPr>
+    </w:lvl>
+    <w:lvl w:ilvl="7" w:tentative="1">
+      <w:start w:val="1"/>
+      <w:numFmt w:val="bullet"/>
+      <w:lvlText w:val=""/>
+      <w:lvlJc w:val="left"/>
+      <w:pPr>
+        <w:tabs>
+          <w:tab w:val="num" w:pos="5760"/>
+        </w:tabs>
+        <w:ind w:left="5760" w:hanging="360"/>
+      </w:pPr>
+      <w:rPr>
+        <w:rFonts w:ascii="Wingdings" w:hAnsi="Wingdings" w:hint="default"/>
+        <w:sz w:val="20"/>
+      </w:rPr>
+    </w:lvl>
+    <w:lvl w:ilvl="8" w:tentative="1">
+      <w:start w:val="1"/>
+      <w:numFmt w:val="bullet"/>
+      <w:lvlText w:val=""/>
+      <w:lvlJc w:val="left"/>
+      <w:pPr>
+        <w:tabs>
+          <w:tab w:val="num" w:pos="6480"/>
+        </w:tabs>
+        <w:ind w:left="6480" w:hanging="360"/>
+      </w:pPr>
+      <w:rPr>
+        <w:rFonts w:ascii="Wingdings" w:hAnsi="Wingdings" w:hint="default"/>
+        <w:sz w:val="20"/>
+      </w:rPr>
+    </w:lvl>
+  </w:abstractNum>
+  <w:abstractNum w:abstractNumId="1" w15:restartNumberingAfterBreak="0">
+    <w:nsid w:val="6261723E"/>
+    <w:multiLevelType w:val="hybridMultilevel"/>
+    <w:tmpl w:val="6770BAAE"/>
+    <w:lvl w:ilvl="0" w:tplc="4009000F">
+      <w:start w:val="1"/>
+      <w:numFmt w:val="decimal"/>
+      <w:lvlText w:val="%1."/>
+      <w:lvlJc w:val="left"/>
+      <w:pPr>
+        <w:ind w:left="720" w:hanging="360"/>
+      </w:pPr>
+      <w:rPr>
+        <w:rFonts w:hint="default"/>
+      </w:rPr>
+    </w:lvl>
+    <w:lvl w:ilvl="1" w:tplc="40090019" w:tentative="1">
+      <w:start w:val="1"/>
+      <w:numFmt w:val="lowerLetter"/>
+      <w:lvlText w:val="%2."/>
+      <w:lvlJc w:val="left"/>
+      <w:pPr>
+        <w:ind w:left="1440" w:hanging="360"/>
+      </w:pPr>
+    </w:lvl>
+    <w:lvl w:ilvl="2" w:tplc="4009001B" w:tentative="1">
+      <w:start w:val="1"/>
+      <w:numFmt w:val="lowerRoman"/>
+      <w:lvlText w:val="%3."/>
+      <w:lvlJc w:val="right"/>
+      <w:pPr>
+        <w:ind w:left="2160" w:hanging="180"/>
+      </w:pPr>
+    </w:lvl>
+    <w:lvl w:ilvl="3" w:tplc="4009000F" w:tentative="1">
+      <w:start w:val="1"/>
+      <w:numFmt w:val="decimal"/>
+      <w:lvlText w:val="%4."/>
+      <w:lvlJc w:val="left"/>
+      <w:pPr>
+        <w:ind w:left="2880" w:hanging="360"/>
+      </w:pPr>
+    </w:lvl>
+    <w:lvl w:ilvl="4" w:tplc="40090019" w:tentative="1">
+      <w:start w:val="1"/>
+      <w:numFmt w:val="lowerLetter"/>
+      <w:lvlText w:val="%5."/>
+      <w:lvlJc w:val="left"/>
+      <w:pPr>
+        <w:ind w:left="3600" w:hanging="360"/>
+      </w:pPr>
+    </w:lvl>
+    <w:lvl w:ilvl="5" w:tplc="4009001B" w:tentative="1">
+      <w:start w:val="1"/>
+      <w:numFmt w:val="lowerRoman"/>
+      <w:lvlText w:val="%6."/>
+      <w:lvlJc w:val="right"/>
+      <w:pPr>
+        <w:ind w:left="4320" w:hanging="180"/>
+      </w:pPr>
+    </w:lvl>
+    <w:lvl w:ilvl="6" w:tplc="4009000F" w:tentative="1">
+      <w:start w:val="1"/>
+      <w:numFmt w:val="decimal"/>
+      <w:lvlText w:val="%7."/>
+      <w:lvlJc w:val="left"/>
+      <w:pPr>
+        <w:ind w:left="5040" w:hanging="360"/>
+      </w:pPr>
+    </w:lvl>
+    <w:lvl w:ilvl="7" w:tplc="40090019" w:tentative="1">
+      <w:start w:val="1"/>
+      <w:numFmt w:val="lowerLetter"/>
+      <w:lvlText w:val="%8."/>
+      <w:lvlJc w:val="left"/>
+      <w:pPr>
+        <w:ind w:left="5760" w:hanging="360"/>
+      </w:pPr>
+    </w:lvl>
+    <w:lvl w:ilvl="8" w:tplc="4009001B" w:tentative="1">
+      <w:start w:val="1"/>
+      <w:numFmt w:val="lowerRoman"/>
+      <w:lvlText w:val="%9."/>
+      <w:lvlJc w:val="right"/>
+      <w:pPr>
+        <w:ind w:left="6480" w:hanging="180"/>
+      </w:pPr>
+    </w:lvl>
+  </w:abstractNum>
+  <w:num w:numId="1" w16cid:durableId="1246499792">
+    <w:abstractNumId w:val="1"/>
+  </w:num>
+  <w:num w:numId="2" w16cid:durableId="1133522435">
+    <w:abstractNumId w:val="0"/>
+  </w:num>
+</w:numbering>
 </file>
 
 <file path=word/styles.xml><?xml version="1.0" encoding="utf-8"?>
@@ -710,7 +9417,6 @@
     <w:next w:val="Normal"/>
     <w:link w:val="Heading4Char"/>
     <w:uiPriority w:val="9"/>
-    <w:semiHidden/>
     <w:unhideWhenUsed/>
     <w:qFormat/>
     <w:rsid w:val="00725C38"/>
@@ -839,7 +9545,6 @@
   <w:style w:type="character" w:default="1" w:styleId="DefaultParagraphFont">
     <w:name w:val="Default Paragraph Font"/>
     <w:uiPriority w:val="1"/>
-    <w:semiHidden/>
     <w:unhideWhenUsed/>
   </w:style>
   <w:style w:type="table" w:default="1" w:styleId="TableNormal">
@@ -909,7 +9614,6 @@
     <w:basedOn w:val="DefaultParagraphFont"/>
     <w:link w:val="Heading4"/>
     <w:uiPriority w:val="9"/>
-    <w:semiHidden/>
     <w:rsid w:val="00725C38"/>
     <w:rPr>
       <w:rFonts w:eastAsiaTheme="majorEastAsia" w:cstheme="majorBidi"/>
